--- a/00-首页/题组Word/习题书/第一篇-化学原理/第一篇-化学原理-99-综合题-学生版-打印版.docx
+++ b/00-首页/题组Word/习题书/第一篇-化学原理/第一篇-化学原理-99-综合题-学生版-打印版.docx
@@ -1278,127 +1278,31 @@
         <w:rPr>
           <w:rFonts w:hint="eastAsia" w:ascii="Times New Roman" w:hAnsi="Times New Roman" w:eastAsia="Times New Roman" w:cs="Times New Roman"/>
         </w:rPr>
+        <w:t>，</w:t>
+      </w:r>
+      <w:r>
+        <w:rPr>
+          <w:rFonts w:hint="eastAsia" w:ascii="Times New Roman" w:hAnsi="Times New Roman" w:eastAsia="FangSong" w:cs="Times New Roman"/>
+        </w:rPr>
+        <w:t>元素身份待补</w:t>
+      </w:r>
+      <w:r>
+        <w:rPr>
+          <w:rFonts w:hint="eastAsia" w:ascii="Times New Roman" w:hAnsi="Times New Roman" w:eastAsia="Times New Roman" w:cs="Times New Roman"/>
+        </w:rPr>
         <w:t>；</w:t>
       </w:r>
       <w:r>
         <w:rPr>
           <w:rFonts w:hint="eastAsia" w:ascii="Times New Roman" w:hAnsi="Times New Roman" w:eastAsia="FangSong" w:cs="Times New Roman"/>
         </w:rPr>
-        <w:t>据答案区</w:t>
-      </w:r>
-      <w:r>
-        <w:rPr>
-          <w:rFonts w:hint="eastAsia" w:ascii="Times New Roman" w:hAnsi="Times New Roman" w:eastAsia="Times New Roman" w:cs="Times New Roman"/>
-        </w:rPr>
-        <w:t>”C</w:t>
-      </w:r>
-      <w:r>
-        <w:rPr>
-          <w:rFonts w:ascii="Times New Roman" w:hAnsi="Times New Roman" w:eastAsia="Times New Roman" w:cs="Times New Roman"/>
-        </w:rPr>
-        <w:t xml:space="preserve"> </w:t>
-      </w:r>
-      <w:r>
-        <w:rPr>
-          <w:rFonts w:hint="eastAsia" w:ascii="Times New Roman" w:hAnsi="Times New Roman" w:eastAsia="FangSong" w:cs="Times New Roman"/>
-        </w:rPr>
-        <w:t>为氟元素</w:t>
-      </w:r>
-      <w:r>
-        <w:rPr>
-          <w:rFonts w:hint="eastAsia" w:ascii="Times New Roman" w:hAnsi="Times New Roman" w:eastAsia="Times New Roman" w:cs="Times New Roman"/>
-        </w:rPr>
-        <w:t>、B</w:t>
-      </w:r>
-      <w:r>
-        <w:rPr>
-          <w:rFonts w:ascii="Times New Roman" w:hAnsi="Times New Roman" w:eastAsia="Times New Roman" w:cs="Times New Roman"/>
-        </w:rPr>
-        <w:t xml:space="preserve"> </w:t>
-      </w:r>
-      <w:r>
-        <w:rPr>
-          <w:rFonts w:hint="eastAsia" w:ascii="Times New Roman" w:hAnsi="Times New Roman" w:eastAsia="FangSong" w:cs="Times New Roman"/>
-        </w:rPr>
-        <w:t>为氧元素</w:t>
-      </w:r>
-      <w:r>
-        <w:rPr>
-          <w:rFonts w:hint="eastAsia" w:ascii="Times New Roman" w:hAnsi="Times New Roman" w:eastAsia="Times New Roman" w:cs="Times New Roman"/>
-        </w:rPr>
-        <w:t>、A</w:t>
-      </w:r>
-      <w:r>
-        <w:rPr>
-          <w:rFonts w:ascii="Times New Roman" w:hAnsi="Times New Roman" w:eastAsia="Times New Roman" w:cs="Times New Roman"/>
-        </w:rPr>
-        <w:t xml:space="preserve"> </w:t>
-      </w:r>
-      <w:r>
-        <w:rPr>
-          <w:rFonts w:hint="eastAsia" w:ascii="Times New Roman" w:hAnsi="Times New Roman" w:eastAsia="FangSong" w:cs="Times New Roman"/>
-        </w:rPr>
-        <w:t>为碳元素</w:t>
-      </w:r>
-      <w:r>
-        <w:rPr>
-          <w:rFonts w:hint="eastAsia" w:ascii="Times New Roman" w:hAnsi="Times New Roman" w:eastAsia="Times New Roman" w:cs="Times New Roman"/>
-        </w:rPr>
-        <w:t>、D</w:t>
-      </w:r>
-      <w:r>
-        <w:rPr>
-          <w:rFonts w:ascii="Times New Roman" w:hAnsi="Times New Roman" w:eastAsia="Times New Roman" w:cs="Times New Roman"/>
-        </w:rPr>
-        <w:t xml:space="preserve"> </w:t>
-      </w:r>
-      <w:r>
-        <w:rPr>
-          <w:rFonts w:hint="eastAsia" w:ascii="Times New Roman" w:hAnsi="Times New Roman" w:eastAsia="FangSong" w:cs="Times New Roman"/>
-        </w:rPr>
-        <w:t>为硫元素</w:t>
-      </w:r>
-      <w:r>
-        <w:rPr>
-          <w:rFonts w:hint="eastAsia" w:ascii="Times New Roman" w:hAnsi="Times New Roman" w:eastAsia="Times New Roman" w:cs="Times New Roman"/>
-        </w:rPr>
-        <w:t>、E</w:t>
-      </w:r>
-      <w:r>
-        <w:rPr>
-          <w:rFonts w:ascii="Times New Roman" w:hAnsi="Times New Roman" w:eastAsia="Times New Roman" w:cs="Times New Roman"/>
-        </w:rPr>
-        <w:t xml:space="preserve"> </w:t>
-      </w:r>
-      <w:r>
-        <w:rPr>
-          <w:rFonts w:hint="eastAsia" w:ascii="Times New Roman" w:hAnsi="Times New Roman" w:eastAsia="FangSong" w:cs="Times New Roman"/>
-        </w:rPr>
-        <w:t>为氯元素</w:t>
-      </w:r>
-      <w:r>
-        <w:rPr>
-          <w:rFonts w:hint="eastAsia" w:ascii="Times New Roman" w:hAnsi="Times New Roman" w:eastAsia="Times New Roman" w:cs="Times New Roman"/>
-        </w:rPr>
-        <w:t>”</w:t>
-      </w:r>
-      <w:r>
-        <w:rPr>
-          <w:rFonts w:hint="eastAsia" w:ascii="Times New Roman" w:hAnsi="Times New Roman" w:eastAsia="FangSong" w:cs="Times New Roman"/>
-        </w:rPr>
-        <w:t>重构</w:t>
-      </w:r>
-      <w:r>
-        <w:rPr>
-          <w:rFonts w:hint="eastAsia" w:ascii="Times New Roman" w:hAnsi="Times New Roman" w:eastAsia="Times New Roman" w:cs="Times New Roman"/>
-        </w:rPr>
-        <w:t>——A</w:t>
-      </w:r>
-      <w:r>
-        <w:rPr>
-          <w:rFonts w:ascii="Times New Roman" w:hAnsi="Times New Roman" w:eastAsia="Times New Roman" w:cs="Times New Roman"/>
-        </w:rPr>
-        <w:t xml:space="preserve"> </w:t>
+        <w:t>已知</w:t>
+      </w:r>
+      <w:r>
+        <w:rPr>
+          <w:rFonts w:ascii="Times New Roman" w:hAnsi="Times New Roman" w:eastAsia="Times New Roman" w:cs="Times New Roman"/>
+        </w:rPr>
+        <w:t xml:space="preserve"> A </w:t>
       </w:r>
       <w:r>
         <w:rPr>

--- a/00-首页/题组Word/习题书/第一篇-化学原理/第一篇-化学原理-99-综合题-学生版-打印版.docx
+++ b/00-首页/题组Word/习题书/第一篇-化学原理/第一篇-化学原理-99-综合题-学生版-打印版.docx
@@ -655,6 +655,16 @@
     </w:p>
     <w:p>
       <w:pPr>
+        <w:spacing w:before="0" w:after="0"/>
+      </w:pPr>
+    </w:p>
+    <w:p>
+      <w:pPr>
+        <w:spacing w:before="0" w:after="0"/>
+      </w:pPr>
+    </w:p>
+    <w:p>
+      <w:pPr>
         <w:spacing w:before="160" w:after="80"/>
       </w:pPr>
       <w:r>
@@ -1019,13 +1029,64 @@
     <w:p>
       <w:pPr>
         <w:pStyle w:val="BodyText"/>
-      </w:pPr>
-      <w:r>
-        <w:rPr>
-          <w:rFonts w:ascii="Times New Roman" w:hAnsi="Times New Roman" w:eastAsia="Times New Roman" w:cs="Times New Roman"/>
-        </w:rPr>
-        <w:t xml:space="preserve">A. ①③④　B. ①④⑥　C. ②⑤　D. ①⑤</w:t>
-      </w:r>
+        <w:ind w:left="480" w:hanging="480"/>
+        <w:spacing w:after="0"/>
+      </w:pPr>
+      <w:r>
+        <w:rPr>
+          <w:rFonts w:ascii="Times New Roman" w:hAnsi="Times New Roman" w:eastAsia="Times New Roman" w:cs="Times New Roman"/>
+        </w:rPr>
+        <w:t xml:space="preserve">A. ①③④　</w:t>
+      </w:r>
+    </w:p>
+    <w:p>
+      <w:pPr>
+        <w:pStyle w:val="BodyText"/>
+        <w:ind w:left="480" w:hanging="480"/>
+        <w:spacing w:before="0" w:after="0"/>
+      </w:pPr>
+      <w:r>
+        <w:rPr>
+          <w:rFonts w:ascii="Times New Roman" w:hAnsi="Times New Roman" w:eastAsia="Times New Roman" w:cs="Times New Roman"/>
+        </w:rPr>
+        <w:t xml:space="preserve">B. ①④⑥　</w:t>
+      </w:r>
+    </w:p>
+    <w:p>
+      <w:pPr>
+        <w:pStyle w:val="BodyText"/>
+        <w:ind w:left="480" w:hanging="480"/>
+        <w:spacing w:before="0" w:after="0"/>
+      </w:pPr>
+      <w:r>
+        <w:rPr>
+          <w:rFonts w:ascii="Times New Roman" w:hAnsi="Times New Roman" w:eastAsia="Times New Roman" w:cs="Times New Roman"/>
+        </w:rPr>
+        <w:t xml:space="preserve">C. ②⑤　</w:t>
+      </w:r>
+    </w:p>
+    <w:p>
+      <w:pPr>
+        <w:pStyle w:val="BodyText"/>
+        <w:ind w:left="480" w:hanging="480"/>
+        <w:spacing w:before="0" w:after="180"/>
+      </w:pPr>
+      <w:r>
+        <w:rPr>
+          <w:rFonts w:ascii="Times New Roman" w:hAnsi="Times New Roman" w:eastAsia="Times New Roman" w:cs="Times New Roman"/>
+        </w:rPr>
+        <w:t xml:space="preserve">D. ①⑤</w:t>
+      </w:r>
+    </w:p>
+    <w:p>
+      <w:pPr>
+        <w:spacing w:before="0" w:after="0"/>
+      </w:pPr>
+    </w:p>
+    <w:p>
+      <w:pPr>
+        <w:spacing w:before="0" w:after="0"/>
+      </w:pPr>
     </w:p>
     <w:p>
       <w:pPr>
@@ -1648,6 +1709,16 @@
         </w:rPr>
         <w:t xml:space="preserve">种</w:t>
       </w:r>
+    </w:p>
+    <w:p>
+      <w:pPr>
+        <w:spacing w:before="0" w:after="0"/>
+      </w:pPr>
+    </w:p>
+    <w:p>
+      <w:pPr>
+        <w:spacing w:before="0" w:after="0"/>
+      </w:pPr>
     </w:p>
     <w:p>
       <w:pPr>
@@ -2171,6 +2242,31 @@
     </w:tbl>
     <w:p>
       <w:pPr>
+        <w:spacing w:before="0" w:after="0"/>
+      </w:pPr>
+    </w:p>
+    <w:p>
+      <w:pPr>
+        <w:spacing w:before="0" w:after="0"/>
+      </w:pPr>
+    </w:p>
+    <w:p>
+      <w:pPr>
+        <w:spacing w:before="0" w:after="0"/>
+      </w:pPr>
+    </w:p>
+    <w:p>
+      <w:pPr>
+        <w:spacing w:before="0" w:after="0"/>
+      </w:pPr>
+    </w:p>
+    <w:p>
+      <w:pPr>
+        <w:spacing w:before="0" w:after="0"/>
+      </w:pPr>
+    </w:p>
+    <w:p>
+      <w:pPr>
         <w:spacing w:before="160" w:after="80"/>
       </w:pPr>
       <w:r>
@@ -2313,7 +2409,7 @@
         </w:rPr>
         <w:drawing>
           <wp:inline>
-            <wp:extent cx="3240000" cy="3132765"/>
+            <wp:extent cx="3217020" cy="3132765"/>
             <wp:effectExtent b="0" l="0" r="0" t="0"/>
             <wp:docPr descr="" title="" id="15" name="Picture"/>
             <a:graphic>
@@ -2334,7 +2430,7 @@
                   <pic:spPr bwMode="auto">
                     <a:xfrm>
                       <a:off x="0" y="0"/>
-                      <a:ext cx="3240000" cy="3132765"/>
+                      <a:ext cx="3217020" cy="3132765"/>
                     </a:xfrm>
                     <a:prstGeom prst="rect">
                       <a:avLst/>
@@ -2356,6 +2452,8 @@
     <w:p>
       <w:pPr>
         <w:pStyle w:val="BodyText"/>
+        <w:ind w:left="480" w:hanging="480"/>
+        <w:spacing w:after="0"/>
       </w:pPr>
       <w:r>
         <w:rPr>
@@ -2443,7 +2541,20 @@
         <w:rPr>
           <w:rFonts w:ascii="Times New Roman" w:hAnsi="Times New Roman" w:eastAsia="Times New Roman" w:cs="Times New Roman"/>
         </w:rPr>
-        <w:t xml:space="preserve">　B. Ⅰ </w:t>
+        <w:t xml:space="preserve">　</w:t>
+      </w:r>
+    </w:p>
+    <w:p>
+      <w:pPr>
+        <w:pStyle w:val="BodyText"/>
+        <w:ind w:left="480" w:hanging="480"/>
+        <w:spacing w:before="0" w:after="0"/>
+      </w:pPr>
+      <w:r>
+        <w:rPr>
+          <w:rFonts w:ascii="Times New Roman" w:hAnsi="Times New Roman" w:eastAsia="Times New Roman" w:cs="Times New Roman"/>
+        </w:rPr>
+        <w:t xml:space="preserve">B. Ⅰ </w:t>
       </w:r>
       <w:r>
         <w:rPr>
@@ -2516,7 +2627,20 @@
         <w:rPr>
           <w:rFonts w:ascii="Times New Roman" w:hAnsi="Times New Roman" w:eastAsia="Times New Roman" w:cs="Times New Roman"/>
         </w:rPr>
-        <w:t xml:space="preserve">　C. Ⅰ </w:t>
+        <w:t xml:space="preserve">　</w:t>
+      </w:r>
+    </w:p>
+    <w:p>
+      <w:pPr>
+        <w:pStyle w:val="BodyText"/>
+        <w:ind w:left="480" w:hanging="480"/>
+        <w:spacing w:before="0" w:after="0"/>
+      </w:pPr>
+      <w:r>
+        <w:rPr>
+          <w:rFonts w:ascii="Times New Roman" w:hAnsi="Times New Roman" w:eastAsia="Times New Roman" w:cs="Times New Roman"/>
+        </w:rPr>
+        <w:t xml:space="preserve">C. Ⅰ </w:t>
       </w:r>
       <w:r>
         <w:rPr>
@@ -2598,7 +2722,20 @@
         <w:rPr>
           <w:rFonts w:ascii="Times New Roman" w:hAnsi="Times New Roman" w:eastAsia="Times New Roman" w:cs="Times New Roman"/>
         </w:rPr>
-        <w:t xml:space="preserve">　D. Ⅰ </w:t>
+        <w:t xml:space="preserve">　</w:t>
+      </w:r>
+    </w:p>
+    <w:p>
+      <w:pPr>
+        <w:pStyle w:val="BodyText"/>
+        <w:ind w:left="480" w:hanging="480"/>
+        <w:spacing w:before="0" w:after="180"/>
+      </w:pPr>
+      <w:r>
+        <w:rPr>
+          <w:rFonts w:ascii="Times New Roman" w:hAnsi="Times New Roman" w:eastAsia="Times New Roman" w:cs="Times New Roman"/>
+        </w:rPr>
+        <w:t xml:space="preserve">D. Ⅰ </w:t>
       </w:r>
       <w:r>
         <w:rPr>
@@ -2676,6 +2813,16 @@
           </m:sub>
         </m:sSub>
       </m:oMath>
+    </w:p>
+    <w:p>
+      <w:pPr>
+        <w:spacing w:before="0" w:after="0"/>
+      </w:pPr>
+    </w:p>
+    <w:p>
+      <w:pPr>
+        <w:spacing w:before="0" w:after="0"/>
+      </w:pPr>
     </w:p>
     <w:p>
       <w:pPr>
@@ -3570,6 +3717,46 @@
     </w:p>
     <w:p>
       <w:pPr>
+        <w:spacing w:before="0" w:after="0"/>
+      </w:pPr>
+    </w:p>
+    <w:p>
+      <w:pPr>
+        <w:spacing w:before="0" w:after="0"/>
+      </w:pPr>
+    </w:p>
+    <w:p>
+      <w:pPr>
+        <w:spacing w:before="0" w:after="0"/>
+      </w:pPr>
+    </w:p>
+    <w:p>
+      <w:pPr>
+        <w:spacing w:before="0" w:after="0"/>
+      </w:pPr>
+    </w:p>
+    <w:p>
+      <w:pPr>
+        <w:spacing w:before="0" w:after="0"/>
+      </w:pPr>
+    </w:p>
+    <w:p>
+      <w:pPr>
+        <w:spacing w:before="0" w:after="0"/>
+      </w:pPr>
+    </w:p>
+    <w:p>
+      <w:pPr>
+        <w:spacing w:before="0" w:after="0"/>
+      </w:pPr>
+    </w:p>
+    <w:p>
+      <w:pPr>
+        <w:spacing w:before="0" w:after="0"/>
+      </w:pPr>
+    </w:p>
+    <w:p>
+      <w:pPr>
         <w:spacing w:before="160" w:after="80"/>
       </w:pPr>
       <w:r>
@@ -3871,6 +4058,16 @@
         </w:rPr>
         <w:t xml:space="preserve">与短周期金属元素形成的化合物都是离子晶体</w:t>
       </w:r>
+    </w:p>
+    <w:p>
+      <w:pPr>
+        <w:spacing w:before="0" w:after="0"/>
+      </w:pPr>
+    </w:p>
+    <w:p>
+      <w:pPr>
+        <w:spacing w:before="0" w:after="0"/>
+      </w:pPr>
     </w:p>
     <w:p>
       <w:pPr>
@@ -5362,6 +5559,46 @@
     </w:p>
     <w:p>
       <w:pPr>
+        <w:spacing w:before="0" w:after="0"/>
+      </w:pPr>
+    </w:p>
+    <w:p>
+      <w:pPr>
+        <w:spacing w:before="0" w:after="0"/>
+      </w:pPr>
+    </w:p>
+    <w:p>
+      <w:pPr>
+        <w:spacing w:before="0" w:after="0"/>
+      </w:pPr>
+    </w:p>
+    <w:p>
+      <w:pPr>
+        <w:spacing w:before="0" w:after="0"/>
+      </w:pPr>
+    </w:p>
+    <w:p>
+      <w:pPr>
+        <w:spacing w:before="0" w:after="0"/>
+      </w:pPr>
+    </w:p>
+    <w:p>
+      <w:pPr>
+        <w:spacing w:before="0" w:after="0"/>
+      </w:pPr>
+    </w:p>
+    <w:p>
+      <w:pPr>
+        <w:spacing w:before="0" w:after="0"/>
+      </w:pPr>
+    </w:p>
+    <w:p>
+      <w:pPr>
+        <w:spacing w:before="0" w:after="0"/>
+      </w:pPr>
+    </w:p>
+    <w:p>
+      <w:pPr>
         <w:spacing w:before="160" w:after="80"/>
       </w:pPr>
       <w:r>
@@ -5781,6 +6018,16 @@
     </w:p>
     <w:p>
       <w:pPr>
+        <w:spacing w:before="0" w:after="0"/>
+      </w:pPr>
+    </w:p>
+    <w:p>
+      <w:pPr>
+        <w:spacing w:before="0" w:after="0"/>
+      </w:pPr>
+    </w:p>
+    <w:p>
+      <w:pPr>
         <w:spacing w:before="160" w:after="80"/>
       </w:pPr>
       <w:r>
@@ -6435,6 +6682,16 @@
     </w:p>
     <w:p>
       <w:pPr>
+        <w:spacing w:before="0" w:after="0"/>
+      </w:pPr>
+    </w:p>
+    <w:p>
+      <w:pPr>
+        <w:spacing w:before="0" w:after="0"/>
+      </w:pPr>
+    </w:p>
+    <w:p>
+      <w:pPr>
         <w:spacing w:before="160" w:after="80"/>
       </w:pPr>
       <w:r>
@@ -6709,6 +6966,16 @@
         </w:rPr>
         <w:t xml:space="preserve">各仪器连接处必须用磨口玻璃</w:t>
       </w:r>
+    </w:p>
+    <w:p>
+      <w:pPr>
+        <w:spacing w:before="0" w:after="0"/>
+      </w:pPr>
+    </w:p>
+    <w:p>
+      <w:pPr>
+        <w:spacing w:before="0" w:after="0"/>
+      </w:pPr>
     </w:p>
     <w:p>
       <w:pPr>
@@ -7411,223 +7678,95 @@
     </w:p>
     <w:p>
       <w:pPr>
-        <w:pStyle w:val="BlockText"/>
-      </w:pPr>
-      <w:r>
-        <w:rPr>
-          <w:rFonts w:hint="eastAsia" w:ascii="Times New Roman" w:hAnsi="Times New Roman" w:eastAsia="FangSong" w:cs="Times New Roman"/>
-          <w:b/>
-          <w:bCs/>
-        </w:rPr>
-        <w:t xml:space="preserve">校勘注</w:t>
-      </w:r>
-      <w:r>
-        <w:rPr>
-          <w:rFonts w:hint="eastAsia" w:ascii="Times New Roman" w:hAnsi="Times New Roman" w:eastAsia="Times New Roman" w:cs="Times New Roman"/>
-        </w:rPr>
-        <w:t xml:space="preserve">：C</w:t>
-      </w:r>
-      <w:r>
-        <w:rPr>
-          <w:rFonts w:ascii="Times New Roman" w:hAnsi="Times New Roman" w:eastAsia="Times New Roman" w:cs="Times New Roman"/>
-        </w:rPr>
-        <w:t xml:space="preserve"> </w:t>
-      </w:r>
-      <w:r>
-        <w:rPr>
-          <w:rFonts w:hint="eastAsia" w:ascii="Times New Roman" w:hAnsi="Times New Roman" w:eastAsia="FangSong" w:cs="Times New Roman"/>
-        </w:rPr>
-        <w:t xml:space="preserve">选项原书</w:t>
-      </w:r>
-      <w:r>
-        <w:rPr>
-          <w:rFonts w:ascii="Times New Roman" w:hAnsi="Times New Roman" w:eastAsia="Times New Roman" w:cs="Times New Roman"/>
-        </w:rPr>
-        <w:t xml:space="preserve"> OCR </w:t>
-      </w:r>
-      <w:r>
-        <w:rPr>
-          <w:rFonts w:hint="eastAsia" w:ascii="Times New Roman" w:hAnsi="Times New Roman" w:eastAsia="FangSong" w:cs="Times New Roman"/>
-        </w:rPr>
-        <w:t>作</w:t>
-      </w:r>
-      <w:r>
-        <w:rPr>
-          <w:rFonts w:hint="eastAsia" w:ascii="Times New Roman" w:hAnsi="Times New Roman" w:eastAsia="Times New Roman" w:cs="Times New Roman"/>
-        </w:rPr>
-        <w:t>「</w:t>
-      </w:r>
-      <w:r>
-        <w:rPr>
-          <w:rFonts w:hint="eastAsia" w:ascii="Times New Roman" w:hAnsi="Times New Roman" w:eastAsia="FangSong" w:cs="Times New Roman"/>
-        </w:rPr>
-        <w:t>平均每个字约含有</w:t>
-      </w:r>
-      <w:r>
-        <w:rPr>
-          <w:rFonts w:ascii="Times New Roman" w:hAnsi="Times New Roman" w:eastAsia="Times New Roman" w:cs="Times New Roman"/>
-        </w:rPr>
-        <w:t xml:space="preserve"> </w:t>
-      </w:r>
-      <m:oMath>
-        <m:r>
-          <m:t>10</m:t>
-        </m:r>
-        <m:sSub>
-          <m:e>
-            <m:r>
-              <m:t>N</m:t>
-            </m:r>
-          </m:e>
-          <m:sub>
-            <m:r>
-              <m:t>A</m:t>
-            </m:r>
-          </m:sub>
-        </m:sSub>
-      </m:oMath>
-      <w:r>
-        <w:rPr>
-          <w:rFonts w:ascii="Times New Roman" w:hAnsi="Times New Roman" w:eastAsia="Times New Roman" w:cs="Times New Roman"/>
-        </w:rPr>
-        <w:t xml:space="preserve"> </w:t>
-      </w:r>
-      <w:r>
-        <w:rPr>
-          <w:rFonts w:hint="eastAsia" w:ascii="Times New Roman" w:hAnsi="Times New Roman" w:eastAsia="FangSong" w:cs="Times New Roman"/>
-        </w:rPr>
-        <w:t>个碳原子</w:t>
-      </w:r>
-      <w:r>
-        <w:rPr>
-          <w:rFonts w:hint="eastAsia" w:ascii="Times New Roman" w:hAnsi="Times New Roman" w:eastAsia="Times New Roman" w:cs="Times New Roman"/>
-        </w:rPr>
-        <w:t>」——</w:t>
-      </w:r>
-      <w:r>
-        <w:rPr>
-          <w:rFonts w:hint="eastAsia" w:ascii="Times New Roman" w:hAnsi="Times New Roman" w:eastAsia="FangSong" w:cs="Times New Roman"/>
-        </w:rPr>
-        <w:t>按答案</w:t>
-      </w:r>
-      <w:r>
-        <w:rPr>
-          <w:rFonts w:hint="eastAsia" w:ascii="Times New Roman" w:hAnsi="Times New Roman" w:eastAsia="Times New Roman" w:cs="Times New Roman"/>
-        </w:rPr>
-        <w:t>（C</w:t>
-      </w:r>
-      <w:r>
-        <w:rPr>
-          <w:rFonts w:ascii="Times New Roman" w:hAnsi="Times New Roman" w:eastAsia="Times New Roman" w:cs="Times New Roman"/>
-        </w:rPr>
-        <w:t xml:space="preserve"> </w:t>
-      </w:r>
-      <w:r>
-        <w:rPr>
-          <w:rFonts w:hint="eastAsia" w:ascii="Times New Roman" w:hAnsi="Times New Roman" w:eastAsia="FangSong" w:cs="Times New Roman"/>
-        </w:rPr>
-        <w:t>正确</w:t>
-      </w:r>
-      <w:r>
-        <w:rPr>
-          <w:rFonts w:hint="eastAsia" w:ascii="Times New Roman" w:hAnsi="Times New Roman" w:eastAsia="Times New Roman" w:cs="Times New Roman"/>
-        </w:rPr>
-        <w:t>）</w:t>
-      </w:r>
-      <w:r>
-        <w:rPr>
-          <w:rFonts w:hint="eastAsia" w:ascii="Times New Roman" w:hAnsi="Times New Roman" w:eastAsia="FangSong" w:cs="Times New Roman"/>
-        </w:rPr>
-        <w:t>与经典原题口径径改补</w:t>
-      </w:r>
-      <w:r>
-        <w:rPr>
-          <w:rFonts w:hint="eastAsia" w:ascii="Times New Roman" w:hAnsi="Times New Roman" w:eastAsia="Times New Roman" w:cs="Times New Roman"/>
-        </w:rPr>
-        <w:t>「/a」（120</w:t>
-      </w:r>
-      <w:r>
-        <w:rPr>
-          <w:rFonts w:ascii="Times New Roman" w:hAnsi="Times New Roman" w:eastAsia="Times New Roman" w:cs="Times New Roman"/>
-        </w:rPr>
-        <w:t xml:space="preserve"> g </w:t>
-      </w:r>
-      <w:r>
-        <w:rPr>
-          <w:rFonts w:hint="eastAsia" w:ascii="Times New Roman" w:hAnsi="Times New Roman" w:eastAsia="FangSong" w:cs="Times New Roman"/>
-        </w:rPr>
-        <w:t xml:space="preserve">墨粉</w:t>
-      </w:r>
-      <w:r>
-        <w:rPr>
-          <w:rFonts w:ascii="Times New Roman" w:hAnsi="Times New Roman" w:eastAsia="Times New Roman" w:cs="Times New Roman"/>
-        </w:rPr>
-        <w:t xml:space="preserve"> = 10 mol C =</w:t>
-      </w:r>
-      <w:r>
-        <w:rPr>
-          <w:rFonts w:ascii="Times New Roman" w:hAnsi="Times New Roman" w:eastAsia="Times New Roman" w:cs="Times New Roman"/>
-        </w:rPr>
-        <w:t xml:space="preserve"> </w:t>
-      </w:r>
-      <m:oMath>
-        <m:r>
-          <m:t>10</m:t>
-        </m:r>
-        <m:sSub>
-          <m:e>
-            <m:r>
-              <m:t>N</m:t>
-            </m:r>
-          </m:e>
-          <m:sub>
-            <m:r>
-              <m:t>A</m:t>
-            </m:r>
-          </m:sub>
-        </m:sSub>
-      </m:oMath>
-      <w:r>
-        <w:rPr>
-          <w:rFonts w:ascii="Times New Roman" w:hAnsi="Times New Roman" w:eastAsia="Times New Roman" w:cs="Times New Roman"/>
-        </w:rPr>
-        <w:t xml:space="preserve"> </w:t>
-      </w:r>
-      <w:r>
-        <w:rPr>
-          <w:rFonts w:hint="eastAsia" w:ascii="Times New Roman" w:hAnsi="Times New Roman" w:eastAsia="FangSong" w:cs="Times New Roman"/>
-        </w:rPr>
-        <w:t>个碳原子</w:t>
-      </w:r>
-      <w:r>
-        <w:rPr>
-          <w:rFonts w:hint="eastAsia" w:ascii="Times New Roman" w:hAnsi="Times New Roman" w:eastAsia="Times New Roman" w:cs="Times New Roman"/>
-        </w:rPr>
-        <w:t>，</w:t>
-      </w:r>
-      <w:r>
-        <w:rPr>
-          <w:rFonts w:hint="eastAsia" w:ascii="Times New Roman" w:hAnsi="Times New Roman" w:eastAsia="FangSong" w:cs="Times New Roman"/>
-        </w:rPr>
-        <w:t>均摊到</w:t>
-      </w:r>
-      <w:r>
-        <w:rPr>
-          <w:rFonts w:ascii="Times New Roman" w:hAnsi="Times New Roman" w:eastAsia="Times New Roman" w:cs="Times New Roman"/>
-        </w:rPr>
-        <w:t xml:space="preserve"> a </w:t>
-      </w:r>
-      <w:r>
-        <w:rPr>
-          <w:rFonts w:hint="eastAsia" w:ascii="Times New Roman" w:hAnsi="Times New Roman" w:eastAsia="FangSong" w:cs="Times New Roman"/>
-        </w:rPr>
-        <w:t xml:space="preserve">个字应为</w:t>
-      </w:r>
-      <w:r>
-        <w:rPr>
-          <w:rFonts w:ascii="Times New Roman" w:hAnsi="Times New Roman" w:eastAsia="Times New Roman" w:cs="Times New Roman"/>
-        </w:rPr>
-        <w:t xml:space="preserve"> </w:t>
+        <w:spacing w:before="0" w:after="0"/>
+      </w:pPr>
+    </w:p>
+    <w:p>
+      <w:pPr>
+        <w:spacing w:before="0" w:after="0"/>
+      </w:pPr>
+    </w:p>
+    <w:p>
+      <w:pPr>
+        <w:spacing w:before="160" w:after="80"/>
+      </w:pPr>
+      <w:r>
+        <w:pict>
+          <v:rect style="width:0;height:1.5pt" o:hralign="center" o:hrstd="t" o:hr="t"/>
+        </w:pict>
+      </w:r>
+    </w:p>
+    <w:bookmarkEnd w:id="24"/>
+    <w:bookmarkStart w:id="25" w:name="元素周期律-3"/>
+    <w:p>
+      <w:pPr>
+        <w:pStyle w:val="Heading2"/>
+        <w:spacing w:before="280" w:after="80"/>
+        <w:keepNext/>
+      </w:pPr>
+      <w:r>
+        <w:rPr>
+          <w:rFonts w:ascii="Times New Roman" w:hAnsi="Times New Roman" w:eastAsia="Times New Roman" w:cs="Times New Roman"/>
+        </w:rPr>
+        <w:t xml:space="preserve">99.13 </w:t>
+      </w:r>
+      <w:r>
+        <w:rPr>
+          <w:rFonts w:hint="eastAsia" w:ascii="Times New Roman" w:hAnsi="Times New Roman" w:eastAsia="SimHei" w:cs="Times New Roman"/>
+        </w:rPr>
+        <w:t xml:space="preserve">元素周期律</w:t>
+      </w:r>
+    </w:p>
+    <w:p>
+      <w:pPr>
+        <w:pStyle w:val="FirstParagraph"/>
+      </w:pPr>
+      <w:r>
+        <w:rPr>
+          <w:rFonts w:hint="eastAsia" w:ascii="Times New Roman" w:hAnsi="Times New Roman" w:eastAsia="FangSong" w:cs="Times New Roman"/>
+        </w:rPr>
+        <w:t>下列排列顺序正确的是</w:t>
+      </w:r>
+      <w:r>
+        <w:rPr>
+          <w:rFonts w:hint="eastAsia" w:ascii="Times New Roman" w:hAnsi="Times New Roman" w:eastAsia="Times New Roman" w:cs="Times New Roman"/>
+        </w:rPr>
+        <w:t>（</w:t>
+      </w:r>
+      <w:r>
+        <w:rPr>
+          <w:rFonts w:ascii="Times New Roman" w:hAnsi="Times New Roman" w:eastAsia="Times New Roman" w:cs="Times New Roman"/>
+        </w:rPr>
+        <w:t xml:space="preserve"> </w:t>
+      </w:r>
+      <w:r>
+        <w:rPr>
+          <w:rFonts w:hint="eastAsia" w:ascii="Times New Roman" w:hAnsi="Times New Roman" w:eastAsia="Times New Roman" w:cs="Times New Roman"/>
+        </w:rPr>
+        <w:t xml:space="preserve">）。</w:t>
+      </w:r>
+    </w:p>
+    <w:p>
+      <w:pPr>
+        <w:pStyle w:val="BodyText"/>
+      </w:pPr>
+      <w:r>
+        <w:rPr>
+          <w:rFonts w:ascii="Times New Roman" w:hAnsi="Times New Roman" w:eastAsia="Times New Roman" w:cs="Times New Roman"/>
+        </w:rPr>
+        <w:t xml:space="preserve">① </w:t>
+      </w:r>
+      <w:r>
+        <w:rPr>
+          <w:rFonts w:hint="eastAsia" w:ascii="Times New Roman" w:hAnsi="Times New Roman" w:eastAsia="FangSong" w:cs="Times New Roman"/>
+        </w:rPr>
+        <w:t>热稳定性</w:t>
+      </w:r>
+      <w:r>
+        <w:rPr>
+          <w:rFonts w:hint="eastAsia" w:ascii="Times New Roman" w:hAnsi="Times New Roman" w:eastAsia="Times New Roman" w:cs="Times New Roman"/>
+        </w:rPr>
+        <w:t>：</w:t>
       </w:r>
       <m:oMath>
         <m:oMathPr>
@@ -7639,96 +7778,54 @@
           </m:ctrlPr>
         </m:oMathPr>
         <m:r>
-          <m:t>10</m:t>
+          <m:t>H</m:t>
+        </m:r>
+        <m:r>
+          <m:t>F</m:t>
+        </m:r>
+        <m:r>
+          <m:rPr>
+            <m:sty m:val="p"/>
+          </m:rPr>
+          <m:t>&gt;</m:t>
         </m:r>
         <m:sSub>
           <m:e>
             <m:r>
-              <m:t>N</m:t>
+              <m:t>H</m:t>
             </m:r>
           </m:e>
           <m:sub>
             <m:r>
-              <m:t>A</m:t>
+              <m:t>2</m:t>
             </m:r>
           </m:sub>
         </m:sSub>
         <m:r>
-          <m:rPr>
-            <m:sty m:val="p"/>
-          </m:rPr>
-          <m:t>/</m:t>
-        </m:r>
-        <m:r>
-          <m:t>a</m:t>
-        </m:r>
+          <m:t>O</m:t>
+        </m:r>
+        <m:r>
+          <m:rPr>
+            <m:sty m:val="p"/>
+          </m:rPr>
+          <m:t>&gt;</m:t>
+        </m:r>
+        <m:r>
+          <m:t>N</m:t>
+        </m:r>
+        <m:sSub>
+          <m:e>
+            <m:r>
+              <m:t>H</m:t>
+            </m:r>
+          </m:e>
+          <m:sub>
+            <m:r>
+              <m:t>3</m:t>
+            </m:r>
+          </m:sub>
+        </m:sSub>
       </m:oMath>
-      <w:r>
-        <w:rPr>
-          <w:rFonts w:hint="eastAsia" w:ascii="Times New Roman" w:hAnsi="Times New Roman" w:eastAsia="Times New Roman" w:cs="Times New Roman"/>
-        </w:rPr>
-        <w:t xml:space="preserve">）。</w:t>
-      </w:r>
-    </w:p>
-    <w:p>
-      <w:pPr>
-        <w:spacing w:before="160" w:after="80"/>
-      </w:pPr>
-      <w:r>
-        <w:pict>
-          <v:rect style="width:0;height:1.5pt" o:hralign="center" o:hrstd="t" o:hr="t"/>
-        </w:pict>
-      </w:r>
-    </w:p>
-    <w:bookmarkEnd w:id="24"/>
-    <w:bookmarkStart w:id="25" w:name="元素周期律-3"/>
-    <w:p>
-      <w:pPr>
-        <w:pStyle w:val="Heading2"/>
-        <w:spacing w:before="280" w:after="80"/>
-        <w:keepNext/>
-      </w:pPr>
-      <w:r>
-        <w:rPr>
-          <w:rFonts w:ascii="Times New Roman" w:hAnsi="Times New Roman" w:eastAsia="Times New Roman" w:cs="Times New Roman"/>
-        </w:rPr>
-        <w:t xml:space="preserve">99.13 </w:t>
-      </w:r>
-      <w:r>
-        <w:rPr>
-          <w:rFonts w:hint="eastAsia" w:ascii="Times New Roman" w:hAnsi="Times New Roman" w:eastAsia="SimHei" w:cs="Times New Roman"/>
-        </w:rPr>
-        <w:t xml:space="preserve">元素周期律</w:t>
-      </w:r>
-    </w:p>
-    <w:p>
-      <w:pPr>
-        <w:pStyle w:val="FirstParagraph"/>
-      </w:pPr>
-      <w:r>
-        <w:rPr>
-          <w:rFonts w:hint="eastAsia" w:ascii="Times New Roman" w:hAnsi="Times New Roman" w:eastAsia="FangSong" w:cs="Times New Roman"/>
-        </w:rPr>
-        <w:t>下列排列顺序正确的是</w:t>
-      </w:r>
-      <w:r>
-        <w:rPr>
-          <w:rFonts w:hint="eastAsia" w:ascii="Times New Roman" w:hAnsi="Times New Roman" w:eastAsia="Times New Roman" w:cs="Times New Roman"/>
-        </w:rPr>
-        <w:t>（</w:t>
-      </w:r>
-      <w:r>
-        <w:rPr>
-          <w:rFonts w:ascii="Times New Roman" w:hAnsi="Times New Roman" w:eastAsia="Times New Roman" w:cs="Times New Roman"/>
-        </w:rPr>
-        <w:t xml:space="preserve"> </w:t>
-      </w:r>
-      <w:r>
-        <w:rPr>
-          <w:rFonts w:hint="eastAsia" w:ascii="Times New Roman" w:hAnsi="Times New Roman" w:eastAsia="Times New Roman" w:cs="Times New Roman"/>
-        </w:rPr>
-        <w:t xml:space="preserve">）。</w:t>
-      </w:r>
     </w:p>
     <w:p>
       <w:pPr>
@@ -7738,13 +7835,13 @@
         <w:rPr>
           <w:rFonts w:ascii="Times New Roman" w:hAnsi="Times New Roman" w:eastAsia="Times New Roman" w:cs="Times New Roman"/>
         </w:rPr>
-        <w:t xml:space="preserve">① </w:t>
-      </w:r>
-      <w:r>
-        <w:rPr>
-          <w:rFonts w:hint="eastAsia" w:ascii="Times New Roman" w:hAnsi="Times New Roman" w:eastAsia="FangSong" w:cs="Times New Roman"/>
-        </w:rPr>
-        <w:t>热稳定性</w:t>
+        <w:t xml:space="preserve">② </w:t>
+      </w:r>
+      <w:r>
+        <w:rPr>
+          <w:rFonts w:hint="eastAsia" w:ascii="Times New Roman" w:hAnsi="Times New Roman" w:eastAsia="FangSong" w:cs="Times New Roman"/>
+        </w:rPr>
+        <w:t>离子半径</w:t>
       </w:r>
       <w:r>
         <w:rPr>
@@ -7762,53 +7859,71 @@
           </m:ctrlPr>
         </m:oMathPr>
         <m:r>
-          <m:t>H</m:t>
-        </m:r>
-        <m:r>
-          <m:t>F</m:t>
-        </m:r>
+          <m:t>N</m:t>
+        </m:r>
+        <m:sSup>
+          <m:e>
+            <m:r>
+              <m:t>a</m:t>
+            </m:r>
+          </m:e>
+          <m:sup>
+            <m:r>
+              <m:rPr>
+                <m:sty m:val="p"/>
+              </m:rPr>
+              <m:t>+</m:t>
+            </m:r>
+          </m:sup>
+        </m:sSup>
         <m:r>
           <m:rPr>
             <m:sty m:val="p"/>
           </m:rPr>
           <m:t>&gt;</m:t>
         </m:r>
-        <m:sSub>
+        <m:r>
+          <m:t>M</m:t>
+        </m:r>
+        <m:sSup>
           <m:e>
             <m:r>
-              <m:t>H</m:t>
+              <m:t>g</m:t>
             </m:r>
           </m:e>
-          <m:sub>
+          <m:sup>
             <m:r>
               <m:t>2</m:t>
             </m:r>
-          </m:sub>
-        </m:sSub>
-        <m:r>
-          <m:t>O</m:t>
-        </m:r>
+            <m:r>
+              <m:rPr>
+                <m:sty m:val="p"/>
+              </m:rPr>
+              <m:t>+</m:t>
+            </m:r>
+          </m:sup>
+        </m:sSup>
         <m:r>
           <m:rPr>
             <m:sty m:val="p"/>
           </m:rPr>
           <m:t>&gt;</m:t>
         </m:r>
-        <m:r>
-          <m:t>N</m:t>
-        </m:r>
-        <m:sSub>
+        <m:sSup>
           <m:e>
             <m:r>
-              <m:t>H</m:t>
+              <m:t>F</m:t>
             </m:r>
           </m:e>
-          <m:sub>
-            <m:r>
-              <m:t>3</m:t>
-            </m:r>
-          </m:sub>
-        </m:sSub>
+          <m:sup>
+            <m:r>
+              <m:rPr>
+                <m:sty m:val="p"/>
+              </m:rPr>
+              <m:t>−</m:t>
+            </m:r>
+          </m:sup>
+        </m:sSup>
       </m:oMath>
     </w:p>
     <w:p>
@@ -7819,13 +7934,66 @@
         <w:rPr>
           <w:rFonts w:ascii="Times New Roman" w:hAnsi="Times New Roman" w:eastAsia="Times New Roman" w:cs="Times New Roman"/>
         </w:rPr>
-        <w:t xml:space="preserve">② </w:t>
-      </w:r>
-      <w:r>
-        <w:rPr>
-          <w:rFonts w:hint="eastAsia" w:ascii="Times New Roman" w:hAnsi="Times New Roman" w:eastAsia="FangSong" w:cs="Times New Roman"/>
-        </w:rPr>
-        <w:t>离子半径</w:t>
+        <w:t xml:space="preserve">③ </w:t>
+      </w:r>
+      <w:r>
+        <w:rPr>
+          <w:rFonts w:hint="eastAsia" w:ascii="Times New Roman" w:hAnsi="Times New Roman" w:eastAsia="FangSong" w:cs="Times New Roman"/>
+        </w:rPr>
+        <w:t>酸性</w:t>
+      </w:r>
+      <w:r>
+        <w:rPr>
+          <w:rFonts w:hint="eastAsia" w:ascii="Times New Roman" w:hAnsi="Times New Roman" w:eastAsia="Times New Roman" w:cs="Times New Roman"/>
+        </w:rPr>
+        <w:t>：</w:t>
+      </w:r>
+      <w:r>
+        <w:rPr>
+          <w:rFonts w:hint="eastAsia" w:ascii="Times New Roman" w:hAnsi="Times New Roman" w:eastAsia="FangSong" w:cs="Times New Roman"/>
+        </w:rPr>
+        <w:t>盐酸</w:t>
+      </w:r>
+      <w:r>
+        <w:rPr>
+          <w:rFonts w:ascii="Times New Roman" w:hAnsi="Times New Roman" w:eastAsia="Times New Roman" w:cs="Times New Roman"/>
+        </w:rPr>
+        <w:t xml:space="preserve"> &gt; </w:t>
+      </w:r>
+      <w:r>
+        <w:rPr>
+          <w:rFonts w:hint="eastAsia" w:ascii="Times New Roman" w:hAnsi="Times New Roman" w:eastAsia="FangSong" w:cs="Times New Roman"/>
+        </w:rPr>
+        <w:t xml:space="preserve">碳酸</w:t>
+      </w:r>
+      <w:r>
+        <w:rPr>
+          <w:rFonts w:ascii="Times New Roman" w:hAnsi="Times New Roman" w:eastAsia="Times New Roman" w:cs="Times New Roman"/>
+        </w:rPr>
+        <w:t xml:space="preserve"> &gt; </w:t>
+      </w:r>
+      <w:r>
+        <w:rPr>
+          <w:rFonts w:hint="eastAsia" w:ascii="Times New Roman" w:hAnsi="Times New Roman" w:eastAsia="FangSong" w:cs="Times New Roman"/>
+        </w:rPr>
+        <w:t xml:space="preserve">醋酸</w:t>
+      </w:r>
+    </w:p>
+    <w:p>
+      <w:pPr>
+        <w:pStyle w:val="BodyText"/>
+      </w:pPr>
+      <w:r>
+        <w:rPr>
+          <w:rFonts w:ascii="Times New Roman" w:hAnsi="Times New Roman" w:eastAsia="Times New Roman" w:cs="Times New Roman"/>
+        </w:rPr>
+        <w:t xml:space="preserve">④ </w:t>
+      </w:r>
+      <w:r>
+        <w:rPr>
+          <w:rFonts w:hint="eastAsia" w:ascii="Times New Roman" w:hAnsi="Times New Roman" w:eastAsia="FangSong" w:cs="Times New Roman"/>
+        </w:rPr>
+        <w:t>结合质子能力</w:t>
       </w:r>
       <w:r>
         <w:rPr>
@@ -7843,158 +8011,6 @@
           </m:ctrlPr>
         </m:oMathPr>
         <m:r>
-          <m:t>N</m:t>
-        </m:r>
-        <m:sSup>
-          <m:e>
-            <m:r>
-              <m:t>a</m:t>
-            </m:r>
-          </m:e>
-          <m:sup>
-            <m:r>
-              <m:rPr>
-                <m:sty m:val="p"/>
-              </m:rPr>
-              <m:t>+</m:t>
-            </m:r>
-          </m:sup>
-        </m:sSup>
-        <m:r>
-          <m:rPr>
-            <m:sty m:val="p"/>
-          </m:rPr>
-          <m:t>&gt;</m:t>
-        </m:r>
-        <m:r>
-          <m:t>M</m:t>
-        </m:r>
-        <m:sSup>
-          <m:e>
-            <m:r>
-              <m:t>g</m:t>
-            </m:r>
-          </m:e>
-          <m:sup>
-            <m:r>
-              <m:t>2</m:t>
-            </m:r>
-            <m:r>
-              <m:rPr>
-                <m:sty m:val="p"/>
-              </m:rPr>
-              <m:t>+</m:t>
-            </m:r>
-          </m:sup>
-        </m:sSup>
-        <m:r>
-          <m:rPr>
-            <m:sty m:val="p"/>
-          </m:rPr>
-          <m:t>&gt;</m:t>
-        </m:r>
-        <m:sSup>
-          <m:e>
-            <m:r>
-              <m:t>F</m:t>
-            </m:r>
-          </m:e>
-          <m:sup>
-            <m:r>
-              <m:rPr>
-                <m:sty m:val="p"/>
-              </m:rPr>
-              <m:t>−</m:t>
-            </m:r>
-          </m:sup>
-        </m:sSup>
-      </m:oMath>
-    </w:p>
-    <w:p>
-      <w:pPr>
-        <w:pStyle w:val="BodyText"/>
-      </w:pPr>
-      <w:r>
-        <w:rPr>
-          <w:rFonts w:ascii="Times New Roman" w:hAnsi="Times New Roman" w:eastAsia="Times New Roman" w:cs="Times New Roman"/>
-        </w:rPr>
-        <w:t xml:space="preserve">③ </w:t>
-      </w:r>
-      <w:r>
-        <w:rPr>
-          <w:rFonts w:hint="eastAsia" w:ascii="Times New Roman" w:hAnsi="Times New Roman" w:eastAsia="FangSong" w:cs="Times New Roman"/>
-        </w:rPr>
-        <w:t>酸性</w:t>
-      </w:r>
-      <w:r>
-        <w:rPr>
-          <w:rFonts w:hint="eastAsia" w:ascii="Times New Roman" w:hAnsi="Times New Roman" w:eastAsia="Times New Roman" w:cs="Times New Roman"/>
-        </w:rPr>
-        <w:t>：</w:t>
-      </w:r>
-      <w:r>
-        <w:rPr>
-          <w:rFonts w:hint="eastAsia" w:ascii="Times New Roman" w:hAnsi="Times New Roman" w:eastAsia="FangSong" w:cs="Times New Roman"/>
-        </w:rPr>
-        <w:t>盐酸</w:t>
-      </w:r>
-      <w:r>
-        <w:rPr>
-          <w:rFonts w:ascii="Times New Roman" w:hAnsi="Times New Roman" w:eastAsia="Times New Roman" w:cs="Times New Roman"/>
-        </w:rPr>
-        <w:t xml:space="preserve"> &gt; </w:t>
-      </w:r>
-      <w:r>
-        <w:rPr>
-          <w:rFonts w:hint="eastAsia" w:ascii="Times New Roman" w:hAnsi="Times New Roman" w:eastAsia="FangSong" w:cs="Times New Roman"/>
-        </w:rPr>
-        <w:t xml:space="preserve">碳酸</w:t>
-      </w:r>
-      <w:r>
-        <w:rPr>
-          <w:rFonts w:ascii="Times New Roman" w:hAnsi="Times New Roman" w:eastAsia="Times New Roman" w:cs="Times New Roman"/>
-        </w:rPr>
-        <w:t xml:space="preserve"> &gt; </w:t>
-      </w:r>
-      <w:r>
-        <w:rPr>
-          <w:rFonts w:hint="eastAsia" w:ascii="Times New Roman" w:hAnsi="Times New Roman" w:eastAsia="FangSong" w:cs="Times New Roman"/>
-        </w:rPr>
-        <w:t xml:space="preserve">醋酸</w:t>
-      </w:r>
-    </w:p>
-    <w:p>
-      <w:pPr>
-        <w:pStyle w:val="BodyText"/>
-      </w:pPr>
-      <w:r>
-        <w:rPr>
-          <w:rFonts w:ascii="Times New Roman" w:hAnsi="Times New Roman" w:eastAsia="Times New Roman" w:cs="Times New Roman"/>
-        </w:rPr>
-        <w:t xml:space="preserve">④ </w:t>
-      </w:r>
-      <w:r>
-        <w:rPr>
-          <w:rFonts w:hint="eastAsia" w:ascii="Times New Roman" w:hAnsi="Times New Roman" w:eastAsia="FangSong" w:cs="Times New Roman"/>
-        </w:rPr>
-        <w:t>结合质子能力</w:t>
-      </w:r>
-      <w:r>
-        <w:rPr>
-          <w:rFonts w:hint="eastAsia" w:ascii="Times New Roman" w:hAnsi="Times New Roman" w:eastAsia="Times New Roman" w:cs="Times New Roman"/>
-        </w:rPr>
-        <w:t>：</w:t>
-      </w:r>
-      <m:oMath>
-        <m:oMathPr>
-          <m:ctrlPr>
-            <w:rPr>
-              <w:sz w:val="28"/>
-              <w:szCs w:val="28"/>
-            </w:rPr>
-          </m:ctrlPr>
-        </m:oMathPr>
-        <m:r>
           <m:t>O</m:t>
         </m:r>
         <m:sSup>
@@ -8081,13 +8097,64 @@
     <w:p>
       <w:pPr>
         <w:pStyle w:val="BodyText"/>
-      </w:pPr>
-      <w:r>
-        <w:rPr>
-          <w:rFonts w:ascii="Times New Roman" w:hAnsi="Times New Roman" w:eastAsia="Times New Roman" w:cs="Times New Roman"/>
-        </w:rPr>
-        <w:t xml:space="preserve">A. ①③　B. ②④　C. ①④　D. ②③</w:t>
-      </w:r>
+        <w:ind w:left="480" w:hanging="480"/>
+        <w:spacing w:after="0"/>
+      </w:pPr>
+      <w:r>
+        <w:rPr>
+          <w:rFonts w:ascii="Times New Roman" w:hAnsi="Times New Roman" w:eastAsia="Times New Roman" w:cs="Times New Roman"/>
+        </w:rPr>
+        <w:t xml:space="preserve">A. ①③　</w:t>
+      </w:r>
+    </w:p>
+    <w:p>
+      <w:pPr>
+        <w:pStyle w:val="BodyText"/>
+        <w:ind w:left="480" w:hanging="480"/>
+        <w:spacing w:before="0" w:after="0"/>
+      </w:pPr>
+      <w:r>
+        <w:rPr>
+          <w:rFonts w:ascii="Times New Roman" w:hAnsi="Times New Roman" w:eastAsia="Times New Roman" w:cs="Times New Roman"/>
+        </w:rPr>
+        <w:t xml:space="preserve">B. ②④　</w:t>
+      </w:r>
+    </w:p>
+    <w:p>
+      <w:pPr>
+        <w:pStyle w:val="BodyText"/>
+        <w:ind w:left="480" w:hanging="480"/>
+        <w:spacing w:before="0" w:after="0"/>
+      </w:pPr>
+      <w:r>
+        <w:rPr>
+          <w:rFonts w:ascii="Times New Roman" w:hAnsi="Times New Roman" w:eastAsia="Times New Roman" w:cs="Times New Roman"/>
+        </w:rPr>
+        <w:t xml:space="preserve">C. ①④　</w:t>
+      </w:r>
+    </w:p>
+    <w:p>
+      <w:pPr>
+        <w:pStyle w:val="BodyText"/>
+        <w:ind w:left="480" w:hanging="480"/>
+        <w:spacing w:before="0" w:after="180"/>
+      </w:pPr>
+      <w:r>
+        <w:rPr>
+          <w:rFonts w:ascii="Times New Roman" w:hAnsi="Times New Roman" w:eastAsia="Times New Roman" w:cs="Times New Roman"/>
+        </w:rPr>
+        <w:t xml:space="preserve">D. ②③</w:t>
+      </w:r>
+    </w:p>
+    <w:p>
+      <w:pPr>
+        <w:spacing w:before="0" w:after="0"/>
+      </w:pPr>
+    </w:p>
+    <w:p>
+      <w:pPr>
+        <w:spacing w:before="0" w:after="0"/>
+      </w:pPr>
     </w:p>
     <w:p>
       <w:pPr>
@@ -8362,7 +8429,7 @@
         </w:rPr>
         <w:drawing>
           <wp:inline>
-            <wp:extent cx="3600000" cy="2143902"/>
+            <wp:extent cx="3600000" cy="2137959"/>
             <wp:effectExtent b="0" l="0" r="0" t="0"/>
             <wp:docPr descr="" title="" id="28" name="Picture"/>
             <a:graphic>
@@ -8383,7 +8450,7 @@
                   <pic:spPr bwMode="auto">
                     <a:xfrm>
                       <a:off x="0" y="0"/>
-                      <a:ext cx="3600000" cy="2143902"/>
+                      <a:ext cx="3600000" cy="2137959"/>
                     </a:xfrm>
                     <a:prstGeom prst="rect">
                       <a:avLst/>
@@ -8404,6 +8471,21 @@
     </w:p>
     <w:p>
       <w:pPr>
+        <w:spacing w:before="0" w:after="0"/>
+      </w:pPr>
+    </w:p>
+    <w:p>
+      <w:pPr>
+        <w:spacing w:before="0" w:after="0"/>
+      </w:pPr>
+    </w:p>
+    <w:p>
+      <w:pPr>
+        <w:spacing w:before="0" w:after="0"/>
+      </w:pPr>
+    </w:p>
+    <w:p>
+      <w:pPr>
         <w:spacing w:before="160" w:after="80"/>
       </w:pPr>
       <w:r>
@@ -9077,7 +9159,7 @@
         </w:rPr>
         <w:drawing>
           <wp:inline>
-            <wp:extent cx="3240000" cy="3646411"/>
+            <wp:extent cx="3240000" cy="3510941"/>
             <wp:effectExtent b="0" l="0" r="0" t="0"/>
             <wp:docPr descr="" title="" id="32" name="Picture"/>
             <a:graphic>
@@ -9098,7 +9180,7 @@
                   <pic:spPr bwMode="auto">
                     <a:xfrm>
                       <a:off x="0" y="0"/>
-                      <a:ext cx="3240000" cy="3646411"/>
+                      <a:ext cx="3240000" cy="3510941"/>
                     </a:xfrm>
                     <a:prstGeom prst="rect">
                       <a:avLst/>
@@ -9119,6 +9201,46 @@
     </w:p>
     <w:p>
       <w:pPr>
+        <w:spacing w:before="0" w:after="0"/>
+      </w:pPr>
+    </w:p>
+    <w:p>
+      <w:pPr>
+        <w:spacing w:before="0" w:after="0"/>
+      </w:pPr>
+    </w:p>
+    <w:p>
+      <w:pPr>
+        <w:spacing w:before="0" w:after="0"/>
+      </w:pPr>
+    </w:p>
+    <w:p>
+      <w:pPr>
+        <w:spacing w:before="0" w:after="0"/>
+      </w:pPr>
+    </w:p>
+    <w:p>
+      <w:pPr>
+        <w:spacing w:before="0" w:after="0"/>
+      </w:pPr>
+    </w:p>
+    <w:p>
+      <w:pPr>
+        <w:spacing w:before="0" w:after="0"/>
+      </w:pPr>
+    </w:p>
+    <w:p>
+      <w:pPr>
+        <w:spacing w:before="0" w:after="0"/>
+      </w:pPr>
+    </w:p>
+    <w:p>
+      <w:pPr>
+        <w:spacing w:before="0" w:after="0"/>
+      </w:pPr>
+    </w:p>
+    <w:p>
+      <w:pPr>
         <w:spacing w:before="160" w:after="80"/>
       </w:pPr>
       <w:r>
@@ -9562,6 +9684,8 @@
     <w:p>
       <w:pPr>
         <w:pStyle w:val="BodyText"/>
+        <w:ind w:left="480" w:hanging="480"/>
+        <w:spacing w:after="0"/>
       </w:pPr>
       <w:r>
         <w:rPr>
@@ -9664,7 +9788,20 @@
         <w:rPr>
           <w:rFonts w:ascii="Times New Roman" w:hAnsi="Times New Roman" w:eastAsia="Times New Roman" w:cs="Times New Roman"/>
         </w:rPr>
-        <w:t xml:space="preserve">　B.</w:t>
+        <w:t xml:space="preserve">　</w:t>
+      </w:r>
+    </w:p>
+    <w:p>
+      <w:pPr>
+        <w:pStyle w:val="BodyText"/>
+        <w:ind w:left="480" w:hanging="480"/>
+        <w:spacing w:before="0" w:after="0"/>
+      </w:pPr>
+      <w:r>
+        <w:rPr>
+          <w:rFonts w:ascii="Times New Roman" w:hAnsi="Times New Roman" w:eastAsia="Times New Roman" w:cs="Times New Roman"/>
+        </w:rPr>
+        <w:t xml:space="preserve">B.</w:t>
       </w:r>
       <w:r>
         <w:rPr>
@@ -9758,7 +9895,20 @@
         <w:rPr>
           <w:rFonts w:ascii="Times New Roman" w:hAnsi="Times New Roman" w:eastAsia="Times New Roman" w:cs="Times New Roman"/>
         </w:rPr>
-        <w:t xml:space="preserve">　C.</w:t>
+        <w:t xml:space="preserve">　</w:t>
+      </w:r>
+    </w:p>
+    <w:p>
+      <w:pPr>
+        <w:pStyle w:val="BodyText"/>
+        <w:ind w:left="480" w:hanging="480"/>
+        <w:spacing w:before="0" w:after="0"/>
+      </w:pPr>
+      <w:r>
+        <w:rPr>
+          <w:rFonts w:ascii="Times New Roman" w:hAnsi="Times New Roman" w:eastAsia="Times New Roman" w:cs="Times New Roman"/>
+        </w:rPr>
+        <w:t xml:space="preserve">C.</w:t>
       </w:r>
       <w:r>
         <w:rPr>
@@ -9850,7 +10000,20 @@
         <w:rPr>
           <w:rFonts w:ascii="Times New Roman" w:hAnsi="Times New Roman" w:eastAsia="Times New Roman" w:cs="Times New Roman"/>
         </w:rPr>
-        <w:t xml:space="preserve">　D.</w:t>
+        <w:t xml:space="preserve">　</w:t>
+      </w:r>
+    </w:p>
+    <w:p>
+      <w:pPr>
+        <w:pStyle w:val="BodyText"/>
+        <w:ind w:left="480" w:hanging="480"/>
+        <w:spacing w:before="0" w:after="180"/>
+      </w:pPr>
+      <w:r>
+        <w:rPr>
+          <w:rFonts w:ascii="Times New Roman" w:hAnsi="Times New Roman" w:eastAsia="Times New Roman" w:cs="Times New Roman"/>
+        </w:rPr>
+        <w:t xml:space="preserve">D.</w:t>
       </w:r>
       <w:r>
         <w:rPr>
@@ -9938,6 +10101,16 @@
           </m:sup>
         </m:sSup>
       </m:oMath>
+    </w:p>
+    <w:p>
+      <w:pPr>
+        <w:spacing w:before="0" w:after="0"/>
+      </w:pPr>
+    </w:p>
+    <w:p>
+      <w:pPr>
+        <w:spacing w:before="0" w:after="0"/>
+      </w:pPr>
     </w:p>
     <w:p>
       <w:pPr>
@@ -11032,6 +11205,16 @@
     </w:p>
     <w:p>
       <w:pPr>
+        <w:spacing w:before="0" w:after="0"/>
+      </w:pPr>
+    </w:p>
+    <w:p>
+      <w:pPr>
+        <w:spacing w:before="0" w:after="0"/>
+      </w:pPr>
+    </w:p>
+    <w:p>
+      <w:pPr>
         <w:spacing w:before="160" w:after="80"/>
       </w:pPr>
       <w:r>
@@ -12013,6 +12196,31 @@
     </w:p>
     <w:p>
       <w:pPr>
+        <w:spacing w:before="0" w:after="0"/>
+      </w:pPr>
+    </w:p>
+    <w:p>
+      <w:pPr>
+        <w:spacing w:before="0" w:after="0"/>
+      </w:pPr>
+    </w:p>
+    <w:p>
+      <w:pPr>
+        <w:spacing w:before="0" w:after="0"/>
+      </w:pPr>
+    </w:p>
+    <w:p>
+      <w:pPr>
+        <w:spacing w:before="0" w:after="0"/>
+      </w:pPr>
+    </w:p>
+    <w:p>
+      <w:pPr>
+        <w:spacing w:before="0" w:after="0"/>
+      </w:pPr>
+    </w:p>
+    <w:p>
+      <w:pPr>
         <w:spacing w:before="160" w:after="80"/>
       </w:pPr>
       <w:r>
@@ -12475,6 +12683,31 @@
         </w:rPr>
         <w:t>。</w:t>
       </w:r>
+    </w:p>
+    <w:p>
+      <w:pPr>
+        <w:spacing w:before="0" w:after="0"/>
+      </w:pPr>
+    </w:p>
+    <w:p>
+      <w:pPr>
+        <w:spacing w:before="0" w:after="0"/>
+      </w:pPr>
+    </w:p>
+    <w:p>
+      <w:pPr>
+        <w:spacing w:before="0" w:after="0"/>
+      </w:pPr>
+    </w:p>
+    <w:p>
+      <w:pPr>
+        <w:spacing w:before="0" w:after="0"/>
+      </w:pPr>
+    </w:p>
+    <w:p>
+      <w:pPr>
+        <w:spacing w:before="0" w:after="0"/>
+      </w:pPr>
     </w:p>
     <w:p>
       <w:pPr>
@@ -13263,6 +13496,31 @@
     </w:tbl>
     <w:p>
       <w:pPr>
+        <w:spacing w:before="0" w:after="0"/>
+      </w:pPr>
+    </w:p>
+    <w:p>
+      <w:pPr>
+        <w:spacing w:before="0" w:after="0"/>
+      </w:pPr>
+    </w:p>
+    <w:p>
+      <w:pPr>
+        <w:spacing w:before="0" w:after="0"/>
+      </w:pPr>
+    </w:p>
+    <w:p>
+      <w:pPr>
+        <w:spacing w:before="0" w:after="0"/>
+      </w:pPr>
+    </w:p>
+    <w:p>
+      <w:pPr>
+        <w:spacing w:before="0" w:after="0"/>
+      </w:pPr>
+    </w:p>
+    <w:p>
+      <w:pPr>
         <w:spacing w:before="160" w:after="80"/>
       </w:pPr>
       <w:r>
@@ -13673,13 +13931,64 @@
     <w:p>
       <w:pPr>
         <w:pStyle w:val="BodyText"/>
-      </w:pPr>
-      <w:r>
-        <w:rPr>
-          <w:rFonts w:ascii="Times New Roman" w:hAnsi="Times New Roman" w:eastAsia="Times New Roman" w:cs="Times New Roman"/>
-        </w:rPr>
-        <w:t xml:space="preserve">A. ①③　B. ①②③　C. ③④　D. ②③④</w:t>
-      </w:r>
+        <w:ind w:left="480" w:hanging="480"/>
+        <w:spacing w:after="0"/>
+      </w:pPr>
+      <w:r>
+        <w:rPr>
+          <w:rFonts w:ascii="Times New Roman" w:hAnsi="Times New Roman" w:eastAsia="Times New Roman" w:cs="Times New Roman"/>
+        </w:rPr>
+        <w:t xml:space="preserve">A. ①③　</w:t>
+      </w:r>
+    </w:p>
+    <w:p>
+      <w:pPr>
+        <w:pStyle w:val="BodyText"/>
+        <w:ind w:left="480" w:hanging="480"/>
+        <w:spacing w:before="0" w:after="0"/>
+      </w:pPr>
+      <w:r>
+        <w:rPr>
+          <w:rFonts w:ascii="Times New Roman" w:hAnsi="Times New Roman" w:eastAsia="Times New Roman" w:cs="Times New Roman"/>
+        </w:rPr>
+        <w:t xml:space="preserve">B. ①②③　</w:t>
+      </w:r>
+    </w:p>
+    <w:p>
+      <w:pPr>
+        <w:pStyle w:val="BodyText"/>
+        <w:ind w:left="480" w:hanging="480"/>
+        <w:spacing w:before="0" w:after="0"/>
+      </w:pPr>
+      <w:r>
+        <w:rPr>
+          <w:rFonts w:ascii="Times New Roman" w:hAnsi="Times New Roman" w:eastAsia="Times New Roman" w:cs="Times New Roman"/>
+        </w:rPr>
+        <w:t xml:space="preserve">C. ③④　</w:t>
+      </w:r>
+    </w:p>
+    <w:p>
+      <w:pPr>
+        <w:pStyle w:val="BodyText"/>
+        <w:ind w:left="480" w:hanging="480"/>
+        <w:spacing w:before="0" w:after="180"/>
+      </w:pPr>
+      <w:r>
+        <w:rPr>
+          <w:rFonts w:ascii="Times New Roman" w:hAnsi="Times New Roman" w:eastAsia="Times New Roman" w:cs="Times New Roman"/>
+        </w:rPr>
+        <w:t xml:space="preserve">D. ②③④</w:t>
+      </w:r>
+    </w:p>
+    <w:p>
+      <w:pPr>
+        <w:spacing w:before="0" w:after="0"/>
+      </w:pPr>
+    </w:p>
+    <w:p>
+      <w:pPr>
+        <w:spacing w:before="0" w:after="0"/>
+      </w:pPr>
     </w:p>
     <w:p>
       <w:pPr>
@@ -14496,162 +14805,13 @@
     </w:p>
     <w:p>
       <w:pPr>
-        <w:pStyle w:val="BlockText"/>
-      </w:pPr>
-      <w:r>
-        <w:rPr>
-          <w:rFonts w:hint="eastAsia" w:ascii="Times New Roman" w:hAnsi="Times New Roman" w:eastAsia="FangSong" w:cs="Times New Roman"/>
-          <w:b/>
-          <w:bCs/>
-        </w:rPr>
-        <w:t xml:space="preserve">校勘注</w:t>
-      </w:r>
-      <w:r>
-        <w:rPr>
-          <w:rFonts w:hint="eastAsia" w:ascii="Times New Roman" w:hAnsi="Times New Roman" w:eastAsia="Times New Roman" w:cs="Times New Roman"/>
-        </w:rPr>
-        <w:t>：</w:t>
-      </w:r>
-      <w:r>
-        <w:rPr>
-          <w:rFonts w:hint="eastAsia" w:ascii="Times New Roman" w:hAnsi="Times New Roman" w:eastAsia="FangSong" w:cs="Times New Roman"/>
-        </w:rPr>
-        <w:t>题面</w:t>
-      </w:r>
-      <w:r>
-        <w:rPr>
-          <w:rFonts w:ascii="Times New Roman" w:hAnsi="Times New Roman" w:eastAsia="Times New Roman" w:cs="Times New Roman"/>
-        </w:rPr>
-        <w:t xml:space="preserve"> B/C/D </w:t>
-      </w:r>
-      <w:r>
-        <w:rPr>
-          <w:rFonts w:hint="eastAsia" w:ascii="Times New Roman" w:hAnsi="Times New Roman" w:eastAsia="FangSong" w:cs="Times New Roman"/>
-        </w:rPr>
-        <w:t xml:space="preserve">三个选项在原书</w:t>
-      </w:r>
-      <w:r>
-        <w:rPr>
-          <w:rFonts w:ascii="Times New Roman" w:hAnsi="Times New Roman" w:eastAsia="Times New Roman" w:cs="Times New Roman"/>
-        </w:rPr>
-        <w:t xml:space="preserve"> OCR </w:t>
-      </w:r>
-      <w:r>
-        <w:rPr>
-          <w:rFonts w:hint="eastAsia" w:ascii="Times New Roman" w:hAnsi="Times New Roman" w:eastAsia="FangSong" w:cs="Times New Roman"/>
-        </w:rPr>
-        <w:t>中断裂错排</w:t>
-      </w:r>
-      <w:r>
-        <w:rPr>
-          <w:rFonts w:hint="eastAsia" w:ascii="Times New Roman" w:hAnsi="Times New Roman" w:eastAsia="Times New Roman" w:cs="Times New Roman"/>
-        </w:rPr>
-        <w:t>（</w:t>
-      </w:r>
-      <w:r>
-        <w:rPr>
-          <w:rFonts w:ascii="Times New Roman" w:hAnsi="Times New Roman" w:eastAsia="Times New Roman" w:cs="Times New Roman"/>
-        </w:rPr>
-        <w:t xml:space="preserve">“0.04 </w:t>
-      </w:r>
-      <w:r>
-        <w:rPr>
-          <w:rFonts w:hint="eastAsia" w:ascii="Times New Roman" w:hAnsi="Times New Roman" w:eastAsia="Times New Roman" w:cs="Times New Roman"/>
-        </w:rPr>
-        <w:t>mol/</w:t>
-      </w:r>
-      <w:r>
-        <w:rPr>
-          <w:rFonts w:hint="eastAsia" w:ascii="Times New Roman" w:hAnsi="Times New Roman" w:eastAsia="FangSong" w:cs="Times New Roman"/>
-        </w:rPr>
-        <w:t>溶液</w:t>
-      </w:r>
-      <w:r>
-        <w:rPr>
-          <w:rFonts w:ascii="Times New Roman" w:hAnsi="Times New Roman" w:eastAsia="Times New Roman" w:cs="Times New Roman"/>
-        </w:rPr>
-        <w:t xml:space="preserve"> Q </w:t>
-      </w:r>
-      <w:r>
-        <w:rPr>
-          <w:rFonts w:hint="eastAsia" w:ascii="Times New Roman" w:hAnsi="Times New Roman" w:eastAsia="FangSong" w:cs="Times New Roman"/>
-        </w:rPr>
-        <w:t xml:space="preserve">比原溶液增重了</w:t>
-      </w:r>
-      <w:r>
-        <w:rPr>
-          <w:rFonts w:ascii="Times New Roman" w:hAnsi="Times New Roman" w:eastAsia="Times New Roman" w:cs="Times New Roman"/>
-        </w:rPr>
-        <w:t xml:space="preserve"> 1.28 g/3c(Fe</w:t>
-      </w:r>
-      <w:r>
-        <w:rPr>
-          <w:rFonts w:ascii="Times New Roman" w:hAnsi="Times New Roman" w:eastAsia="Times New Roman" w:cs="Times New Roman"/>
-          <w:vertAlign w:val="superscript"/>
-        </w:rPr>
-        <w:t>3+</w:t>
-      </w:r>
-      <w:r>
-        <w:rPr>
-          <w:rFonts w:ascii="Times New Roman" w:hAnsi="Times New Roman" w:eastAsia="Times New Roman" w:cs="Times New Roman"/>
-        </w:rPr>
-        <w:t>)+2c(Cu</w:t>
-      </w:r>
-      <w:r>
-        <w:rPr>
-          <w:rFonts w:ascii="Times New Roman" w:hAnsi="Times New Roman" w:eastAsia="Times New Roman" w:cs="Times New Roman"/>
-          <w:vertAlign w:val="superscript"/>
-        </w:rPr>
-        <w:t>2+</w:t>
-      </w:r>
-      <w:r>
-        <w:rPr>
-          <w:rFonts w:ascii="Times New Roman" w:hAnsi="Times New Roman" w:eastAsia="Times New Roman" w:cs="Times New Roman"/>
-        </w:rPr>
-        <w:t>)…”</w:t>
-      </w:r>
-      <w:r>
-        <w:rPr>
-          <w:rFonts w:hint="eastAsia" w:ascii="Times New Roman" w:hAnsi="Times New Roman" w:eastAsia="FangSong" w:cs="Times New Roman"/>
-        </w:rPr>
-        <w:t>相互嵌入</w:t>
-      </w:r>
-      <w:r>
-        <w:rPr>
-          <w:rFonts w:hint="eastAsia" w:ascii="Times New Roman" w:hAnsi="Times New Roman" w:eastAsia="Times New Roman" w:cs="Times New Roman"/>
-        </w:rPr>
-        <w:t>），</w:t>
-      </w:r>
-      <w:r>
-        <w:rPr>
-          <w:rFonts w:hint="eastAsia" w:ascii="Times New Roman" w:hAnsi="Times New Roman" w:eastAsia="FangSong" w:cs="Times New Roman"/>
-        </w:rPr>
-        <w:t>已按上下文与经典原题版式复原</w:t>
-      </w:r>
-      <w:r>
-        <w:rPr>
-          <w:rFonts w:hint="eastAsia" w:ascii="Times New Roman" w:hAnsi="Times New Roman" w:eastAsia="Times New Roman" w:cs="Times New Roman"/>
-        </w:rPr>
-        <w:t>；D</w:t>
-      </w:r>
-      <w:r>
-        <w:rPr>
-          <w:rFonts w:ascii="Times New Roman" w:hAnsi="Times New Roman" w:eastAsia="Times New Roman" w:cs="Times New Roman"/>
-        </w:rPr>
-        <w:t xml:space="preserve"> </w:t>
-      </w:r>
-      <w:r>
-        <w:rPr>
-          <w:rFonts w:hint="eastAsia" w:ascii="Times New Roman" w:hAnsi="Times New Roman" w:eastAsia="FangSong" w:cs="Times New Roman"/>
-        </w:rPr>
-        <w:t>项电荷守恒式细节照录存疑</w:t>
-      </w:r>
-      <w:r>
-        <w:rPr>
-          <w:rFonts w:hint="eastAsia" w:ascii="Times New Roman" w:hAnsi="Times New Roman" w:eastAsia="Times New Roman" w:cs="Times New Roman"/>
-        </w:rPr>
-        <w:t>。</w:t>
-      </w:r>
+        <w:spacing w:before="0" w:after="0"/>
+      </w:pPr>
+    </w:p>
+    <w:p>
+      <w:pPr>
+        <w:spacing w:before="0" w:after="0"/>
+      </w:pPr>
     </w:p>
     <w:p>
       <w:pPr>
@@ -15620,6 +15780,16 @@
           </m:sup>
         </m:sSup>
       </m:oMath>
+    </w:p>
+    <w:p>
+      <w:pPr>
+        <w:spacing w:before="0" w:after="0"/>
+      </w:pPr>
+    </w:p>
+    <w:p>
+      <w:pPr>
+        <w:spacing w:before="0" w:after="0"/>
+      </w:pPr>
     </w:p>
     <w:p>
       <w:pPr>
@@ -16442,6 +16612,39 @@
       </w:r>
     </w:p>
     <w:p>
+      <w:pPr/>
+      <w:r>
+        <w:rPr>
+          <w:rFonts w:ascii="Times New Roman" w:hAnsi="Times New Roman" w:eastAsia="Times New Roman" w:cs="Times New Roman"/>
+        </w:rPr>
+        <w:t xml:space="preserve">C、I </w:t>
+      </w:r>
+      <w:r>
+        <w:rPr>
+          <w:rFonts w:hint="eastAsia" w:ascii="Times New Roman" w:hAnsi="Times New Roman" w:eastAsia="FangSong" w:cs="Times New Roman"/>
+        </w:rPr>
+        <w:t>的氢化物可相互混溶在一起</w:t>
+      </w:r>
+      <w:r>
+        <w:rPr>
+          <w:rFonts w:hint="eastAsia" w:ascii="Times New Roman" w:hAnsi="Times New Roman" w:eastAsia="Times New Roman" w:cs="Times New Roman"/>
+        </w:rPr>
+        <w:t>，</w:t>
+      </w:r>
+      <w:r>
+        <w:rPr>
+          <w:rFonts w:hint="eastAsia" w:ascii="Times New Roman" w:hAnsi="Times New Roman" w:eastAsia="FangSong" w:cs="Times New Roman"/>
+        </w:rPr>
+        <w:t>请解释其可能的原因</w:t>
+      </w:r>
+      <w:r>
+        <w:rPr>
+          <w:rFonts w:hint="eastAsia" w:ascii="Times New Roman" w:hAnsi="Times New Roman" w:eastAsia="Times New Roman" w:cs="Times New Roman"/>
+        </w:rPr>
+        <w:t>____；</w:t>
+      </w:r>
+    </w:p>
+    <w:p>
       <w:pPr>
         <w:numPr>
           <w:ilvl w:val="0"/>
@@ -16450,33 +16653,39 @@
       </w:pPr>
       <w:r>
         <w:rPr>
-          <w:rFonts w:ascii="Times New Roman" w:hAnsi="Times New Roman" w:eastAsia="Times New Roman" w:cs="Times New Roman"/>
-        </w:rPr>
-        <w:t xml:space="preserve">C、I </w:t>
-      </w:r>
-      <w:r>
-        <w:rPr>
-          <w:rFonts w:hint="eastAsia" w:ascii="Times New Roman" w:hAnsi="Times New Roman" w:eastAsia="FangSong" w:cs="Times New Roman"/>
-        </w:rPr>
-        <w:t>的氢化物可相互混溶在一起</w:t>
-      </w:r>
-      <w:r>
-        <w:rPr>
-          <w:rFonts w:hint="eastAsia" w:ascii="Times New Roman" w:hAnsi="Times New Roman" w:eastAsia="Times New Roman" w:cs="Times New Roman"/>
-        </w:rPr>
-        <w:t>，</w:t>
-      </w:r>
-      <w:r>
-        <w:rPr>
-          <w:rFonts w:hint="eastAsia" w:ascii="Times New Roman" w:hAnsi="Times New Roman" w:eastAsia="FangSong" w:cs="Times New Roman"/>
-        </w:rPr>
-        <w:t>请解释其可能的原因</w:t>
-      </w:r>
-      <w:r>
-        <w:rPr>
-          <w:rFonts w:hint="eastAsia" w:ascii="Times New Roman" w:hAnsi="Times New Roman" w:eastAsia="Times New Roman" w:cs="Times New Roman"/>
-        </w:rPr>
-        <w:t>____；</w:t>
+          <w:rFonts w:hint="eastAsia" w:ascii="Times New Roman" w:hAnsi="Times New Roman" w:eastAsia="FangSong" w:cs="Times New Roman"/>
+        </w:rPr>
+        <w:t xml:space="preserve">写出</w:t>
+      </w:r>
+      <w:r>
+        <w:rPr>
+          <w:rFonts w:ascii="Times New Roman" w:hAnsi="Times New Roman" w:eastAsia="Times New Roman" w:cs="Times New Roman"/>
+        </w:rPr>
+        <w:t xml:space="preserve"> E </w:t>
+      </w:r>
+      <w:r>
+        <w:rPr>
+          <w:rFonts w:hint="eastAsia" w:ascii="Times New Roman" w:hAnsi="Times New Roman" w:eastAsia="FangSong" w:cs="Times New Roman"/>
+        </w:rPr>
+        <w:t xml:space="preserve">的单质与</w:t>
+      </w:r>
+      <w:r>
+        <w:rPr>
+          <w:rFonts w:ascii="Times New Roman" w:hAnsi="Times New Roman" w:eastAsia="Times New Roman" w:cs="Times New Roman"/>
+        </w:rPr>
+        <w:t xml:space="preserve"> I </w:t>
+      </w:r>
+      <w:r>
+        <w:rPr>
+          <w:rFonts w:hint="eastAsia" w:ascii="Times New Roman" w:hAnsi="Times New Roman" w:eastAsia="FangSong" w:cs="Times New Roman"/>
+        </w:rPr>
+        <w:t>元素的最高价氧化物对应的水化物反应的化学方程式</w:t>
+      </w:r>
+      <w:r>
+        <w:rPr>
+          <w:rFonts w:hint="eastAsia" w:ascii="Times New Roman" w:hAnsi="Times New Roman" w:eastAsia="Times New Roman" w:cs="Times New Roman"/>
+        </w:rPr>
+        <w:t>：____；</w:t>
       </w:r>
     </w:p>
     <w:p>
@@ -16490,37 +16699,253 @@
         <w:rPr>
           <w:rFonts w:hint="eastAsia" w:ascii="Times New Roman" w:hAnsi="Times New Roman" w:eastAsia="FangSong" w:cs="Times New Roman"/>
         </w:rPr>
-        <w:t xml:space="preserve">写出</w:t>
-      </w:r>
-      <w:r>
-        <w:rPr>
-          <w:rFonts w:ascii="Times New Roman" w:hAnsi="Times New Roman" w:eastAsia="Times New Roman" w:cs="Times New Roman"/>
-        </w:rPr>
-        <w:t xml:space="preserve"> E </w:t>
-      </w:r>
-      <w:r>
-        <w:rPr>
-          <w:rFonts w:hint="eastAsia" w:ascii="Times New Roman" w:hAnsi="Times New Roman" w:eastAsia="FangSong" w:cs="Times New Roman"/>
-        </w:rPr>
-        <w:t xml:space="preserve">的单质与</w:t>
-      </w:r>
-      <w:r>
-        <w:rPr>
-          <w:rFonts w:ascii="Times New Roman" w:hAnsi="Times New Roman" w:eastAsia="Times New Roman" w:cs="Times New Roman"/>
-        </w:rPr>
-        <w:t xml:space="preserve"> I </w:t>
-      </w:r>
-      <w:r>
-        <w:rPr>
-          <w:rFonts w:hint="eastAsia" w:ascii="Times New Roman" w:hAnsi="Times New Roman" w:eastAsia="FangSong" w:cs="Times New Roman"/>
-        </w:rPr>
-        <w:t>元素的最高价氧化物对应的水化物反应的化学方程式</w:t>
-      </w:r>
-      <w:r>
-        <w:rPr>
-          <w:rFonts w:hint="eastAsia" w:ascii="Times New Roman" w:hAnsi="Times New Roman" w:eastAsia="Times New Roman" w:cs="Times New Roman"/>
-        </w:rPr>
-        <w:t>：____；</w:t>
+        <w:t xml:space="preserve">上述</w:t>
+      </w:r>
+      <w:r>
+        <w:rPr>
+          <w:rFonts w:ascii="Times New Roman" w:hAnsi="Times New Roman" w:eastAsia="Times New Roman" w:cs="Times New Roman"/>
+        </w:rPr>
+        <w:t xml:space="preserve"> E、F、G </w:t>
+      </w:r>
+      <w:r>
+        <w:rPr>
+          <w:rFonts w:hint="eastAsia" w:ascii="Times New Roman" w:hAnsi="Times New Roman" w:eastAsia="FangSong" w:cs="Times New Roman"/>
+        </w:rPr>
+        <w:t>三种元素中的某两种元素形成的化合物中</w:t>
+      </w:r>
+      <w:r>
+        <w:rPr>
+          <w:rFonts w:hint="eastAsia" w:ascii="Times New Roman" w:hAnsi="Times New Roman" w:eastAsia="Times New Roman" w:cs="Times New Roman"/>
+        </w:rPr>
+        <w:t>，</w:t>
+      </w:r>
+      <w:r>
+        <w:rPr>
+          <w:rFonts w:hint="eastAsia" w:ascii="Times New Roman" w:hAnsi="Times New Roman" w:eastAsia="FangSong" w:cs="Times New Roman"/>
+        </w:rPr>
+        <w:t>每一个原子都满足</w:t>
+      </w:r>
+      <w:r>
+        <w:rPr>
+          <w:rFonts w:ascii="Times New Roman" w:hAnsi="Times New Roman" w:eastAsia="Times New Roman" w:cs="Times New Roman"/>
+        </w:rPr>
+        <w:t xml:space="preserve"> 8 </w:t>
+      </w:r>
+      <w:r>
+        <w:rPr>
+          <w:rFonts w:hint="eastAsia" w:ascii="Times New Roman" w:hAnsi="Times New Roman" w:eastAsia="FangSong" w:cs="Times New Roman"/>
+        </w:rPr>
+        <w:t>电子稳定结构的是</w:t>
+      </w:r>
+      <w:r>
+        <w:rPr>
+          <w:rFonts w:hint="eastAsia" w:ascii="Times New Roman" w:hAnsi="Times New Roman" w:eastAsia="Times New Roman" w:cs="Times New Roman"/>
+        </w:rPr>
+        <w:t>_</w:t>
+      </w:r>
+      <w:r>
+        <w:rPr>
+          <w:rFonts w:hint="eastAsia" w:ascii="Times New Roman" w:hAnsi="Times New Roman" w:eastAsia="Times New Roman" w:cs="Times New Roman"/>
+          <w:b/>
+          <w:bCs/>
+          <w:i/>
+          <w:iCs/>
+        </w:rPr>
+        <w:t>（</w:t>
+      </w:r>
+      <w:r>
+        <w:rPr>
+          <w:rFonts w:hint="eastAsia" w:ascii="Times New Roman" w:hAnsi="Times New Roman" w:eastAsia="FangSong" w:cs="Times New Roman"/>
+          <w:b/>
+          <w:bCs/>
+          <w:i/>
+          <w:iCs/>
+        </w:rPr>
+        <w:t>写分子式</w:t>
+      </w:r>
+      <w:r>
+        <w:rPr>
+          <w:rFonts w:hint="eastAsia" w:ascii="Times New Roman" w:hAnsi="Times New Roman" w:eastAsia="Times New Roman" w:cs="Times New Roman"/>
+          <w:b/>
+          <w:bCs/>
+          <w:i/>
+          <w:iCs/>
+        </w:rPr>
+        <w:t>）；</w:t>
+      </w:r>
+      <w:r>
+        <w:rPr>
+          <w:rFonts w:hint="eastAsia" w:ascii="Times New Roman" w:hAnsi="Times New Roman" w:eastAsia="FangSong" w:cs="Times New Roman"/>
+          <w:b/>
+          <w:bCs/>
+          <w:i/>
+          <w:iCs/>
+        </w:rPr>
+        <w:t>元素</w:t>
+      </w:r>
+      <w:r>
+        <w:rPr>
+          <w:rFonts w:ascii="Times New Roman" w:hAnsi="Times New Roman" w:eastAsia="Times New Roman" w:cs="Times New Roman"/>
+          <w:b/>
+          <w:bCs/>
+          <w:i/>
+          <w:iCs/>
+        </w:rPr>
+        <w:t xml:space="preserve"> E、H、I </w:t>
+      </w:r>
+      <w:r>
+        <w:rPr>
+          <w:rFonts w:hint="eastAsia" w:ascii="Times New Roman" w:hAnsi="Times New Roman" w:eastAsia="FangSong" w:cs="Times New Roman"/>
+          <w:b/>
+          <w:bCs/>
+          <w:i/>
+          <w:iCs/>
+        </w:rPr>
+        <w:t xml:space="preserve">形成的化合物</w:t>
+      </w:r>
+      <w:r>
+        <w:rPr>
+          <w:rFonts w:ascii="Times New Roman" w:hAnsi="Times New Roman" w:eastAsia="Times New Roman" w:cs="Times New Roman"/>
+          <w:b/>
+          <w:bCs/>
+          <w:i/>
+          <w:iCs/>
+        </w:rPr>
+        <w:t xml:space="preserve"> </w:t>
+      </w:r>
+      <w:r>
+        <w:rPr>
+          <w:rFonts w:hint="eastAsia" w:ascii="Times New Roman" w:hAnsi="Times New Roman" w:eastAsia="Times New Roman" w:cs="Times New Roman"/>
+          <w:b/>
+          <w:bCs/>
+          <w:i/>
+          <w:iCs/>
+        </w:rPr>
+        <w:t>HEI，</w:t>
+      </w:r>
+      <w:r>
+        <w:rPr>
+          <w:rFonts w:hint="eastAsia" w:ascii="Times New Roman" w:hAnsi="Times New Roman" w:eastAsia="FangSong" w:cs="Times New Roman"/>
+          <w:b/>
+          <w:bCs/>
+          <w:i/>
+          <w:iCs/>
+        </w:rPr>
+        <w:t>其电子式为</w:t>
+      </w:r>
+      <w:r>
+        <w:rPr>
+          <w:rFonts w:hint="eastAsia" w:ascii="Times New Roman" w:hAnsi="Times New Roman" w:eastAsia="Times New Roman" w:cs="Times New Roman"/>
+        </w:rPr>
+        <w:t>_，</w:t>
+      </w:r>
+      <w:r>
+        <w:rPr>
+          <w:rFonts w:hint="eastAsia" w:ascii="Times New Roman" w:hAnsi="Times New Roman" w:eastAsia="FangSong" w:cs="Times New Roman"/>
+        </w:rPr>
+        <w:t>该化合物中共形成</w:t>
+      </w:r>
+      <w:r>
+        <w:rPr>
+          <w:rFonts w:hint="eastAsia" w:ascii="Times New Roman" w:hAnsi="Times New Roman" w:eastAsia="Times New Roman" w:cs="Times New Roman"/>
+        </w:rPr>
+        <w:t>_</w:t>
+      </w:r>
+      <w:r>
+        <w:rPr>
+          <w:rFonts w:hint="eastAsia" w:ascii="Times New Roman" w:hAnsi="Times New Roman" w:eastAsia="FangSong" w:cs="Times New Roman"/>
+          <w:b/>
+          <w:bCs/>
+          <w:i/>
+          <w:iCs/>
+        </w:rPr>
+        <w:t xml:space="preserve">个</w:t>
+      </w:r>
+      <w:r>
+        <w:rPr>
+          <w:rFonts w:ascii="Times New Roman" w:hAnsi="Times New Roman" w:eastAsia="Times New Roman" w:cs="Times New Roman"/>
+          <w:b/>
+          <w:bCs/>
+          <w:i/>
+          <w:iCs/>
+        </w:rPr>
+        <w:t xml:space="preserve"> </w:t>
+      </w:r>
+      <m:oMath>
+        <m:r>
+          <m:t>σ</m:t>
+        </m:r>
+      </m:oMath>
+      <w:r>
+        <w:rPr>
+          <w:rFonts w:ascii="Times New Roman" w:hAnsi="Times New Roman" w:eastAsia="Times New Roman" w:cs="Times New Roman"/>
+          <w:b/>
+          <w:bCs/>
+          <w:i/>
+          <w:iCs/>
+        </w:rPr>
+        <w:t xml:space="preserve"> </w:t>
+      </w:r>
+      <w:r>
+        <w:rPr>
+          <w:rFonts w:hint="eastAsia" w:ascii="Times New Roman" w:hAnsi="Times New Roman" w:eastAsia="FangSong" w:cs="Times New Roman"/>
+          <w:b/>
+          <w:bCs/>
+          <w:i/>
+          <w:iCs/>
+        </w:rPr>
+        <w:t>键</w:t>
+      </w:r>
+      <w:r>
+        <w:rPr>
+          <w:rFonts w:hint="eastAsia" w:ascii="Times New Roman" w:hAnsi="Times New Roman" w:eastAsia="Times New Roman" w:cs="Times New Roman"/>
+          <w:b/>
+          <w:bCs/>
+          <w:i/>
+          <w:iCs/>
+        </w:rPr>
+        <w:t>，</w:t>
+      </w:r>
+      <w:r>
+        <w:rPr>
+          <w:rFonts w:hint="eastAsia" w:ascii="Times New Roman" w:hAnsi="Times New Roman" w:eastAsia="Times New Roman" w:cs="Times New Roman"/>
+        </w:rPr>
+        <w:t>_</w:t>
+      </w:r>
+      <w:r>
+        <w:rPr>
+          <w:rFonts w:hint="eastAsia" w:ascii="Times New Roman" w:hAnsi="Times New Roman" w:eastAsia="FangSong" w:cs="Times New Roman"/>
+        </w:rPr>
+        <w:t>个</w:t>
+      </w:r>
+      <w:r>
+        <w:rPr>
+          <w:rFonts w:ascii="Times New Roman" w:hAnsi="Times New Roman" w:eastAsia="Times New Roman" w:cs="Times New Roman"/>
+        </w:rPr>
+        <w:t xml:space="preserve"> </w:t>
+      </w:r>
+      <m:oMath>
+        <m:r>
+          <m:t>π</m:t>
+        </m:r>
+      </m:oMath>
+      <w:r>
+        <w:rPr>
+          <w:rFonts w:ascii="Times New Roman" w:hAnsi="Times New Roman" w:eastAsia="Times New Roman" w:cs="Times New Roman"/>
+        </w:rPr>
+        <w:t xml:space="preserve"> </w:t>
+      </w:r>
+      <w:r>
+        <w:rPr>
+          <w:rFonts w:hint="eastAsia" w:ascii="Times New Roman" w:hAnsi="Times New Roman" w:eastAsia="FangSong" w:cs="Times New Roman"/>
+        </w:rPr>
+        <w:t>键</w:t>
+      </w:r>
+      <w:r>
+        <w:rPr>
+          <w:rFonts w:hint="eastAsia" w:ascii="Times New Roman" w:hAnsi="Times New Roman" w:eastAsia="Times New Roman" w:cs="Times New Roman"/>
+        </w:rPr>
+        <w:t>；</w:t>
       </w:r>
     </w:p>
     <w:p>
@@ -16534,43 +16959,101 @@
         <w:rPr>
           <w:rFonts w:hint="eastAsia" w:ascii="Times New Roman" w:hAnsi="Times New Roman" w:eastAsia="FangSong" w:cs="Times New Roman"/>
         </w:rPr>
-        <w:t xml:space="preserve">上述</w:t>
-      </w:r>
-      <w:r>
-        <w:rPr>
-          <w:rFonts w:ascii="Times New Roman" w:hAnsi="Times New Roman" w:eastAsia="Times New Roman" w:cs="Times New Roman"/>
-        </w:rPr>
-        <w:t xml:space="preserve"> E、F、G </w:t>
-      </w:r>
-      <w:r>
-        <w:rPr>
-          <w:rFonts w:hint="eastAsia" w:ascii="Times New Roman" w:hAnsi="Times New Roman" w:eastAsia="FangSong" w:cs="Times New Roman"/>
-        </w:rPr>
-        <w:t>三种元素中的某两种元素形成的化合物中</w:t>
-      </w:r>
-      <w:r>
-        <w:rPr>
-          <w:rFonts w:hint="eastAsia" w:ascii="Times New Roman" w:hAnsi="Times New Roman" w:eastAsia="Times New Roman" w:cs="Times New Roman"/>
-        </w:rPr>
-        <w:t>，</w:t>
-      </w:r>
-      <w:r>
-        <w:rPr>
-          <w:rFonts w:hint="eastAsia" w:ascii="Times New Roman" w:hAnsi="Times New Roman" w:eastAsia="FangSong" w:cs="Times New Roman"/>
-        </w:rPr>
-        <w:t>每一个原子都满足</w:t>
-      </w:r>
-      <w:r>
-        <w:rPr>
-          <w:rFonts w:ascii="Times New Roman" w:hAnsi="Times New Roman" w:eastAsia="Times New Roman" w:cs="Times New Roman"/>
-        </w:rPr>
-        <w:t xml:space="preserve"> 8 </w:t>
-      </w:r>
-      <w:r>
-        <w:rPr>
-          <w:rFonts w:hint="eastAsia" w:ascii="Times New Roman" w:hAnsi="Times New Roman" w:eastAsia="FangSong" w:cs="Times New Roman"/>
-        </w:rPr>
-        <w:t>电子稳定结构的是</w:t>
+        <w:t xml:space="preserve">元素</w:t>
+      </w:r>
+      <w:r>
+        <w:rPr>
+          <w:rFonts w:ascii="Times New Roman" w:hAnsi="Times New Roman" w:eastAsia="Times New Roman" w:cs="Times New Roman"/>
+        </w:rPr>
+        <w:t xml:space="preserve"> B、D、H </w:t>
+      </w:r>
+      <w:r>
+        <w:rPr>
+          <w:rFonts w:hint="eastAsia" w:ascii="Times New Roman" w:hAnsi="Times New Roman" w:eastAsia="FangSong" w:cs="Times New Roman"/>
+        </w:rPr>
+        <w:t xml:space="preserve">与</w:t>
+      </w:r>
+      <w:r>
+        <w:rPr>
+          <w:rFonts w:ascii="Times New Roman" w:hAnsi="Times New Roman" w:eastAsia="Times New Roman" w:cs="Times New Roman"/>
+        </w:rPr>
+        <w:t xml:space="preserve"> C </w:t>
+      </w:r>
+      <w:r>
+        <w:rPr>
+          <w:rFonts w:hint="eastAsia" w:ascii="Times New Roman" w:hAnsi="Times New Roman" w:eastAsia="FangSong" w:cs="Times New Roman"/>
+        </w:rPr>
+        <w:t xml:space="preserve">组成的化合物</w:t>
+      </w:r>
+      <w:r>
+        <w:rPr>
+          <w:rFonts w:ascii="Times New Roman" w:hAnsi="Times New Roman" w:eastAsia="Times New Roman" w:cs="Times New Roman"/>
+        </w:rPr>
+        <w:t xml:space="preserve"> </w:t>
+      </w:r>
+      <m:oMath>
+        <m:sSub>
+          <m:e>
+            <m:r>
+              <m:rPr>
+                <m:sty m:val="p"/>
+              </m:rPr>
+              <m:t>B</m:t>
+            </m:r>
+          </m:e>
+          <m:sub>
+            <m:r>
+              <m:t>2</m:t>
+            </m:r>
+          </m:sub>
+        </m:sSub>
+        <m:r>
+          <m:rPr>
+            <m:sty m:val="p"/>
+          </m:rPr>
+          <m:t>C</m:t>
+        </m:r>
+      </m:oMath>
+      <w:r>
+        <w:rPr>
+          <w:rFonts w:ascii="Times New Roman" w:hAnsi="Times New Roman" w:eastAsia="Times New Roman" w:cs="Times New Roman"/>
+        </w:rPr>
+        <w:t xml:space="preserve">、DC、</w:t>
+      </w:r>
+      <m:oMath>
+        <m:sSub>
+          <m:e>
+            <m:r>
+              <m:rPr>
+                <m:sty m:val="p"/>
+              </m:rPr>
+              <m:t>H</m:t>
+            </m:r>
+          </m:e>
+          <m:sub>
+            <m:r>
+              <m:t>2</m:t>
+            </m:r>
+          </m:sub>
+        </m:sSub>
+        <m:r>
+          <m:rPr>
+            <m:sty m:val="p"/>
+          </m:rPr>
+          <m:t>C</m:t>
+        </m:r>
+      </m:oMath>
+      <w:r>
+        <w:rPr>
+          <w:rFonts w:ascii="Times New Roman" w:hAnsi="Times New Roman" w:eastAsia="Times New Roman" w:cs="Times New Roman"/>
+        </w:rPr>
+        <w:t xml:space="preserve"> </w:t>
+      </w:r>
+      <w:r>
+        <w:rPr>
+          <w:rFonts w:hint="eastAsia" w:ascii="Times New Roman" w:hAnsi="Times New Roman" w:eastAsia="FangSong" w:cs="Times New Roman"/>
+        </w:rPr>
+        <w:t>的熔点高低顺序为</w:t>
       </w:r>
       <w:r>
         <w:rPr>
@@ -16586,7 +17069,7 @@
           <w:i/>
           <w:iCs/>
         </w:rPr>
-        <w:t>（</w:t>
+        <w:t>，</w:t>
       </w:r>
       <w:r>
         <w:rPr>
@@ -16596,7 +17079,63 @@
           <w:i/>
           <w:iCs/>
         </w:rPr>
-        <w:t>写分子式</w:t>
+        <w:t>其原因是</w:t>
+      </w:r>
+      <w:r>
+        <w:rPr>
+          <w:rFonts w:hint="eastAsia" w:ascii="Times New Roman" w:hAnsi="Times New Roman" w:eastAsia="Times New Roman" w:cs="Times New Roman"/>
+        </w:rPr>
+        <w:t xml:space="preserve">_；</w:t>
+      </w:r>
+    </w:p>
+    <w:p>
+      <w:pPr>
+        <w:numPr>
+          <w:ilvl w:val="0"/>
+          <w:numId w:val="1006"/>
+        </w:numPr>
+      </w:pPr>
+      <w:r>
+        <w:rPr>
+          <w:rFonts w:ascii="Times New Roman" w:hAnsi="Times New Roman" w:eastAsia="Times New Roman" w:cs="Times New Roman"/>
+        </w:rPr>
+        <w:t xml:space="preserve">A </w:t>
+      </w:r>
+      <w:r>
+        <w:rPr>
+          <w:rFonts w:hint="eastAsia" w:ascii="Times New Roman" w:hAnsi="Times New Roman" w:eastAsia="FangSong" w:cs="Times New Roman"/>
+        </w:rPr>
+        <w:t xml:space="preserve">和</w:t>
+      </w:r>
+      <w:r>
+        <w:rPr>
+          <w:rFonts w:ascii="Times New Roman" w:hAnsi="Times New Roman" w:eastAsia="Times New Roman" w:cs="Times New Roman"/>
+        </w:rPr>
+        <w:t xml:space="preserve"> J </w:t>
+      </w:r>
+      <w:r>
+        <w:rPr>
+          <w:rFonts w:hint="eastAsia" w:ascii="Times New Roman" w:hAnsi="Times New Roman" w:eastAsia="FangSong" w:cs="Times New Roman"/>
+        </w:rPr>
+        <w:t>相比较</w:t>
+      </w:r>
+      <w:r>
+        <w:rPr>
+          <w:rFonts w:hint="eastAsia" w:ascii="Times New Roman" w:hAnsi="Times New Roman" w:eastAsia="Times New Roman" w:cs="Times New Roman"/>
+        </w:rPr>
+        <w:t>，</w:t>
+      </w:r>
+      <w:r>
+        <w:rPr>
+          <w:rFonts w:hint="eastAsia" w:ascii="Times New Roman" w:hAnsi="Times New Roman" w:eastAsia="FangSong" w:cs="Times New Roman"/>
+        </w:rPr>
+        <w:t>非金属性较弱的是</w:t>
+      </w:r>
+      <w:r>
+        <w:rPr>
+          <w:rFonts w:hint="eastAsia" w:ascii="Times New Roman" w:hAnsi="Times New Roman" w:eastAsia="Times New Roman" w:cs="Times New Roman"/>
+        </w:rPr>
+        <w:t>_</w:t>
       </w:r>
       <w:r>
         <w:rPr>
@@ -16606,7 +17145,7 @@
           <w:i/>
           <w:iCs/>
         </w:rPr>
-        <w:t>）；</w:t>
+        <w:t>（</w:t>
       </w:r>
       <w:r>
         <w:rPr>
@@ -16616,17 +17155,17 @@
           <w:i/>
           <w:iCs/>
         </w:rPr>
-        <w:t>元素</w:t>
-      </w:r>
-      <w:r>
-        <w:rPr>
-          <w:rFonts w:ascii="Times New Roman" w:hAnsi="Times New Roman" w:eastAsia="Times New Roman" w:cs="Times New Roman"/>
+        <w:t>填元素名称</w:t>
+      </w:r>
+      <w:r>
+        <w:rPr>
+          <w:rFonts w:hint="eastAsia" w:ascii="Times New Roman" w:hAnsi="Times New Roman" w:eastAsia="Times New Roman" w:cs="Times New Roman"/>
           <w:b/>
           <w:bCs/>
           <w:i/>
           <w:iCs/>
         </w:rPr>
-        <w:t xml:space="preserve"> E、H、I </w:t>
+        <w:t>），</w:t>
       </w:r>
       <w:r>
         <w:rPr>
@@ -16636,305 +17175,78 @@
           <w:i/>
           <w:iCs/>
         </w:rPr>
-        <w:t xml:space="preserve">形成的化合物</w:t>
-      </w:r>
-      <w:r>
-        <w:rPr>
-          <w:rFonts w:ascii="Times New Roman" w:hAnsi="Times New Roman" w:eastAsia="Times New Roman" w:cs="Times New Roman"/>
-          <w:b/>
-          <w:bCs/>
-          <w:i/>
-          <w:iCs/>
-        </w:rPr>
-        <w:t xml:space="preserve"> </w:t>
-      </w:r>
-      <w:r>
-        <w:rPr>
-          <w:rFonts w:hint="eastAsia" w:ascii="Times New Roman" w:hAnsi="Times New Roman" w:eastAsia="Times New Roman" w:cs="Times New Roman"/>
-          <w:b/>
-          <w:bCs/>
-          <w:i/>
-          <w:iCs/>
-        </w:rPr>
-        <w:t>HEI，</w:t>
-      </w:r>
-      <w:r>
-        <w:rPr>
-          <w:rFonts w:hint="eastAsia" w:ascii="Times New Roman" w:hAnsi="Times New Roman" w:eastAsia="FangSong" w:cs="Times New Roman"/>
-          <w:b/>
-          <w:bCs/>
-          <w:i/>
-          <w:iCs/>
-        </w:rPr>
-        <w:t>其电子式为</w:t>
-      </w:r>
-      <w:r>
-        <w:rPr>
-          <w:rFonts w:hint="eastAsia" w:ascii="Times New Roman" w:hAnsi="Times New Roman" w:eastAsia="Times New Roman" w:cs="Times New Roman"/>
-        </w:rPr>
-        <w:t>_，</w:t>
-      </w:r>
-      <w:r>
-        <w:rPr>
-          <w:rFonts w:hint="eastAsia" w:ascii="Times New Roman" w:hAnsi="Times New Roman" w:eastAsia="FangSong" w:cs="Times New Roman"/>
-        </w:rPr>
-        <w:t>该化合物中共形成</w:t>
-      </w:r>
-      <w:r>
-        <w:rPr>
-          <w:rFonts w:hint="eastAsia" w:ascii="Times New Roman" w:hAnsi="Times New Roman" w:eastAsia="Times New Roman" w:cs="Times New Roman"/>
-        </w:rPr>
-        <w:t>_</w:t>
-      </w:r>
-      <w:r>
-        <w:rPr>
-          <w:rFonts w:hint="eastAsia" w:ascii="Times New Roman" w:hAnsi="Times New Roman" w:eastAsia="FangSong" w:cs="Times New Roman"/>
-          <w:b/>
-          <w:bCs/>
-          <w:i/>
-          <w:iCs/>
-        </w:rPr>
-        <w:t xml:space="preserve">个</w:t>
-      </w:r>
-      <w:r>
-        <w:rPr>
-          <w:rFonts w:ascii="Times New Roman" w:hAnsi="Times New Roman" w:eastAsia="Times New Roman" w:cs="Times New Roman"/>
-          <w:b/>
-          <w:bCs/>
-          <w:i/>
-          <w:iCs/>
-        </w:rPr>
-        <w:t xml:space="preserve"> </w:t>
-      </w:r>
-      <m:oMath>
-        <m:r>
-          <m:t>σ</m:t>
-        </m:r>
-      </m:oMath>
-      <w:r>
-        <w:rPr>
-          <w:rFonts w:ascii="Times New Roman" w:hAnsi="Times New Roman" w:eastAsia="Times New Roman" w:cs="Times New Roman"/>
-          <w:b/>
-          <w:bCs/>
-          <w:i/>
-          <w:iCs/>
-        </w:rPr>
-        <w:t xml:space="preserve"> </w:t>
-      </w:r>
-      <w:r>
-        <w:rPr>
-          <w:rFonts w:hint="eastAsia" w:ascii="Times New Roman" w:hAnsi="Times New Roman" w:eastAsia="FangSong" w:cs="Times New Roman"/>
-          <w:b/>
-          <w:bCs/>
-          <w:i/>
-          <w:iCs/>
-        </w:rPr>
-        <w:t>键</w:t>
-      </w:r>
-      <w:r>
-        <w:rPr>
-          <w:rFonts w:hint="eastAsia" w:ascii="Times New Roman" w:hAnsi="Times New Roman" w:eastAsia="Times New Roman" w:cs="Times New Roman"/>
-          <w:b/>
-          <w:bCs/>
-          <w:i/>
-          <w:iCs/>
-        </w:rPr>
-        <w:t>，</w:t>
-      </w:r>
-      <w:r>
-        <w:rPr>
-          <w:rFonts w:hint="eastAsia" w:ascii="Times New Roman" w:hAnsi="Times New Roman" w:eastAsia="Times New Roman" w:cs="Times New Roman"/>
-        </w:rPr>
-        <w:t>_</w:t>
-      </w:r>
-      <w:r>
-        <w:rPr>
-          <w:rFonts w:hint="eastAsia" w:ascii="Times New Roman" w:hAnsi="Times New Roman" w:eastAsia="FangSong" w:cs="Times New Roman"/>
-        </w:rPr>
-        <w:t>个</w:t>
-      </w:r>
-      <w:r>
-        <w:rPr>
-          <w:rFonts w:ascii="Times New Roman" w:hAnsi="Times New Roman" w:eastAsia="Times New Roman" w:cs="Times New Roman"/>
-        </w:rPr>
-        <w:t xml:space="preserve"> </w:t>
-      </w:r>
-      <m:oMath>
-        <m:r>
-          <m:t>π</m:t>
-        </m:r>
-      </m:oMath>
-      <w:r>
-        <w:rPr>
-          <w:rFonts w:ascii="Times New Roman" w:hAnsi="Times New Roman" w:eastAsia="Times New Roman" w:cs="Times New Roman"/>
-        </w:rPr>
-        <w:t xml:space="preserve"> </w:t>
-      </w:r>
-      <w:r>
-        <w:rPr>
-          <w:rFonts w:hint="eastAsia" w:ascii="Times New Roman" w:hAnsi="Times New Roman" w:eastAsia="FangSong" w:cs="Times New Roman"/>
-        </w:rPr>
-        <w:t>键</w:t>
-      </w:r>
-      <w:r>
-        <w:rPr>
-          <w:rFonts w:hint="eastAsia" w:ascii="Times New Roman" w:hAnsi="Times New Roman" w:eastAsia="Times New Roman" w:cs="Times New Roman"/>
-        </w:rPr>
-        <w:t>；</w:t>
-      </w:r>
-    </w:p>
-    <w:p>
-      <w:pPr>
-        <w:numPr>
-          <w:ilvl w:val="0"/>
-          <w:numId w:val="1006"/>
-        </w:numPr>
-      </w:pPr>
-      <w:r>
-        <w:rPr>
-          <w:rFonts w:hint="eastAsia" w:ascii="Times New Roman" w:hAnsi="Times New Roman" w:eastAsia="FangSong" w:cs="Times New Roman"/>
-        </w:rPr>
-        <w:t xml:space="preserve">元素</w:t>
-      </w:r>
-      <w:r>
-        <w:rPr>
-          <w:rFonts w:ascii="Times New Roman" w:hAnsi="Times New Roman" w:eastAsia="Times New Roman" w:cs="Times New Roman"/>
-        </w:rPr>
-        <w:t xml:space="preserve"> B、D、H </w:t>
-      </w:r>
-      <w:r>
-        <w:rPr>
-          <w:rFonts w:hint="eastAsia" w:ascii="Times New Roman" w:hAnsi="Times New Roman" w:eastAsia="FangSong" w:cs="Times New Roman"/>
-        </w:rPr>
-        <w:t xml:space="preserve">与</w:t>
-      </w:r>
-      <w:r>
-        <w:rPr>
-          <w:rFonts w:ascii="Times New Roman" w:hAnsi="Times New Roman" w:eastAsia="Times New Roman" w:cs="Times New Roman"/>
-        </w:rPr>
-        <w:t xml:space="preserve"> C </w:t>
-      </w:r>
-      <w:r>
-        <w:rPr>
-          <w:rFonts w:hint="eastAsia" w:ascii="Times New Roman" w:hAnsi="Times New Roman" w:eastAsia="FangSong" w:cs="Times New Roman"/>
-        </w:rPr>
-        <w:t xml:space="preserve">组成的化合物</w:t>
-      </w:r>
-      <w:r>
-        <w:rPr>
-          <w:rFonts w:ascii="Times New Roman" w:hAnsi="Times New Roman" w:eastAsia="Times New Roman" w:cs="Times New Roman"/>
-        </w:rPr>
-        <w:t xml:space="preserve"> </w:t>
-      </w:r>
-      <m:oMath>
-        <m:sSub>
-          <m:e>
-            <m:r>
-              <m:rPr>
-                <m:sty m:val="p"/>
-              </m:rPr>
-              <m:t>B</m:t>
-            </m:r>
-          </m:e>
-          <m:sub>
-            <m:r>
-              <m:t>2</m:t>
-            </m:r>
-          </m:sub>
-        </m:sSub>
-        <m:r>
-          <m:rPr>
-            <m:sty m:val="p"/>
-          </m:rPr>
-          <m:t>C</m:t>
-        </m:r>
-      </m:oMath>
-      <w:r>
-        <w:rPr>
-          <w:rFonts w:ascii="Times New Roman" w:hAnsi="Times New Roman" w:eastAsia="Times New Roman" w:cs="Times New Roman"/>
-        </w:rPr>
-        <w:t xml:space="preserve">、DC、</w:t>
-      </w:r>
-      <m:oMath>
-        <m:sSub>
-          <m:e>
-            <m:r>
-              <m:rPr>
-                <m:sty m:val="p"/>
-              </m:rPr>
-              <m:t>H</m:t>
-            </m:r>
-          </m:e>
-          <m:sub>
-            <m:r>
-              <m:t>2</m:t>
-            </m:r>
-          </m:sub>
-        </m:sSub>
-        <m:r>
-          <m:rPr>
-            <m:sty m:val="p"/>
-          </m:rPr>
-          <m:t>C</m:t>
-        </m:r>
-      </m:oMath>
-      <w:r>
-        <w:rPr>
-          <w:rFonts w:ascii="Times New Roman" w:hAnsi="Times New Roman" w:eastAsia="Times New Roman" w:cs="Times New Roman"/>
-        </w:rPr>
-        <w:t xml:space="preserve"> </w:t>
-      </w:r>
-      <w:r>
-        <w:rPr>
-          <w:rFonts w:hint="eastAsia" w:ascii="Times New Roman" w:hAnsi="Times New Roman" w:eastAsia="FangSong" w:cs="Times New Roman"/>
-        </w:rPr>
-        <w:t>的熔点高低顺序为</w:t>
-      </w:r>
-      <w:r>
-        <w:rPr>
-          <w:rFonts w:hint="eastAsia" w:ascii="Times New Roman" w:hAnsi="Times New Roman" w:eastAsia="Times New Roman" w:cs="Times New Roman"/>
-        </w:rPr>
-        <w:t>_</w:t>
-      </w:r>
-      <w:r>
-        <w:rPr>
-          <w:rFonts w:hint="eastAsia" w:ascii="Times New Roman" w:hAnsi="Times New Roman" w:eastAsia="Times New Roman" w:cs="Times New Roman"/>
-          <w:b/>
-          <w:bCs/>
-          <w:i/>
-          <w:iCs/>
-        </w:rPr>
-        <w:t>，</w:t>
-      </w:r>
-      <w:r>
-        <w:rPr>
-          <w:rFonts w:hint="eastAsia" w:ascii="Times New Roman" w:hAnsi="Times New Roman" w:eastAsia="FangSong" w:cs="Times New Roman"/>
-          <w:b/>
-          <w:bCs/>
-          <w:i/>
-          <w:iCs/>
-        </w:rPr>
-        <w:t>其原因是</w:t>
-      </w:r>
-      <w:r>
-        <w:rPr>
-          <w:rFonts w:hint="eastAsia" w:ascii="Times New Roman" w:hAnsi="Times New Roman" w:eastAsia="Times New Roman" w:cs="Times New Roman"/>
-        </w:rPr>
-        <w:t xml:space="preserve">_；</w:t>
-      </w:r>
-    </w:p>
-    <w:p>
-      <w:pPr>
-        <w:numPr>
-          <w:ilvl w:val="0"/>
-          <w:numId w:val="1006"/>
-        </w:numPr>
-      </w:pPr>
-      <w:r>
-        <w:rPr>
-          <w:rFonts w:ascii="Times New Roman" w:hAnsi="Times New Roman" w:eastAsia="Times New Roman" w:cs="Times New Roman"/>
-        </w:rPr>
-        <w:t xml:space="preserve">A </w:t>
+        <w:t>可以验证你的结论的是下列中的</w:t>
+      </w:r>
+      <w:r>
+        <w:rPr>
+          <w:rFonts w:hint="eastAsia" w:ascii="Times New Roman" w:hAnsi="Times New Roman" w:eastAsia="Times New Roman" w:cs="Times New Roman"/>
+        </w:rPr>
+        <w:t>_（</w:t>
+      </w:r>
+      <w:r>
+        <w:rPr>
+          <w:rFonts w:hint="eastAsia" w:ascii="Times New Roman" w:hAnsi="Times New Roman" w:eastAsia="FangSong" w:cs="Times New Roman"/>
+        </w:rPr>
+        <w:t>填编号</w:t>
+      </w:r>
+      <w:r>
+        <w:rPr>
+          <w:rFonts w:hint="eastAsia" w:ascii="Times New Roman" w:hAnsi="Times New Roman" w:eastAsia="Times New Roman" w:cs="Times New Roman"/>
+        </w:rPr>
+        <w:t>）。</w:t>
+      </w:r>
+    </w:p>
+    <w:p>
+      <w:pPr>
+        <w:pStyle w:val="FirstParagraph"/>
+      </w:pPr>
+      <w:r>
+        <w:rPr>
+          <w:rFonts w:ascii="Times New Roman" w:hAnsi="Times New Roman" w:eastAsia="Times New Roman" w:cs="Times New Roman"/>
+        </w:rPr>
+        <w:t xml:space="preserve">A. </w:t>
+      </w:r>
+      <w:r>
+        <w:rPr>
+          <w:rFonts w:hint="eastAsia" w:ascii="Times New Roman" w:hAnsi="Times New Roman" w:eastAsia="FangSong" w:cs="Times New Roman"/>
+        </w:rPr>
+        <w:t xml:space="preserve">氢化物中</w:t>
+      </w:r>
+      <w:r>
+        <w:rPr>
+          <w:rFonts w:ascii="Times New Roman" w:hAnsi="Times New Roman" w:eastAsia="Times New Roman" w:cs="Times New Roman"/>
+        </w:rPr>
+        <w:t xml:space="preserve"> X—H </w:t>
+      </w:r>
+      <w:r>
+        <w:rPr>
+          <w:rFonts w:hint="eastAsia" w:ascii="Times New Roman" w:hAnsi="Times New Roman" w:eastAsia="FangSong" w:cs="Times New Roman"/>
+        </w:rPr>
+        <w:t>键的键长</w:t>
+      </w:r>
+      <w:r>
+        <w:rPr>
+          <w:rFonts w:hint="eastAsia" w:ascii="Times New Roman" w:hAnsi="Times New Roman" w:eastAsia="Times New Roman" w:cs="Times New Roman"/>
+        </w:rPr>
+        <w:t>（X</w:t>
+      </w:r>
+      <w:r>
+        <w:rPr>
+          <w:rFonts w:ascii="Times New Roman" w:hAnsi="Times New Roman" w:eastAsia="Times New Roman" w:cs="Times New Roman"/>
+        </w:rPr>
+        <w:t xml:space="preserve"> </w:t>
+      </w:r>
+      <w:r>
+        <w:rPr>
+          <w:rFonts w:hint="eastAsia" w:ascii="Times New Roman" w:hAnsi="Times New Roman" w:eastAsia="FangSong" w:cs="Times New Roman"/>
+        </w:rPr>
+        <w:t xml:space="preserve">代表</w:t>
+      </w:r>
+      <w:r>
+        <w:rPr>
+          <w:rFonts w:ascii="Times New Roman" w:hAnsi="Times New Roman" w:eastAsia="Times New Roman" w:cs="Times New Roman"/>
+        </w:rPr>
+        <w:t xml:space="preserve"> A </w:t>
       </w:r>
       <w:r>
         <w:rPr>
@@ -16952,153 +17264,6 @@
         <w:rPr>
           <w:rFonts w:hint="eastAsia" w:ascii="Times New Roman" w:hAnsi="Times New Roman" w:eastAsia="FangSong" w:cs="Times New Roman"/>
         </w:rPr>
-        <w:t>相比较</w:t>
-      </w:r>
-      <w:r>
-        <w:rPr>
-          <w:rFonts w:hint="eastAsia" w:ascii="Times New Roman" w:hAnsi="Times New Roman" w:eastAsia="Times New Roman" w:cs="Times New Roman"/>
-        </w:rPr>
-        <w:t>，</w:t>
-      </w:r>
-      <w:r>
-        <w:rPr>
-          <w:rFonts w:hint="eastAsia" w:ascii="Times New Roman" w:hAnsi="Times New Roman" w:eastAsia="FangSong" w:cs="Times New Roman"/>
-        </w:rPr>
-        <w:t>非金属性较弱的是</w:t>
-      </w:r>
-      <w:r>
-        <w:rPr>
-          <w:rFonts w:hint="eastAsia" w:ascii="Times New Roman" w:hAnsi="Times New Roman" w:eastAsia="Times New Roman" w:cs="Times New Roman"/>
-        </w:rPr>
-        <w:t>_</w:t>
-      </w:r>
-      <w:r>
-        <w:rPr>
-          <w:rFonts w:hint="eastAsia" w:ascii="Times New Roman" w:hAnsi="Times New Roman" w:eastAsia="Times New Roman" w:cs="Times New Roman"/>
-          <w:b/>
-          <w:bCs/>
-          <w:i/>
-          <w:iCs/>
-        </w:rPr>
-        <w:t>（</w:t>
-      </w:r>
-      <w:r>
-        <w:rPr>
-          <w:rFonts w:hint="eastAsia" w:ascii="Times New Roman" w:hAnsi="Times New Roman" w:eastAsia="FangSong" w:cs="Times New Roman"/>
-          <w:b/>
-          <w:bCs/>
-          <w:i/>
-          <w:iCs/>
-        </w:rPr>
-        <w:t>填元素名称</w:t>
-      </w:r>
-      <w:r>
-        <w:rPr>
-          <w:rFonts w:hint="eastAsia" w:ascii="Times New Roman" w:hAnsi="Times New Roman" w:eastAsia="Times New Roman" w:cs="Times New Roman"/>
-          <w:b/>
-          <w:bCs/>
-          <w:i/>
-          <w:iCs/>
-        </w:rPr>
-        <w:t>），</w:t>
-      </w:r>
-      <w:r>
-        <w:rPr>
-          <w:rFonts w:hint="eastAsia" w:ascii="Times New Roman" w:hAnsi="Times New Roman" w:eastAsia="FangSong" w:cs="Times New Roman"/>
-          <w:b/>
-          <w:bCs/>
-          <w:i/>
-          <w:iCs/>
-        </w:rPr>
-        <w:t>可以验证你的结论的是下列中的</w:t>
-      </w:r>
-      <w:r>
-        <w:rPr>
-          <w:rFonts w:hint="eastAsia" w:ascii="Times New Roman" w:hAnsi="Times New Roman" w:eastAsia="Times New Roman" w:cs="Times New Roman"/>
-        </w:rPr>
-        <w:t>_（</w:t>
-      </w:r>
-      <w:r>
-        <w:rPr>
-          <w:rFonts w:hint="eastAsia" w:ascii="Times New Roman" w:hAnsi="Times New Roman" w:eastAsia="FangSong" w:cs="Times New Roman"/>
-        </w:rPr>
-        <w:t>填编号</w:t>
-      </w:r>
-      <w:r>
-        <w:rPr>
-          <w:rFonts w:hint="eastAsia" w:ascii="Times New Roman" w:hAnsi="Times New Roman" w:eastAsia="Times New Roman" w:cs="Times New Roman"/>
-        </w:rPr>
-        <w:t>）。</w:t>
-      </w:r>
-    </w:p>
-    <w:p>
-      <w:pPr>
-        <w:pStyle w:val="FirstParagraph"/>
-      </w:pPr>
-      <w:r>
-        <w:rPr>
-          <w:rFonts w:ascii="Times New Roman" w:hAnsi="Times New Roman" w:eastAsia="Times New Roman" w:cs="Times New Roman"/>
-        </w:rPr>
-        <w:t xml:space="preserve">A. </w:t>
-      </w:r>
-      <w:r>
-        <w:rPr>
-          <w:rFonts w:hint="eastAsia" w:ascii="Times New Roman" w:hAnsi="Times New Roman" w:eastAsia="FangSong" w:cs="Times New Roman"/>
-        </w:rPr>
-        <w:t xml:space="preserve">氢化物中</w:t>
-      </w:r>
-      <w:r>
-        <w:rPr>
-          <w:rFonts w:ascii="Times New Roman" w:hAnsi="Times New Roman" w:eastAsia="Times New Roman" w:cs="Times New Roman"/>
-        </w:rPr>
-        <w:t xml:space="preserve"> X—H </w:t>
-      </w:r>
-      <w:r>
-        <w:rPr>
-          <w:rFonts w:hint="eastAsia" w:ascii="Times New Roman" w:hAnsi="Times New Roman" w:eastAsia="FangSong" w:cs="Times New Roman"/>
-        </w:rPr>
-        <w:t>键的键长</w:t>
-      </w:r>
-      <w:r>
-        <w:rPr>
-          <w:rFonts w:hint="eastAsia" w:ascii="Times New Roman" w:hAnsi="Times New Roman" w:eastAsia="Times New Roman" w:cs="Times New Roman"/>
-        </w:rPr>
-        <w:t>（X</w:t>
-      </w:r>
-      <w:r>
-        <w:rPr>
-          <w:rFonts w:ascii="Times New Roman" w:hAnsi="Times New Roman" w:eastAsia="Times New Roman" w:cs="Times New Roman"/>
-        </w:rPr>
-        <w:t xml:space="preserve"> </w:t>
-      </w:r>
-      <w:r>
-        <w:rPr>
-          <w:rFonts w:hint="eastAsia" w:ascii="Times New Roman" w:hAnsi="Times New Roman" w:eastAsia="FangSong" w:cs="Times New Roman"/>
-        </w:rPr>
-        <w:t xml:space="preserve">代表</w:t>
-      </w:r>
-      <w:r>
-        <w:rPr>
-          <w:rFonts w:ascii="Times New Roman" w:hAnsi="Times New Roman" w:eastAsia="Times New Roman" w:cs="Times New Roman"/>
-        </w:rPr>
-        <w:t xml:space="preserve"> A </w:t>
-      </w:r>
-      <w:r>
-        <w:rPr>
-          <w:rFonts w:hint="eastAsia" w:ascii="Times New Roman" w:hAnsi="Times New Roman" w:eastAsia="FangSong" w:cs="Times New Roman"/>
-        </w:rPr>
-        <w:t xml:space="preserve">和</w:t>
-      </w:r>
-      <w:r>
-        <w:rPr>
-          <w:rFonts w:ascii="Times New Roman" w:hAnsi="Times New Roman" w:eastAsia="Times New Roman" w:cs="Times New Roman"/>
-        </w:rPr>
-        <w:t xml:space="preserve"> J </w:t>
-      </w:r>
-      <w:r>
-        <w:rPr>
-          <w:rFonts w:hint="eastAsia" w:ascii="Times New Roman" w:hAnsi="Times New Roman" w:eastAsia="FangSong" w:cs="Times New Roman"/>
-        </w:rPr>
         <w:t>两元素</w:t>
       </w:r>
       <w:r>
@@ -17192,6 +17357,16 @@
         </w:rPr>
         <w:t xml:space="preserve">两元素的电负性</w:t>
       </w:r>
+    </w:p>
+    <w:p>
+      <w:pPr>
+        <w:spacing w:before="0" w:after="0"/>
+      </w:pPr>
+    </w:p>
+    <w:p>
+      <w:pPr>
+        <w:spacing w:before="0" w:after="0"/>
+      </w:pPr>
     </w:p>
     <w:p>
       <w:pPr>
@@ -18630,6 +18805,46 @@
     </w:p>
     <w:p>
       <w:pPr>
+        <w:spacing w:before="0" w:after="0"/>
+      </w:pPr>
+    </w:p>
+    <w:p>
+      <w:pPr>
+        <w:spacing w:before="0" w:after="0"/>
+      </w:pPr>
+    </w:p>
+    <w:p>
+      <w:pPr>
+        <w:spacing w:before="0" w:after="0"/>
+      </w:pPr>
+    </w:p>
+    <w:p>
+      <w:pPr>
+        <w:spacing w:before="0" w:after="0"/>
+      </w:pPr>
+    </w:p>
+    <w:p>
+      <w:pPr>
+        <w:spacing w:before="0" w:after="0"/>
+      </w:pPr>
+    </w:p>
+    <w:p>
+      <w:pPr>
+        <w:spacing w:before="0" w:after="0"/>
+      </w:pPr>
+    </w:p>
+    <w:p>
+      <w:pPr>
+        <w:spacing w:before="0" w:after="0"/>
+      </w:pPr>
+    </w:p>
+    <w:p>
+      <w:pPr>
+        <w:spacing w:before="0" w:after="0"/>
+      </w:pPr>
+    </w:p>
+    <w:p>
+      <w:pPr>
         <w:spacing w:before="160" w:after="80"/>
       </w:pPr>
       <w:r>
@@ -20201,6 +20416,46 @@
     </w:p>
     <w:p>
       <w:pPr>
+        <w:spacing w:before="0" w:after="0"/>
+      </w:pPr>
+    </w:p>
+    <w:p>
+      <w:pPr>
+        <w:spacing w:before="0" w:after="0"/>
+      </w:pPr>
+    </w:p>
+    <w:p>
+      <w:pPr>
+        <w:spacing w:before="0" w:after="0"/>
+      </w:pPr>
+    </w:p>
+    <w:p>
+      <w:pPr>
+        <w:spacing w:before="0" w:after="0"/>
+      </w:pPr>
+    </w:p>
+    <w:p>
+      <w:pPr>
+        <w:spacing w:before="0" w:after="0"/>
+      </w:pPr>
+    </w:p>
+    <w:p>
+      <w:pPr>
+        <w:spacing w:before="0" w:after="0"/>
+      </w:pPr>
+    </w:p>
+    <w:p>
+      <w:pPr>
+        <w:spacing w:before="0" w:after="0"/>
+      </w:pPr>
+    </w:p>
+    <w:p>
+      <w:pPr>
+        <w:spacing w:before="0" w:after="0"/>
+      </w:pPr>
+    </w:p>
+    <w:p>
+      <w:pPr>
         <w:spacing w:before="160" w:after="80"/>
       </w:pPr>
       <w:r>
@@ -20991,6 +21246,16 @@
           <m:t>l</m:t>
         </m:r>
       </m:oMath>
+    </w:p>
+    <w:p>
+      <w:pPr>
+        <w:spacing w:before="0" w:after="0"/>
+      </w:pPr>
+    </w:p>
+    <w:p>
+      <w:pPr>
+        <w:spacing w:before="0" w:after="0"/>
+      </w:pPr>
     </w:p>
     <w:p>
       <w:pPr>
@@ -22086,7 +22351,7 @@
         </w:rPr>
         <w:drawing>
           <wp:inline>
-            <wp:extent cx="3600000" cy="1997764"/>
+            <wp:extent cx="3599998" cy="1997764"/>
             <wp:effectExtent b="0" l="0" r="0" t="0"/>
             <wp:docPr descr="" title="" id="51" name="Picture"/>
             <a:graphic>
@@ -22107,7 +22372,7 @@
                   <pic:spPr bwMode="auto">
                     <a:xfrm>
                       <a:off x="0" y="0"/>
-                      <a:ext cx="3600000" cy="1997764"/>
+                      <a:ext cx="3599998" cy="1997764"/>
                     </a:xfrm>
                     <a:prstGeom prst="rect">
                       <a:avLst/>
@@ -22128,112 +22393,13 @@
     </w:p>
     <w:p>
       <w:pPr>
-        <w:pStyle w:val="BlockText"/>
-      </w:pPr>
-      <w:r>
-        <w:rPr>
-          <w:rFonts w:hint="eastAsia" w:ascii="Times New Roman" w:hAnsi="Times New Roman" w:eastAsia="FangSong" w:cs="Times New Roman"/>
-          <w:b/>
-          <w:bCs/>
-        </w:rPr>
-        <w:t xml:space="preserve">校勘注</w:t>
-      </w:r>
-      <w:r>
-        <w:rPr>
-          <w:rFonts w:hint="eastAsia" w:ascii="Times New Roman" w:hAnsi="Times New Roman" w:eastAsia="Times New Roman" w:cs="Times New Roman"/>
-        </w:rPr>
-        <w:t>：</w:t>
-      </w:r>
-      <w:r>
-        <w:rPr>
-          <w:rFonts w:hint="eastAsia" w:ascii="Times New Roman" w:hAnsi="Times New Roman" w:eastAsia="FangSong" w:cs="Times New Roman"/>
-        </w:rPr>
-        <w:t>题面导语</w:t>
-      </w:r>
-      <w:r>
-        <w:rPr>
-          <w:rFonts w:hint="eastAsia" w:ascii="Times New Roman" w:hAnsi="Times New Roman" w:eastAsia="Times New Roman" w:cs="Times New Roman"/>
-        </w:rPr>
-        <w:t>”</w:t>
-      </w:r>
-      <w:r>
-        <w:rPr>
-          <w:rFonts w:hint="eastAsia" w:ascii="Times New Roman" w:hAnsi="Times New Roman" w:eastAsia="FangSong" w:cs="Times New Roman"/>
-        </w:rPr>
-        <w:t>通入适量氯气</w:t>
-      </w:r>
-      <w:r>
-        <w:rPr>
-          <w:rFonts w:hint="eastAsia" w:ascii="Times New Roman" w:hAnsi="Times New Roman" w:eastAsia="Times New Roman" w:cs="Times New Roman"/>
-        </w:rPr>
-        <w:t>”</w:t>
-      </w:r>
-      <w:r>
-        <w:rPr>
-          <w:rFonts w:hint="eastAsia" w:ascii="Times New Roman" w:hAnsi="Times New Roman" w:eastAsia="FangSong" w:cs="Times New Roman"/>
-        </w:rPr>
-        <w:t>与选项文字在原书</w:t>
-      </w:r>
-      <w:r>
-        <w:rPr>
-          <w:rFonts w:ascii="Times New Roman" w:hAnsi="Times New Roman" w:eastAsia="Times New Roman" w:cs="Times New Roman"/>
-        </w:rPr>
-        <w:t xml:space="preserve"> OCR </w:t>
-      </w:r>
-      <w:r>
-        <w:rPr>
-          <w:rFonts w:hint="eastAsia" w:ascii="Times New Roman" w:hAnsi="Times New Roman" w:eastAsia="FangSong" w:cs="Times New Roman"/>
-        </w:rPr>
-        <w:t>中错排断裂</w:t>
-      </w:r>
-      <w:r>
-        <w:rPr>
-          <w:rFonts w:hint="eastAsia" w:ascii="Times New Roman" w:hAnsi="Times New Roman" w:eastAsia="Times New Roman" w:cs="Times New Roman"/>
-        </w:rPr>
-        <w:t>（</w:t>
-      </w:r>
-      <w:r>
-        <w:rPr>
-          <w:rFonts w:hint="eastAsia" w:ascii="Times New Roman" w:hAnsi="Times New Roman" w:eastAsia="Times New Roman" w:cs="Times New Roman"/>
-        </w:rPr>
-        <w:t>“</w:t>
-      </w:r>
-      <w:r>
-        <w:rPr>
-          <w:rFonts w:hint="eastAsia" w:ascii="Times New Roman" w:hAnsi="Times New Roman" w:eastAsia="FangSong" w:cs="Times New Roman"/>
-        </w:rPr>
-        <w:t>某些离子的物质的量变化如下图所示</w:t>
-      </w:r>
-      <w:r>
-        <w:rPr>
-          <w:rFonts w:hint="eastAsia" w:ascii="Times New Roman" w:hAnsi="Times New Roman" w:eastAsia="Times New Roman" w:cs="Times New Roman"/>
-        </w:rPr>
-        <w:t>”</w:t>
-      </w:r>
-      <w:r>
-        <w:rPr>
-          <w:rFonts w:hint="eastAsia" w:ascii="Times New Roman" w:hAnsi="Times New Roman" w:eastAsia="FangSong" w:cs="Times New Roman"/>
-        </w:rPr>
-        <w:t>被拆行</w:t>
-      </w:r>
-      <w:r>
-        <w:rPr>
-          <w:rFonts w:hint="eastAsia" w:ascii="Times New Roman" w:hAnsi="Times New Roman" w:eastAsia="Times New Roman" w:cs="Times New Roman"/>
-        </w:rPr>
-        <w:t>），</w:t>
-      </w:r>
-      <w:r>
-        <w:rPr>
-          <w:rFonts w:hint="eastAsia" w:ascii="Times New Roman" w:hAnsi="Times New Roman" w:eastAsia="FangSong" w:cs="Times New Roman"/>
-        </w:rPr>
-        <w:t>已按语义归位</w:t>
-      </w:r>
-      <w:r>
-        <w:rPr>
-          <w:rFonts w:hint="eastAsia" w:ascii="Times New Roman" w:hAnsi="Times New Roman" w:eastAsia="Times New Roman" w:cs="Times New Roman"/>
-        </w:rPr>
-        <w:t>。</w:t>
-      </w:r>
+        <w:spacing w:before="0" w:after="0"/>
+      </w:pPr>
+    </w:p>
+    <w:p>
+      <w:pPr>
+        <w:spacing w:before="0" w:after="0"/>
+      </w:pPr>
     </w:p>
     <w:p>
       <w:pPr>
@@ -22609,6 +22775,46 @@
         </w:rPr>
         <w:t>）。</w:t>
       </w:r>
+    </w:p>
+    <w:p>
+      <w:pPr>
+        <w:spacing w:before="0" w:after="0"/>
+      </w:pPr>
+    </w:p>
+    <w:p>
+      <w:pPr>
+        <w:spacing w:before="0" w:after="0"/>
+      </w:pPr>
+    </w:p>
+    <w:p>
+      <w:pPr>
+        <w:spacing w:before="0" w:after="0"/>
+      </w:pPr>
+    </w:p>
+    <w:p>
+      <w:pPr>
+        <w:spacing w:before="0" w:after="0"/>
+      </w:pPr>
+    </w:p>
+    <w:p>
+      <w:pPr>
+        <w:spacing w:before="0" w:after="0"/>
+      </w:pPr>
+    </w:p>
+    <w:p>
+      <w:pPr>
+        <w:spacing w:before="0" w:after="0"/>
+      </w:pPr>
+    </w:p>
+    <w:p>
+      <w:pPr>
+        <w:spacing w:before="0" w:after="0"/>
+      </w:pPr>
+    </w:p>
+    <w:p>
+      <w:pPr>
+        <w:spacing w:before="0" w:after="0"/>
+      </w:pPr>
     </w:p>
     <w:p>
       <w:pPr>

--- a/00-首页/题组Word/习题书/第一篇-化学原理/第一篇-化学原理-99-综合题-学生版-打印版.docx
+++ b/00-首页/题组Word/习题书/第一篇-化学原理/第一篇-化学原理-99-综合题-学生版-打印版.docx
@@ -6,9 +6,8 @@
     <w:p>
       <w:pPr>
         <w:pStyle w:val="Heading1"/>
-        <w:spacing w:before="0" w:after="240"/>
+        <w:spacing w:before="280" w:after="120"/>
         <w:jc w:val="center"/>
-        <w:keepNext/>
       </w:pPr>
       <w:r>
         <w:rPr>
@@ -55,8 +54,7 @@
     <w:p>
       <w:pPr>
         <w:pStyle w:val="Heading2"/>
-        <w:spacing w:before="280" w:after="80"/>
-        <w:keepNext/>
+        <w:spacing w:before="280" w:after="120"/>
       </w:pPr>
       <w:r>
         <w:rPr>
@@ -70,8 +68,7 @@
     <w:p>
       <w:pPr>
         <w:pStyle w:val="Heading2"/>
-        <w:spacing w:before="280" w:after="80"/>
-        <w:keepNext/>
+        <w:spacing w:before="280" w:after="120"/>
       </w:pPr>
       <w:r>
         <w:rPr>
@@ -678,8 +675,7 @@
     <w:p>
       <w:pPr>
         <w:pStyle w:val="Heading2"/>
-        <w:spacing w:before="280" w:after="80"/>
-        <w:keepNext/>
+        <w:spacing w:before="280" w:after="120"/>
       </w:pPr>
       <w:r>
         <w:rPr>
@@ -1103,8 +1099,7 @@
     <w:p>
       <w:pPr>
         <w:pStyle w:val="Heading2"/>
-        <w:spacing w:before="280" w:after="80"/>
-        <w:keepNext/>
+        <w:spacing w:before="280" w:after="120"/>
       </w:pPr>
       <w:r>
         <w:rPr>
@@ -1735,8 +1730,7 @@
     <w:p>
       <w:pPr>
         <w:pStyle w:val="Heading2"/>
-        <w:spacing w:before="280" w:after="80"/>
-        <w:keepNext/>
+        <w:spacing w:before="280" w:after="120"/>
       </w:pPr>
       <w:r>
         <w:rPr>
@@ -2280,8 +2274,7 @@
     <w:p>
       <w:pPr>
         <w:pStyle w:val="Heading2"/>
-        <w:spacing w:before="280" w:after="80"/>
-        <w:keepNext/>
+        <w:spacing w:before="280" w:after="120"/>
       </w:pPr>
       <w:r>
         <w:rPr>
@@ -2839,8 +2832,7 @@
     <w:p>
       <w:pPr>
         <w:pStyle w:val="Heading2"/>
-        <w:spacing w:before="280" w:after="80"/>
-        <w:keepNext/>
+        <w:spacing w:before="280" w:after="120"/>
       </w:pPr>
       <w:r>
         <w:rPr>
@@ -3770,8 +3762,7 @@
     <w:p>
       <w:pPr>
         <w:pStyle w:val="Heading2"/>
-        <w:spacing w:before="280" w:after="80"/>
-        <w:keepNext/>
+        <w:spacing w:before="280" w:after="120"/>
       </w:pPr>
       <w:r>
         <w:rPr>
@@ -4084,8 +4075,7 @@
     <w:p>
       <w:pPr>
         <w:pStyle w:val="Heading2"/>
-        <w:spacing w:before="280" w:after="80"/>
-        <w:keepNext/>
+        <w:spacing w:before="280" w:after="120"/>
       </w:pPr>
       <w:r>
         <w:rPr>
@@ -5612,8 +5602,7 @@
     <w:p>
       <w:pPr>
         <w:pStyle w:val="Heading2"/>
-        <w:spacing w:before="280" w:after="80"/>
-        <w:keepNext/>
+        <w:spacing w:before="280" w:after="120"/>
       </w:pPr>
       <w:r>
         <w:rPr>
@@ -6041,8 +6030,7 @@
     <w:p>
       <w:pPr>
         <w:pStyle w:val="Heading2"/>
-        <w:spacing w:before="280" w:after="80"/>
-        <w:keepNext/>
+        <w:spacing w:before="280" w:after="120"/>
       </w:pPr>
       <w:r>
         <w:rPr>
@@ -6705,8 +6693,7 @@
     <w:p>
       <w:pPr>
         <w:pStyle w:val="Heading2"/>
-        <w:spacing w:before="280" w:after="80"/>
-        <w:keepNext/>
+        <w:spacing w:before="280" w:after="120"/>
       </w:pPr>
       <w:r>
         <w:rPr>
@@ -6992,8 +6979,7 @@
     <w:p>
       <w:pPr>
         <w:pStyle w:val="Heading2"/>
-        <w:spacing w:before="280" w:after="80"/>
-        <w:keepNext/>
+        <w:spacing w:before="280" w:after="120"/>
       </w:pPr>
       <w:r>
         <w:rPr>
@@ -7701,8 +7687,7 @@
     <w:p>
       <w:pPr>
         <w:pStyle w:val="Heading2"/>
-        <w:spacing w:before="280" w:after="80"/>
-        <w:keepNext/>
+        <w:spacing w:before="280" w:after="120"/>
       </w:pPr>
       <w:r>
         <w:rPr>
@@ -8171,8 +8156,7 @@
     <w:p>
       <w:pPr>
         <w:pStyle w:val="Heading2"/>
-        <w:spacing w:before="280" w:after="80"/>
-        <w:keepNext/>
+        <w:spacing w:before="280" w:after="120"/>
       </w:pPr>
       <w:r>
         <w:rPr>
@@ -8186,8 +8170,7 @@
     <w:p>
       <w:pPr>
         <w:pStyle w:val="Heading2"/>
-        <w:spacing w:before="280" w:after="80"/>
-        <w:keepNext/>
+        <w:spacing w:before="280" w:after="120"/>
       </w:pPr>
       <w:r>
         <w:rPr>
@@ -8499,8 +8482,7 @@
     <w:p>
       <w:pPr>
         <w:pStyle w:val="Heading2"/>
-        <w:spacing w:before="280" w:after="80"/>
-        <w:keepNext/>
+        <w:spacing w:before="280" w:after="120"/>
       </w:pPr>
       <w:r>
         <w:rPr>
@@ -9159,7 +9141,7 @@
         </w:rPr>
         <w:drawing>
           <wp:inline>
-            <wp:extent cx="3240000" cy="3510941"/>
+            <wp:extent cx="3240000" cy="3522230"/>
             <wp:effectExtent b="0" l="0" r="0" t="0"/>
             <wp:docPr descr="" title="" id="32" name="Picture"/>
             <a:graphic>
@@ -9180,7 +9162,7 @@
                   <pic:spPr bwMode="auto">
                     <a:xfrm>
                       <a:off x="0" y="0"/>
-                      <a:ext cx="3240000" cy="3510941"/>
+                      <a:ext cx="3240000" cy="3522230"/>
                     </a:xfrm>
                     <a:prstGeom prst="rect">
                       <a:avLst/>
@@ -9254,8 +9236,7 @@
     <w:p>
       <w:pPr>
         <w:pStyle w:val="Heading2"/>
-        <w:spacing w:before="280" w:after="80"/>
-        <w:keepNext/>
+        <w:spacing w:before="280" w:after="120"/>
       </w:pPr>
       <w:r>
         <w:rPr>
@@ -10127,8 +10108,7 @@
     <w:p>
       <w:pPr>
         <w:pStyle w:val="Heading2"/>
-        <w:spacing w:before="280" w:after="80"/>
-        <w:keepNext/>
+        <w:spacing w:before="280" w:after="120"/>
       </w:pPr>
       <w:r>
         <w:rPr>
@@ -11228,8 +11208,7 @@
     <w:p>
       <w:pPr>
         <w:pStyle w:val="Heading2"/>
-        <w:spacing w:before="280" w:after="80"/>
-        <w:keepNext/>
+        <w:spacing w:before="280" w:after="120"/>
       </w:pPr>
       <w:r>
         <w:rPr>
@@ -12234,8 +12213,7 @@
     <w:p>
       <w:pPr>
         <w:pStyle w:val="Heading2"/>
-        <w:spacing w:before="280" w:after="80"/>
-        <w:keepNext/>
+        <w:spacing w:before="280" w:after="120"/>
       </w:pPr>
       <w:r>
         <w:rPr>
@@ -12724,8 +12702,7 @@
     <w:p>
       <w:pPr>
         <w:pStyle w:val="Heading2"/>
-        <w:spacing w:before="280" w:after="80"/>
-        <w:keepNext/>
+        <w:spacing w:before="280" w:after="120"/>
       </w:pPr>
       <w:r>
         <w:rPr>
@@ -13534,8 +13511,7 @@
     <w:p>
       <w:pPr>
         <w:pStyle w:val="Heading2"/>
-        <w:spacing w:before="280" w:after="80"/>
-        <w:keepNext/>
+        <w:spacing w:before="280" w:after="120"/>
       </w:pPr>
       <w:r>
         <w:rPr>
@@ -14005,8 +13981,7 @@
     <w:p>
       <w:pPr>
         <w:pStyle w:val="Heading2"/>
-        <w:spacing w:before="280" w:after="80"/>
-        <w:keepNext/>
+        <w:spacing w:before="280" w:after="120"/>
       </w:pPr>
       <w:r>
         <w:rPr>
@@ -14828,8 +14803,7 @@
     <w:p>
       <w:pPr>
         <w:pStyle w:val="Heading2"/>
-        <w:spacing w:before="280" w:after="80"/>
-        <w:keepNext/>
+        <w:spacing w:before="280" w:after="120"/>
       </w:pPr>
       <w:r>
         <w:rPr>
@@ -15806,8 +15780,7 @@
     <w:p>
       <w:pPr>
         <w:pStyle w:val="Heading2"/>
-        <w:spacing w:before="280" w:after="80"/>
-        <w:keepNext/>
+        <w:spacing w:before="280" w:after="120"/>
       </w:pPr>
       <w:r>
         <w:rPr>
@@ -17383,8 +17356,7 @@
     <w:p>
       <w:pPr>
         <w:pStyle w:val="Heading2"/>
-        <w:spacing w:before="280" w:after="80"/>
-        <w:keepNext/>
+        <w:spacing w:before="280" w:after="120"/>
       </w:pPr>
       <w:r>
         <w:rPr>
@@ -18858,8 +18830,7 @@
     <w:p>
       <w:pPr>
         <w:pStyle w:val="Heading2"/>
-        <w:spacing w:before="280" w:after="80"/>
-        <w:keepNext/>
+        <w:spacing w:before="280" w:after="120"/>
       </w:pPr>
       <w:r>
         <w:rPr>
@@ -20032,7 +20003,7 @@
         </w:rPr>
         <w:drawing>
           <wp:inline>
-            <wp:extent cx="3600000" cy="606122"/>
+            <wp:extent cx="3599997" cy="606122"/>
             <wp:effectExtent b="0" l="0" r="0" t="0"/>
             <wp:docPr descr="" title="" id="46" name="Picture"/>
             <a:graphic>
@@ -20053,7 +20024,7 @@
                   <pic:spPr bwMode="auto">
                     <a:xfrm>
                       <a:off x="0" y="0"/>
-                      <a:ext cx="3600000" cy="606122"/>
+                      <a:ext cx="3599997" cy="606122"/>
                     </a:xfrm>
                     <a:prstGeom prst="rect">
                       <a:avLst/>
@@ -20469,8 +20440,7 @@
     <w:p>
       <w:pPr>
         <w:pStyle w:val="Heading2"/>
-        <w:spacing w:before="280" w:after="80"/>
-        <w:keepNext/>
+        <w:spacing w:before="280" w:after="120"/>
       </w:pPr>
       <w:r>
         <w:rPr>
@@ -21272,8 +21242,7 @@
     <w:p>
       <w:pPr>
         <w:pStyle w:val="Heading2"/>
-        <w:spacing w:before="280" w:after="80"/>
-        <w:keepNext/>
+        <w:spacing w:before="280" w:after="120"/>
       </w:pPr>
       <w:r>
         <w:rPr>
@@ -22416,8 +22385,7 @@
     <w:p>
       <w:pPr>
         <w:pStyle w:val="Heading2"/>
-        <w:spacing w:before="280" w:after="80"/>
-        <w:keepNext/>
+        <w:spacing w:before="280" w:after="120"/>
       </w:pPr>
       <w:r>
         <w:rPr>
@@ -22829,8 +22797,8 @@
     <w:bookmarkEnd w:id="54"/>
     <w:bookmarkEnd w:id="55"/>
     <w:sectPr>
+      <w:headerReference w:type="default" r:id="rId51"/>
       <w:footerReference w:type="default" r:id="rId9"/>
-      <w:headerReference w:type="default" r:id="rId10"/>
       <w:footnotePr>
         <w:numRestart w:val="eachSect"/>
       </w:footnotePr>
@@ -22849,88 +22817,123 @@
 <w:ftr xmlns:m="http://schemas.openxmlformats.org/officeDocument/2006/math" xmlns:mc="http://schemas.openxmlformats.org/markup-compatibility/2006" xmlns:mo="http://schemas.microsoft.com/office/mac/office/2008/main" xmlns:mv="urn:schemas-microsoft-com:mac:vml" xmlns:o="urn:schemas-microsoft-com:office:office" xmlns:r="http://schemas.openxmlformats.org/officeDocument/2006/relationships" xmlns:v="urn:schemas-microsoft-com:vml" xmlns:w10="urn:schemas-microsoft-com:office:word" xmlns:w14="http://schemas.microsoft.com/office/word/2010/wordml" xmlns:w="http://schemas.openxmlformats.org/wordprocessingml/2006/main" xmlns:wne="http://schemas.microsoft.com/office/word/2006/wordml" xmlns:wp14="http://schemas.microsoft.com/office/word/2010/wordprocessingDrawing" xmlns:wp="http://schemas.openxmlformats.org/drawingml/2006/wordprocessingDrawing" xmlns:wpc="http://schemas.microsoft.com/office/word/2010/wordprocessingCanvas" xmlns:wpg="http://schemas.microsoft.com/office/word/2010/wordprocessingGroup" xmlns:wpi="http://schemas.microsoft.com/office/word/2010/wordprocessingInk" xmlns:wps="http://schemas.microsoft.com/office/word/2010/wordprocessingShape" mc:Ignorable="w14 wp14">
   <w:p>
     <w:pPr>
+      <w:pStyle w:val="Footer"/>
       <w:jc w:val="center"/>
     </w:pPr>
     <w:r>
       <w:rPr>
+        <w:rFonts w:ascii="Times New Roman" w:hAnsi="Times New Roman" w:eastAsia="Times New Roman" w:cs="Times New Roman"/>
+        <w:b w:val="0"/>
         <w:color w:val="000000"/>
-        <w:sz w:val="18"/>
+        <w:sz w:val="20"/>
       </w:rPr>
       <w:t xml:space="preserve">第 </w:t>
     </w:r>
     <w:r>
       <w:rPr>
+        <w:rFonts w:ascii="Times New Roman" w:hAnsi="Times New Roman" w:eastAsia="Times New Roman" w:cs="Times New Roman"/>
+        <w:b w:val="0"/>
         <w:color w:val="000000"/>
-        <w:sz w:val="18"/>
+        <w:sz w:val="20"/>
       </w:rPr>
       <w:fldChar w:fldCharType="begin"/>
     </w:r>
     <w:r>
       <w:rPr>
-        <w:sz w:val="18"/>
+        <w:rFonts w:ascii="Times New Roman" w:hAnsi="Times New Roman" w:eastAsia="Times New Roman" w:cs="Times New Roman"/>
+        <w:b w:val="0"/>
+        <w:color w:val="000000"/>
+        <w:sz w:val="20"/>
       </w:rPr>
       <w:instrText xml:space="preserve"> PAGE </w:instrText>
     </w:r>
     <w:r>
       <w:rPr>
-        <w:sz w:val="18"/>
+        <w:rFonts w:ascii="Times New Roman" w:hAnsi="Times New Roman" w:eastAsia="Times New Roman" w:cs="Times New Roman"/>
+        <w:b w:val="0"/>
+        <w:color w:val="000000"/>
+        <w:sz w:val="20"/>
       </w:rPr>
       <w:fldChar w:fldCharType="separate"/>
     </w:r>
     <w:r>
       <w:rPr>
-        <w:sz w:val="18"/>
+        <w:rFonts w:ascii="Times New Roman" w:hAnsi="Times New Roman" w:eastAsia="Times New Roman" w:cs="Times New Roman"/>
+        <w:b w:val="0"/>
+        <w:color w:val="000000"/>
+        <w:sz w:val="20"/>
       </w:rPr>
       <w:t>1</w:t>
     </w:r>
     <w:r>
       <w:rPr>
-        <w:sz w:val="18"/>
+        <w:rFonts w:ascii="Times New Roman" w:hAnsi="Times New Roman" w:eastAsia="Times New Roman" w:cs="Times New Roman"/>
+        <w:b w:val="0"/>
+        <w:color w:val="000000"/>
+        <w:sz w:val="20"/>
       </w:rPr>
       <w:fldChar w:fldCharType="end"/>
     </w:r>
     <w:r>
       <w:rPr>
+        <w:rFonts w:ascii="Times New Roman" w:hAnsi="Times New Roman" w:eastAsia="Times New Roman" w:cs="Times New Roman"/>
+        <w:b w:val="0"/>
         <w:color w:val="000000"/>
-        <w:sz w:val="18"/>
+        <w:sz w:val="20"/>
       </w:rPr>
       <w:t xml:space="preserve"> 页 / 共 </w:t>
     </w:r>
     <w:r>
       <w:rPr>
+        <w:rFonts w:ascii="Times New Roman" w:hAnsi="Times New Roman" w:eastAsia="Times New Roman" w:cs="Times New Roman"/>
+        <w:b w:val="0"/>
         <w:color w:val="000000"/>
-        <w:sz w:val="18"/>
+        <w:sz w:val="20"/>
       </w:rPr>
       <w:fldChar w:fldCharType="begin"/>
     </w:r>
     <w:r>
       <w:rPr>
-        <w:sz w:val="18"/>
+        <w:rFonts w:ascii="Times New Roman" w:hAnsi="Times New Roman" w:eastAsia="Times New Roman" w:cs="Times New Roman"/>
+        <w:b w:val="0"/>
+        <w:color w:val="000000"/>
+        <w:sz w:val="20"/>
       </w:rPr>
       <w:instrText xml:space="preserve"> NUMPAGES </w:instrText>
     </w:r>
     <w:r>
       <w:rPr>
-        <w:sz w:val="18"/>
+        <w:rFonts w:ascii="Times New Roman" w:hAnsi="Times New Roman" w:eastAsia="Times New Roman" w:cs="Times New Roman"/>
+        <w:b w:val="0"/>
+        <w:color w:val="000000"/>
+        <w:sz w:val="20"/>
       </w:rPr>
       <w:fldChar w:fldCharType="separate"/>
     </w:r>
     <w:r>
       <w:rPr>
-        <w:sz w:val="18"/>
+        <w:rFonts w:ascii="Times New Roman" w:hAnsi="Times New Roman" w:eastAsia="Times New Roman" w:cs="Times New Roman"/>
+        <w:b w:val="0"/>
+        <w:color w:val="000000"/>
+        <w:sz w:val="20"/>
       </w:rPr>
       <w:t>1</w:t>
     </w:r>
     <w:r>
       <w:rPr>
-        <w:sz w:val="18"/>
+        <w:rFonts w:ascii="Times New Roman" w:hAnsi="Times New Roman" w:eastAsia="Times New Roman" w:cs="Times New Roman"/>
+        <w:b w:val="0"/>
+        <w:color w:val="000000"/>
+        <w:sz w:val="20"/>
       </w:rPr>
       <w:fldChar w:fldCharType="end"/>
     </w:r>
     <w:r>
       <w:rPr>
+        <w:rFonts w:ascii="Times New Roman" w:hAnsi="Times New Roman" w:eastAsia="Times New Roman" w:cs="Times New Roman"/>
+        <w:b w:val="0"/>
         <w:color w:val="000000"/>
-        <w:sz w:val="18"/>
+        <w:sz w:val="20"/>
       </w:rPr>
       <w:t xml:space="preserve"> 页</w:t>
     </w:r>
@@ -22968,10 +22971,12 @@
     </w:pPr>
     <w:r>
       <w:rPr>
+        <w:rFonts w:ascii="Times New Roman" w:hAnsi="Times New Roman" w:eastAsia="Times New Roman" w:cs="Times New Roman"/>
+        <w:b w:val="0"/>
         <w:color w:val="000000"/>
         <w:sz w:val="18"/>
       </w:rPr>
-      <w:t>第一篇 化学原理 · 第一篇-化学原理-99-综合题-学生版</w:t>
+      <w:t xml:space="preserve">第 99 章 综合题</w:t>
     </w:r>
   </w:p>
 </w:hdr>
@@ -23746,7 +23751,7 @@
     <ns0:rPr>
       <ns0:rFonts ns0:ascii="Times New Roman" ns0:cs="Times New Roman" ns0:eastAsia="SimHei" ns0:hAnsi="Times New Roman"/>
       <ns0:b/>
-      <ns0:color ns0:val="17324D"/>
+      <ns0:color ns0:val="000000"/>
       <ns0:sz ns0:val="44"/>
       <ns0:szCs ns0:val="56"/>
     </ns0:rPr>
@@ -23888,7 +23893,7 @@
     <ns0:rPr>
       <ns0:rFonts ns0:ascii="Times New Roman" ns0:cs="Times New Roman" ns0:eastAsia="SimHei" ns0:hAnsi="Times New Roman"/>
       <ns0:b/>
-      <ns0:color ns0:val="17324D"/>
+      <ns0:color ns0:val="000000"/>
       <ns0:sz ns0:val="32"/>
       <ns0:szCs ns0:val="40"/>
     </ns0:rPr>
@@ -23912,7 +23917,7 @@
     <ns0:rPr>
       <ns0:rFonts ns0:ascii="Times New Roman" ns0:cs="Times New Roman" ns0:eastAsia="SimHei" ns0:hAnsi="Times New Roman"/>
       <ns0:b/>
-      <ns0:color ns0:val="17324D"/>
+      <ns0:color ns0:val="000000"/>
       <ns0:sz ns0:val="28"/>
       <ns0:szCs ns0:val="32"/>
     </ns0:rPr>
@@ -23936,7 +23941,7 @@
     <ns0:rPr>
       <ns0:rFonts ns0:ascii="Times New Roman" ns0:cs="Times New Roman" ns0:eastAsia="SimHei" ns0:hAnsi="Times New Roman"/>
       <ns0:b/>
-      <ns0:color ns0:val="17324D"/>
+      <ns0:color ns0:val="000000"/>
       <ns0:sz ns0:val="25"/>
       <ns0:szCs ns0:val="28"/>
     </ns0:rPr>
@@ -24412,7 +24417,7 @@
     <w:rPr>
       <w:rFonts w:ascii="Times New Roman" w:hAnsi="Times New Roman" w:eastAsia="FangSong" w:cs="Times New Roman"/>
       <w:b/>
-      <w:color w:val="000000"/>
+      <w:color w:val="007020"/>
     </w:rPr>
   </w:style>
   <w:style w:type="character" w:customStyle="1" w:styleId="DataTypeTok">
@@ -24420,7 +24425,7 @@
     <w:basedOn w:val="VerbatimChar"/>
     <w:rPr>
       <w:rFonts w:ascii="Times New Roman" w:hAnsi="Times New Roman" w:eastAsia="FangSong" w:cs="Times New Roman"/>
-      <w:color w:val="000000"/>
+      <w:color w:val="902000"/>
     </w:rPr>
   </w:style>
   <w:style w:type="character" w:customStyle="1" w:styleId="DecValTok">
@@ -24428,7 +24433,7 @@
     <w:basedOn w:val="VerbatimChar"/>
     <w:rPr>
       <w:rFonts w:ascii="Times New Roman" w:hAnsi="Times New Roman" w:eastAsia="FangSong" w:cs="Times New Roman"/>
-      <w:color w:val="000000"/>
+      <w:color w:val="40a070"/>
     </w:rPr>
   </w:style>
   <w:style w:type="character" w:customStyle="1" w:styleId="BaseNTok">
@@ -24436,7 +24441,7 @@
     <w:basedOn w:val="VerbatimChar"/>
     <w:rPr>
       <w:rFonts w:ascii="Times New Roman" w:hAnsi="Times New Roman" w:eastAsia="FangSong" w:cs="Times New Roman"/>
-      <w:color w:val="000000"/>
+      <w:color w:val="40a070"/>
     </w:rPr>
   </w:style>
   <w:style w:type="character" w:customStyle="1" w:styleId="FloatTok">
@@ -24444,7 +24449,7 @@
     <w:basedOn w:val="VerbatimChar"/>
     <w:rPr>
       <w:rFonts w:ascii="Times New Roman" w:hAnsi="Times New Roman" w:eastAsia="FangSong" w:cs="Times New Roman"/>
-      <w:color w:val="000000"/>
+      <w:color w:val="40a070"/>
     </w:rPr>
   </w:style>
   <w:style w:type="character" w:customStyle="1" w:styleId="ConstantTok">
@@ -24452,7 +24457,7 @@
     <w:basedOn w:val="VerbatimChar"/>
     <w:rPr>
       <w:rFonts w:ascii="Times New Roman" w:hAnsi="Times New Roman" w:eastAsia="FangSong" w:cs="Times New Roman"/>
-      <w:color w:val="000000"/>
+      <w:color w:val="880000"/>
     </w:rPr>
   </w:style>
   <w:style w:type="character" w:customStyle="1" w:styleId="CharTok">
@@ -24460,7 +24465,7 @@
     <w:basedOn w:val="VerbatimChar"/>
     <w:rPr>
       <w:rFonts w:ascii="Times New Roman" w:hAnsi="Times New Roman" w:eastAsia="FangSong" w:cs="Times New Roman"/>
-      <w:color w:val="000000"/>
+      <w:color w:val="4070a0"/>
     </w:rPr>
   </w:style>
   <w:style w:type="character" w:customStyle="1" w:styleId="SpecialCharTok">
@@ -24468,7 +24473,7 @@
     <w:basedOn w:val="VerbatimChar"/>
     <w:rPr>
       <w:rFonts w:ascii="Times New Roman" w:hAnsi="Times New Roman" w:eastAsia="FangSong" w:cs="Times New Roman"/>
-      <w:color w:val="000000"/>
+      <w:color w:val="4070a0"/>
     </w:rPr>
   </w:style>
   <w:style w:type="character" w:customStyle="1" w:styleId="StringTok">
@@ -24476,7 +24481,7 @@
     <w:basedOn w:val="VerbatimChar"/>
     <w:rPr>
       <w:rFonts w:ascii="Times New Roman" w:hAnsi="Times New Roman" w:eastAsia="FangSong" w:cs="Times New Roman"/>
-      <w:color w:val="000000"/>
+      <w:color w:val="4070a0"/>
     </w:rPr>
   </w:style>
   <w:style w:type="character" w:customStyle="1" w:styleId="VerbatimStringTok">
@@ -24484,7 +24489,7 @@
     <w:basedOn w:val="VerbatimChar"/>
     <w:rPr>
       <w:rFonts w:ascii="Times New Roman" w:hAnsi="Times New Roman" w:eastAsia="FangSong" w:cs="Times New Roman"/>
-      <w:color w:val="000000"/>
+      <w:color w:val="4070a0"/>
     </w:rPr>
   </w:style>
   <w:style w:type="character" w:customStyle="1" w:styleId="SpecialStringTok">
@@ -24492,7 +24497,7 @@
     <w:basedOn w:val="VerbatimChar"/>
     <w:rPr>
       <w:rFonts w:ascii="Times New Roman" w:hAnsi="Times New Roman" w:eastAsia="FangSong" w:cs="Times New Roman"/>
-      <w:color w:val="000000"/>
+      <w:color w:val="bb6688"/>
     </w:rPr>
   </w:style>
   <w:style w:type="character" w:customStyle="1" w:styleId="ImportTok">
@@ -24501,7 +24506,7 @@
     <w:rPr>
       <w:rFonts w:ascii="Times New Roman" w:hAnsi="Times New Roman" w:eastAsia="FangSong" w:cs="Times New Roman"/>
       <w:b/>
-      <w:color w:val="000000"/>
+      <w:color w:val="008000"/>
     </w:rPr>
   </w:style>
   <w:style w:type="character" w:customStyle="1" w:styleId="CommentTok">
@@ -24510,7 +24515,7 @@
     <w:rPr>
       <w:rFonts w:ascii="Times New Roman" w:hAnsi="Times New Roman" w:eastAsia="FangSong" w:cs="Times New Roman"/>
       <w:i/>
-      <w:color w:val="000000"/>
+      <w:color w:val="60a0b0"/>
     </w:rPr>
   </w:style>
   <w:style w:type="character" w:customStyle="1" w:styleId="DocumentationTok">
@@ -24519,7 +24524,7 @@
     <w:rPr>
       <w:rFonts w:ascii="Times New Roman" w:hAnsi="Times New Roman" w:eastAsia="FangSong" w:cs="Times New Roman"/>
       <w:i/>
-      <w:color w:val="000000"/>
+      <w:color w:val="ba2121"/>
     </w:rPr>
   </w:style>
   <w:style w:type="character" w:customStyle="1" w:styleId="AnnotationTok">
@@ -24529,7 +24534,7 @@
       <w:rFonts w:ascii="Times New Roman" w:hAnsi="Times New Roman" w:eastAsia="FangSong" w:cs="Times New Roman"/>
       <w:b/>
       <w:i/>
-      <w:color w:val="000000"/>
+      <w:color w:val="60a0b0"/>
     </w:rPr>
   </w:style>
   <w:style w:type="character" w:customStyle="1" w:styleId="CommentVarTok">
@@ -24539,7 +24544,7 @@
       <w:rFonts w:ascii="Times New Roman" w:hAnsi="Times New Roman" w:eastAsia="FangSong" w:cs="Times New Roman"/>
       <w:b/>
       <w:i/>
-      <w:color w:val="000000"/>
+      <w:color w:val="60a0b0"/>
     </w:rPr>
   </w:style>
   <w:style w:type="character" w:customStyle="1" w:styleId="OtherTok">
@@ -24547,7 +24552,7 @@
     <w:basedOn w:val="VerbatimChar"/>
     <w:rPr>
       <w:rFonts w:ascii="Times New Roman" w:hAnsi="Times New Roman" w:eastAsia="FangSong" w:cs="Times New Roman"/>
-      <w:color w:val="000000"/>
+      <w:color w:val="007020"/>
     </w:rPr>
   </w:style>
   <w:style w:type="character" w:customStyle="1" w:styleId="FunctionTok">
@@ -24555,7 +24560,7 @@
     <w:basedOn w:val="VerbatimChar"/>
     <w:rPr>
       <w:rFonts w:ascii="Times New Roman" w:hAnsi="Times New Roman" w:eastAsia="FangSong" w:cs="Times New Roman"/>
-      <w:color w:val="000000"/>
+      <w:color w:val="06287e"/>
     </w:rPr>
   </w:style>
   <w:style w:type="character" w:customStyle="1" w:styleId="VariableTok">
@@ -24563,7 +24568,7 @@
     <w:basedOn w:val="VerbatimChar"/>
     <w:rPr>
       <w:rFonts w:ascii="Times New Roman" w:hAnsi="Times New Roman" w:eastAsia="FangSong" w:cs="Times New Roman"/>
-      <w:color w:val="000000"/>
+      <w:color w:val="19177c"/>
     </w:rPr>
   </w:style>
   <w:style w:type="character" w:customStyle="1" w:styleId="ControlFlowTok">
@@ -24572,7 +24577,7 @@
     <w:rPr>
       <w:rFonts w:ascii="Times New Roman" w:hAnsi="Times New Roman" w:eastAsia="FangSong" w:cs="Times New Roman"/>
       <w:b/>
-      <w:color w:val="000000"/>
+      <w:color w:val="007020"/>
     </w:rPr>
   </w:style>
   <w:style w:type="character" w:customStyle="1" w:styleId="OperatorTok">
@@ -24580,7 +24585,7 @@
     <w:basedOn w:val="VerbatimChar"/>
     <w:rPr>
       <w:rFonts w:ascii="Times New Roman" w:hAnsi="Times New Roman" w:eastAsia="FangSong" w:cs="Times New Roman"/>
-      <w:color w:val="000000"/>
+      <w:color w:val="666666"/>
     </w:rPr>
   </w:style>
   <w:style w:type="character" w:customStyle="1" w:styleId="BuiltInTok">
@@ -24588,7 +24593,7 @@
     <w:basedOn w:val="VerbatimChar"/>
     <w:rPr>
       <w:rFonts w:ascii="Times New Roman" w:hAnsi="Times New Roman" w:eastAsia="FangSong" w:cs="Times New Roman"/>
-      <w:color w:val="000000"/>
+      <w:color w:val="008000"/>
     </w:rPr>
   </w:style>
   <w:style w:type="character" w:customStyle="1" w:styleId="ExtensionTok">
@@ -24603,7 +24608,7 @@
     <w:basedOn w:val="VerbatimChar"/>
     <w:rPr>
       <w:rFonts w:ascii="Times New Roman" w:hAnsi="Times New Roman" w:eastAsia="FangSong" w:cs="Times New Roman"/>
-      <w:color w:val="000000"/>
+      <w:color w:val="bc7a00"/>
     </w:rPr>
   </w:style>
   <w:style w:type="character" w:customStyle="1" w:styleId="AttributeTok">
@@ -24611,7 +24616,7 @@
     <w:basedOn w:val="VerbatimChar"/>
     <w:rPr>
       <w:rFonts w:ascii="Times New Roman" w:hAnsi="Times New Roman" w:eastAsia="FangSong" w:cs="Times New Roman"/>
-      <w:color w:val="000000"/>
+      <w:color w:val="7d9029"/>
     </w:rPr>
   </w:style>
   <w:style w:type="character" w:customStyle="1" w:styleId="RegionMarkerTok">
@@ -24628,7 +24633,7 @@
       <w:rFonts w:ascii="Times New Roman" w:hAnsi="Times New Roman" w:eastAsia="FangSong" w:cs="Times New Roman"/>
       <w:b/>
       <w:i/>
-      <w:color w:val="000000"/>
+      <w:color w:val="60a0b0"/>
     </w:rPr>
   </w:style>
   <w:style w:type="character" w:customStyle="1" w:styleId="WarningTok">
@@ -24638,7 +24643,7 @@
       <w:rFonts w:ascii="Times New Roman" w:hAnsi="Times New Roman" w:eastAsia="FangSong" w:cs="Times New Roman"/>
       <w:b/>
       <w:i/>
-      <w:color w:val="000000"/>
+      <w:color w:val="60a0b0"/>
     </w:rPr>
   </w:style>
   <w:style w:type="character" w:customStyle="1" w:styleId="AlertTok">
@@ -24647,7 +24652,7 @@
     <w:rPr>
       <w:rFonts w:ascii="Times New Roman" w:hAnsi="Times New Roman" w:eastAsia="FangSong" w:cs="Times New Roman"/>
       <w:b/>
-      <w:color w:val="000000"/>
+      <w:color w:val="ff0000"/>
     </w:rPr>
   </w:style>
   <w:style w:type="character" w:customStyle="1" w:styleId="ErrorTok">
@@ -24656,7 +24661,7 @@
     <w:rPr>
       <w:rFonts w:ascii="Times New Roman" w:hAnsi="Times New Roman" w:eastAsia="FangSong" w:cs="Times New Roman"/>
       <w:b/>
-      <w:color w:val="000000"/>
+      <w:color w:val="ff0000"/>
     </w:rPr>
   </w:style>
   <w:style w:type="character" w:customStyle="1" w:styleId="NormalTok">

--- a/00-首页/题组Word/习题书/第一篇-化学原理/第一篇-化学原理-99-综合题-学生版-打印版.docx
+++ b/00-首页/题组Word/习题书/第一篇-化学原理/第一篇-化学原理-99-综合题-学生版-打印版.docx
@@ -472,6 +472,7 @@
     <w:p>
       <w:pPr>
         <w:pStyle w:val="BodyText"/>
+        <w:spacing w:before="0" w:after="0"/>
       </w:pPr>
       <w:r>
         <w:rPr>
@@ -513,6 +514,7 @@
     <w:p>
       <w:pPr>
         <w:pStyle w:val="BodyText"/>
+        <w:spacing w:before="0" w:after="0"/>
       </w:pPr>
       <w:r>
         <w:rPr>
@@ -565,6 +567,7 @@
     <w:p>
       <w:pPr>
         <w:pStyle w:val="BodyText"/>
+        <w:spacing w:before="0" w:after="0"/>
       </w:pPr>
       <w:r>
         <w:rPr>
@@ -624,6 +627,7 @@
     <w:p>
       <w:pPr>
         <w:pStyle w:val="BodyText"/>
+        <w:spacing w:before="0" w:after="0"/>
       </w:pPr>
       <w:r>
         <w:rPr>
@@ -1025,8 +1029,8 @@
     <w:p>
       <w:pPr>
         <w:pStyle w:val="BodyText"/>
+        <w:spacing w:before="0" w:after="0"/>
         <w:ind w:left="480" w:hanging="480"/>
-        <w:spacing w:after="0"/>
       </w:pPr>
       <w:r>
         <w:rPr>
@@ -1038,34 +1042,34 @@
     <w:p>
       <w:pPr>
         <w:pStyle w:val="BodyText"/>
+        <w:spacing w:before="0" w:after="0"/>
         <w:ind w:left="480" w:hanging="480"/>
+      </w:pPr>
+      <w:r>
+        <w:rPr>
+          <w:rFonts w:ascii="Times New Roman" w:hAnsi="Times New Roman" w:eastAsia="Times New Roman" w:cs="Times New Roman"/>
+        </w:rPr>
+        <w:t xml:space="preserve">B. ①④⑥　</w:t>
+      </w:r>
+    </w:p>
+    <w:p>
+      <w:pPr>
+        <w:pStyle w:val="BodyText"/>
         <w:spacing w:before="0" w:after="0"/>
-      </w:pPr>
-      <w:r>
-        <w:rPr>
-          <w:rFonts w:ascii="Times New Roman" w:hAnsi="Times New Roman" w:eastAsia="Times New Roman" w:cs="Times New Roman"/>
-        </w:rPr>
-        <w:t xml:space="preserve">B. ①④⑥　</w:t>
+        <w:ind w:left="480" w:hanging="480"/>
+      </w:pPr>
+      <w:r>
+        <w:rPr>
+          <w:rFonts w:ascii="Times New Roman" w:hAnsi="Times New Roman" w:eastAsia="Times New Roman" w:cs="Times New Roman"/>
+        </w:rPr>
+        <w:t xml:space="preserve">C. ②⑤　</w:t>
       </w:r>
     </w:p>
     <w:p>
       <w:pPr>
         <w:pStyle w:val="BodyText"/>
+        <w:spacing w:before="0" w:after="0"/>
         <w:ind w:left="480" w:hanging="480"/>
-        <w:spacing w:before="0" w:after="0"/>
-      </w:pPr>
-      <w:r>
-        <w:rPr>
-          <w:rFonts w:ascii="Times New Roman" w:hAnsi="Times New Roman" w:eastAsia="Times New Roman" w:cs="Times New Roman"/>
-        </w:rPr>
-        <w:t xml:space="preserve">C. ②⑤　</w:t>
-      </w:r>
-    </w:p>
-    <w:p>
-      <w:pPr>
-        <w:pStyle w:val="BodyText"/>
-        <w:ind w:left="480" w:hanging="480"/>
-        <w:spacing w:before="0" w:after="180"/>
       </w:pPr>
       <w:r>
         <w:rPr>
@@ -1184,6 +1188,14 @@
       <w:tblPr>
         <w:tblStyle w:val="Table"/>
         <w:tblW w:type="auto" w:w="0"/>
+        <w:tblBorders>
+          <w:top w:val="single" w:sz="12" w:space="0" w:color="000000"/>
+          <w:left w:val="none" w:sz="0" w:space="0" w:color="auto"/>
+          <w:bottom w:val="single" w:sz="12" w:space="0" w:color="000000"/>
+          <w:right w:val="none" w:sz="0" w:space="0" w:color="auto"/>
+          <w:insideH w:val="none" w:sz="0" w:space="0" w:color="auto"/>
+          <w:insideV w:val="none" w:sz="0" w:space="0" w:color="auto"/>
+        </w:tblBorders>
         <w:tblLook w:firstRow="0" w:lastRow="0" w:firstColumn="0" w:lastColumn="0" w:noHBand="0" w:noVBand="0" w:val="0000"/>
       </w:tblPr>
       <w:tblGrid>
@@ -1193,7 +1205,11 @@
       </w:tblGrid>
       <w:tr>
         <w:tc>
-          <w:tcPr/>
+          <w:tcPr>
+            <w:tcBorders>
+              <w:bottom w:val="single" w:sz="8" w:space="0" w:color="000000"/>
+            </w:tcBorders>
+          </w:tcPr>
           <w:p>
             <w:pPr>
               <w:pStyle w:val="Compact"/>
@@ -1209,7 +1225,11 @@
           </w:p>
         </w:tc>
         <w:tc>
-          <w:tcPr/>
+          <w:tcPr>
+            <w:tcBorders>
+              <w:bottom w:val="single" w:sz="8" w:space="0" w:color="000000"/>
+            </w:tcBorders>
+          </w:tcPr>
           <w:p>
             <w:pPr>
               <w:pStyle w:val="Compact"/>
@@ -1225,7 +1245,11 @@
           </w:p>
         </w:tc>
         <w:tc>
-          <w:tcPr/>
+          <w:tcPr>
+            <w:tcBorders>
+              <w:bottom w:val="single" w:sz="8" w:space="0" w:color="000000"/>
+            </w:tcBorders>
+          </w:tcPr>
           <w:p>
             <w:pPr>
               <w:pStyle w:val="Compact"/>
@@ -1454,6 +1478,7 @@
     <w:p>
       <w:pPr>
         <w:pStyle w:val="BodyText"/>
+        <w:spacing w:before="0" w:after="0"/>
       </w:pPr>
       <w:r>
         <w:rPr>
@@ -1580,6 +1605,7 @@
     <w:p>
       <w:pPr>
         <w:pStyle w:val="BodyText"/>
+        <w:spacing w:before="0" w:after="0"/>
       </w:pPr>
       <w:r>
         <w:rPr>
@@ -1609,6 +1635,7 @@
     <w:p>
       <w:pPr>
         <w:pStyle w:val="BodyText"/>
+        <w:spacing w:before="0" w:after="0"/>
       </w:pPr>
       <w:r>
         <w:rPr>
@@ -1667,6 +1694,7 @@
     <w:p>
       <w:pPr>
         <w:pStyle w:val="BodyText"/>
+        <w:spacing w:before="0" w:after="0"/>
       </w:pPr>
       <w:r>
         <w:rPr>
@@ -1792,6 +1820,14 @@
         <w:tblStyle w:val="Table"/>
         <w:tblW w:type="pct" w:w="5000"/>
         <w:tblLayout w:type="fixed"/>
+        <w:tblBorders>
+          <w:top w:val="single" w:sz="12" w:space="0" w:color="000000"/>
+          <w:left w:val="none" w:sz="0" w:space="0" w:color="auto"/>
+          <w:bottom w:val="single" w:sz="12" w:space="0" w:color="000000"/>
+          <w:right w:val="none" w:sz="0" w:space="0" w:color="auto"/>
+          <w:insideH w:val="none" w:sz="0" w:space="0" w:color="auto"/>
+          <w:insideV w:val="none" w:sz="0" w:space="0" w:color="auto"/>
+        </w:tblBorders>
         <w:tblLook w:firstRow="1" w:lastRow="0" w:firstColumn="0" w:lastColumn="0" w:noHBand="0" w:noVBand="0" w:val="0020"/>
       </w:tblPr>
       <w:tblGrid>
@@ -1804,7 +1840,11 @@
           <w:tblHeader w:val="on"/>
         </w:trPr>
         <w:tc>
-          <w:tcPr/>
+          <w:tcPr>
+            <w:tcBorders>
+              <w:bottom w:val="single" w:sz="8" w:space="0" w:color="000000"/>
+            </w:tcBorders>
+          </w:tcPr>
           <w:p>
             <w:pPr>
               <w:pStyle w:val="Compact"/>
@@ -1813,7 +1853,11 @@
           </w:p>
         </w:tc>
         <w:tc>
-          <w:tcPr/>
+          <w:tcPr>
+            <w:tcBorders>
+              <w:bottom w:val="single" w:sz="8" w:space="0" w:color="000000"/>
+            </w:tcBorders>
+          </w:tcPr>
           <w:p>
             <w:pPr>
               <w:pStyle w:val="Compact"/>
@@ -1829,7 +1873,11 @@
           </w:p>
         </w:tc>
         <w:tc>
-          <w:tcPr/>
+          <w:tcPr>
+            <w:tcBorders>
+              <w:bottom w:val="single" w:sz="8" w:space="0" w:color="000000"/>
+            </w:tcBorders>
+          </w:tcPr>
           <w:p>
             <w:pPr>
               <w:pStyle w:val="Compact"/>
@@ -2445,8 +2493,8 @@
     <w:p>
       <w:pPr>
         <w:pStyle w:val="BodyText"/>
+        <w:spacing w:before="0" w:after="0"/>
         <w:ind w:left="480" w:hanging="480"/>
-        <w:spacing w:after="0"/>
       </w:pPr>
       <w:r>
         <w:rPr>
@@ -2540,8 +2588,8 @@
     <w:p>
       <w:pPr>
         <w:pStyle w:val="BodyText"/>
+        <w:spacing w:before="0" w:after="0"/>
         <w:ind w:left="480" w:hanging="480"/>
-        <w:spacing w:before="0" w:after="0"/>
       </w:pPr>
       <w:r>
         <w:rPr>
@@ -2626,8 +2674,8 @@
     <w:p>
       <w:pPr>
         <w:pStyle w:val="BodyText"/>
+        <w:spacing w:before="0" w:after="0"/>
         <w:ind w:left="480" w:hanging="480"/>
-        <w:spacing w:before="0" w:after="0"/>
       </w:pPr>
       <w:r>
         <w:rPr>
@@ -2721,8 +2769,8 @@
     <w:p>
       <w:pPr>
         <w:pStyle w:val="BodyText"/>
+        <w:spacing w:before="0" w:after="0"/>
         <w:ind w:left="480" w:hanging="480"/>
-        <w:spacing w:before="0" w:after="180"/>
       </w:pPr>
       <w:r>
         <w:rPr>
@@ -3960,6 +4008,7 @@
     <w:p>
       <w:pPr>
         <w:pStyle w:val="BodyText"/>
+        <w:spacing w:before="0" w:after="0"/>
       </w:pPr>
       <w:r>
         <w:rPr>
@@ -3977,6 +4026,7 @@
     <w:p>
       <w:pPr>
         <w:pStyle w:val="BodyText"/>
+        <w:spacing w:before="0" w:after="0"/>
       </w:pPr>
       <w:r>
         <w:rPr>
@@ -3994,6 +4044,7 @@
     <w:p>
       <w:pPr>
         <w:pStyle w:val="BodyText"/>
+        <w:spacing w:before="0" w:after="0"/>
       </w:pPr>
       <w:r>
         <w:rPr>
@@ -4036,6 +4087,7 @@
     <w:p>
       <w:pPr>
         <w:pStyle w:val="BodyText"/>
+        <w:spacing w:before="0" w:after="0"/>
       </w:pPr>
       <w:r>
         <w:rPr>
@@ -4272,6 +4324,14 @@
       <w:tblPr>
         <w:tblStyle w:val="Table"/>
         <w:tblW w:type="auto" w:w="0"/>
+        <w:tblBorders>
+          <w:top w:val="single" w:sz="12" w:space="0" w:color="000000"/>
+          <w:left w:val="none" w:sz="0" w:space="0" w:color="auto"/>
+          <w:bottom w:val="single" w:sz="12" w:space="0" w:color="000000"/>
+          <w:right w:val="none" w:sz="0" w:space="0" w:color="auto"/>
+          <w:insideH w:val="none" w:sz="0" w:space="0" w:color="auto"/>
+          <w:insideV w:val="none" w:sz="0" w:space="0" w:color="auto"/>
+        </w:tblBorders>
         <w:tblLook w:firstRow="1" w:lastRow="0" w:firstColumn="0" w:lastColumn="0" w:noHBand="0" w:noVBand="0" w:val="0020"/>
       </w:tblPr>
       <w:tblGrid>
@@ -4285,7 +4345,11 @@
           <w:tblHeader w:val="on"/>
         </w:trPr>
         <w:tc>
-          <w:tcPr/>
+          <w:tcPr>
+            <w:tcBorders>
+              <w:bottom w:val="single" w:sz="8" w:space="0" w:color="000000"/>
+            </w:tcBorders>
+          </w:tcPr>
           <w:p>
             <w:pPr>
               <w:pStyle w:val="Compact"/>
@@ -4323,7 +4387,11 @@
           </w:p>
         </w:tc>
         <w:tc>
-          <w:tcPr/>
+          <w:tcPr>
+            <w:tcBorders>
+              <w:bottom w:val="single" w:sz="8" w:space="0" w:color="000000"/>
+            </w:tcBorders>
+          </w:tcPr>
           <w:p>
             <w:pPr>
               <w:pStyle w:val="Compact"/>
@@ -4339,7 +4407,11 @@
           </w:p>
         </w:tc>
         <w:tc>
-          <w:tcPr/>
+          <w:tcPr>
+            <w:tcBorders>
+              <w:bottom w:val="single" w:sz="8" w:space="0" w:color="000000"/>
+            </w:tcBorders>
+          </w:tcPr>
           <w:p>
             <w:pPr>
               <w:pStyle w:val="Compact"/>
@@ -4355,7 +4427,11 @@
           </w:p>
         </w:tc>
         <w:tc>
-          <w:tcPr/>
+          <w:tcPr>
+            <w:tcBorders>
+              <w:bottom w:val="single" w:sz="8" w:space="0" w:color="000000"/>
+            </w:tcBorders>
+          </w:tcPr>
           <w:p>
             <w:pPr>
               <w:pStyle w:val="Compact"/>
@@ -4789,6 +4865,14 @@
         <w:tblStyle w:val="Table"/>
         <w:tblW w:type="pct" w:w="5000"/>
         <w:tblLayout w:type="fixed"/>
+        <w:tblBorders>
+          <w:top w:val="single" w:sz="12" w:space="0" w:color="000000"/>
+          <w:left w:val="none" w:sz="0" w:space="0" w:color="auto"/>
+          <w:bottom w:val="single" w:sz="12" w:space="0" w:color="000000"/>
+          <w:right w:val="none" w:sz="0" w:space="0" w:color="auto"/>
+          <w:insideH w:val="none" w:sz="0" w:space="0" w:color="auto"/>
+          <w:insideV w:val="none" w:sz="0" w:space="0" w:color="auto"/>
+        </w:tblBorders>
         <w:tblLook w:firstRow="1" w:lastRow="0" w:firstColumn="0" w:lastColumn="0" w:noHBand="0" w:noVBand="0" w:val="0020"/>
       </w:tblPr>
       <w:tblGrid>
@@ -4803,7 +4887,11 @@
           <w:tblHeader w:val="on"/>
         </w:trPr>
         <w:tc>
-          <w:tcPr/>
+          <w:tcPr>
+            <w:tcBorders>
+              <w:bottom w:val="single" w:sz="8" w:space="0" w:color="000000"/>
+            </w:tcBorders>
+          </w:tcPr>
           <w:p>
             <w:pPr>
               <w:pStyle w:val="Compact"/>
@@ -4819,7 +4907,11 @@
           </w:p>
         </w:tc>
         <w:tc>
-          <w:tcPr/>
+          <w:tcPr>
+            <w:tcBorders>
+              <w:bottom w:val="single" w:sz="8" w:space="0" w:color="000000"/>
+            </w:tcBorders>
+          </w:tcPr>
           <w:p>
             <w:pPr>
               <w:pStyle w:val="Compact"/>
@@ -4835,7 +4927,11 @@
           </w:p>
         </w:tc>
         <w:tc>
-          <w:tcPr/>
+          <w:tcPr>
+            <w:tcBorders>
+              <w:bottom w:val="single" w:sz="8" w:space="0" w:color="000000"/>
+            </w:tcBorders>
+          </w:tcPr>
           <w:p>
             <w:pPr>
               <w:pStyle w:val="Compact"/>
@@ -4851,7 +4947,11 @@
           </w:p>
         </w:tc>
         <w:tc>
-          <w:tcPr/>
+          <w:tcPr>
+            <w:tcBorders>
+              <w:bottom w:val="single" w:sz="8" w:space="0" w:color="000000"/>
+            </w:tcBorders>
+          </w:tcPr>
           <w:p>
             <w:pPr>
               <w:pStyle w:val="Compact"/>
@@ -4867,7 +4967,11 @@
           </w:p>
         </w:tc>
         <w:tc>
-          <w:tcPr/>
+          <w:tcPr>
+            <w:tcBorders>
+              <w:bottom w:val="single" w:sz="8" w:space="0" w:color="000000"/>
+            </w:tcBorders>
+          </w:tcPr>
           <w:p>
             <w:pPr>
               <w:pStyle w:val="Compact"/>
@@ -5835,6 +5939,7 @@
     <w:p>
       <w:pPr>
         <w:pStyle w:val="BodyText"/>
+        <w:spacing w:before="0" w:after="0"/>
       </w:pPr>
       <w:r>
         <w:rPr>
@@ -5852,6 +5957,7 @@
     <w:p>
       <w:pPr>
         <w:pStyle w:val="BodyText"/>
+        <w:spacing w:before="0" w:after="0"/>
       </w:pPr>
       <w:r>
         <w:rPr>
@@ -5910,6 +6016,7 @@
     <w:p>
       <w:pPr>
         <w:pStyle w:val="BodyText"/>
+        <w:spacing w:before="0" w:after="0"/>
       </w:pPr>
       <w:r>
         <w:rPr>
@@ -5939,6 +6046,7 @@
     <w:p>
       <w:pPr>
         <w:pStyle w:val="BodyText"/>
+        <w:spacing w:before="0" w:after="0"/>
       </w:pPr>
       <w:r>
         <w:rPr>
@@ -6121,6 +6229,7 @@
     <w:p>
       <w:pPr>
         <w:pStyle w:val="BodyText"/>
+        <w:spacing w:before="0" w:after="0"/>
       </w:pPr>
       <w:r>
         <w:rPr>
@@ -6226,6 +6335,7 @@
     <w:p>
       <w:pPr>
         <w:pStyle w:val="BodyText"/>
+        <w:spacing w:before="0" w:after="0"/>
       </w:pPr>
       <w:r>
         <w:rPr>
@@ -6300,6 +6410,7 @@
     <w:p>
       <w:pPr>
         <w:pStyle w:val="BodyText"/>
+        <w:spacing w:before="0" w:after="0"/>
       </w:pPr>
       <w:r>
         <w:rPr>
@@ -6541,6 +6652,7 @@
     <w:p>
       <w:pPr>
         <w:pStyle w:val="BodyText"/>
+        <w:spacing w:before="0" w:after="0"/>
       </w:pPr>
       <w:r>
         <w:rPr>
@@ -6889,6 +7001,7 @@
     <w:p>
       <w:pPr>
         <w:pStyle w:val="BodyText"/>
+        <w:spacing w:before="0" w:after="0"/>
       </w:pPr>
       <w:r>
         <w:rPr>
@@ -6906,6 +7019,7 @@
     <w:p>
       <w:pPr>
         <w:pStyle w:val="BodyText"/>
+        <w:spacing w:before="0" w:after="0"/>
       </w:pPr>
       <w:r>
         <w:rPr>
@@ -6923,6 +7037,7 @@
     <w:p>
       <w:pPr>
         <w:pStyle w:val="BodyText"/>
+        <w:spacing w:before="0" w:after="0"/>
       </w:pPr>
       <w:r>
         <w:rPr>
@@ -6940,6 +7055,7 @@
     <w:p>
       <w:pPr>
         <w:pStyle w:val="BodyText"/>
+        <w:spacing w:before="0" w:after="0"/>
       </w:pPr>
       <w:r>
         <w:rPr>
@@ -7070,6 +7186,7 @@
     <w:p>
       <w:pPr>
         <w:pStyle w:val="BodyText"/>
+        <w:spacing w:before="0" w:after="0"/>
       </w:pPr>
       <w:r>
         <w:rPr>
@@ -7168,6 +7285,7 @@
     <w:p>
       <w:pPr>
         <w:pStyle w:val="BodyText"/>
+        <w:spacing w:before="0" w:after="0"/>
       </w:pPr>
       <w:r>
         <w:rPr>
@@ -7380,6 +7498,7 @@
     <w:p>
       <w:pPr>
         <w:pStyle w:val="BodyText"/>
+        <w:spacing w:before="0" w:after="0"/>
       </w:pPr>
       <w:r>
         <w:rPr>
@@ -7500,6 +7619,7 @@
     <w:p>
       <w:pPr>
         <w:pStyle w:val="BodyText"/>
+        <w:spacing w:before="0" w:after="0"/>
       </w:pPr>
       <w:r>
         <w:rPr>
@@ -8082,8 +8202,8 @@
     <w:p>
       <w:pPr>
         <w:pStyle w:val="BodyText"/>
+        <w:spacing w:before="0" w:after="0"/>
         <w:ind w:left="480" w:hanging="480"/>
-        <w:spacing w:after="0"/>
       </w:pPr>
       <w:r>
         <w:rPr>
@@ -8095,34 +8215,34 @@
     <w:p>
       <w:pPr>
         <w:pStyle w:val="BodyText"/>
+        <w:spacing w:before="0" w:after="0"/>
         <w:ind w:left="480" w:hanging="480"/>
+      </w:pPr>
+      <w:r>
+        <w:rPr>
+          <w:rFonts w:ascii="Times New Roman" w:hAnsi="Times New Roman" w:eastAsia="Times New Roman" w:cs="Times New Roman"/>
+        </w:rPr>
+        <w:t xml:space="preserve">B. ②④　</w:t>
+      </w:r>
+    </w:p>
+    <w:p>
+      <w:pPr>
+        <w:pStyle w:val="BodyText"/>
         <w:spacing w:before="0" w:after="0"/>
-      </w:pPr>
-      <w:r>
-        <w:rPr>
-          <w:rFonts w:ascii="Times New Roman" w:hAnsi="Times New Roman" w:eastAsia="Times New Roman" w:cs="Times New Roman"/>
-        </w:rPr>
-        <w:t xml:space="preserve">B. ②④　</w:t>
+        <w:ind w:left="480" w:hanging="480"/>
+      </w:pPr>
+      <w:r>
+        <w:rPr>
+          <w:rFonts w:ascii="Times New Roman" w:hAnsi="Times New Roman" w:eastAsia="Times New Roman" w:cs="Times New Roman"/>
+        </w:rPr>
+        <w:t xml:space="preserve">C. ①④　</w:t>
       </w:r>
     </w:p>
     <w:p>
       <w:pPr>
         <w:pStyle w:val="BodyText"/>
+        <w:spacing w:before="0" w:after="0"/>
         <w:ind w:left="480" w:hanging="480"/>
-        <w:spacing w:before="0" w:after="0"/>
-      </w:pPr>
-      <w:r>
-        <w:rPr>
-          <w:rFonts w:ascii="Times New Roman" w:hAnsi="Times New Roman" w:eastAsia="Times New Roman" w:cs="Times New Roman"/>
-        </w:rPr>
-        <w:t xml:space="preserve">C. ①④　</w:t>
-      </w:r>
-    </w:p>
-    <w:p>
-      <w:pPr>
-        <w:pStyle w:val="BodyText"/>
-        <w:ind w:left="480" w:hanging="480"/>
-        <w:spacing w:before="0" w:after="180"/>
       </w:pPr>
       <w:r>
         <w:rPr>
@@ -9665,8 +9785,8 @@
     <w:p>
       <w:pPr>
         <w:pStyle w:val="BodyText"/>
+        <w:spacing w:before="0" w:after="0"/>
         <w:ind w:left="480" w:hanging="480"/>
-        <w:spacing w:after="0"/>
       </w:pPr>
       <w:r>
         <w:rPr>
@@ -9775,8 +9895,8 @@
     <w:p>
       <w:pPr>
         <w:pStyle w:val="BodyText"/>
+        <w:spacing w:before="0" w:after="0"/>
         <w:ind w:left="480" w:hanging="480"/>
-        <w:spacing w:before="0" w:after="0"/>
       </w:pPr>
       <w:r>
         <w:rPr>
@@ -9882,8 +10002,8 @@
     <w:p>
       <w:pPr>
         <w:pStyle w:val="BodyText"/>
+        <w:spacing w:before="0" w:after="0"/>
         <w:ind w:left="480" w:hanging="480"/>
-        <w:spacing w:before="0" w:after="0"/>
       </w:pPr>
       <w:r>
         <w:rPr>
@@ -9987,8 +10107,8 @@
     <w:p>
       <w:pPr>
         <w:pStyle w:val="BodyText"/>
+        <w:spacing w:before="0" w:after="0"/>
         <w:ind w:left="480" w:hanging="480"/>
-        <w:spacing w:before="0" w:after="180"/>
       </w:pPr>
       <w:r>
         <w:rPr>
@@ -10646,6 +10766,7 @@
     <w:p>
       <w:pPr>
         <w:pStyle w:val="BodyText"/>
+        <w:spacing w:before="0" w:after="0"/>
       </w:pPr>
       <w:r>
         <w:rPr>
@@ -10781,6 +10902,7 @@
     <w:p>
       <w:pPr>
         <w:pStyle w:val="BodyText"/>
+        <w:spacing w:before="0" w:after="0"/>
       </w:pPr>
       <w:r>
         <w:rPr>
@@ -10916,6 +11038,7 @@
     <w:p>
       <w:pPr>
         <w:pStyle w:val="BodyText"/>
+        <w:spacing w:before="0" w:after="0"/>
       </w:pPr>
       <w:r>
         <w:rPr>
@@ -11051,6 +11174,7 @@
     <w:p>
       <w:pPr>
         <w:pStyle w:val="BodyText"/>
+        <w:spacing w:before="0" w:after="0"/>
       </w:pPr>
       <w:r>
         <w:rPr>
@@ -12817,6 +12941,14 @@
         <w:tblStyle w:val="Table"/>
         <w:tblW w:type="pct" w:w="5000"/>
         <w:tblLayout w:type="fixed"/>
+        <w:tblBorders>
+          <w:top w:val="single" w:sz="12" w:space="0" w:color="000000"/>
+          <w:left w:val="none" w:sz="0" w:space="0" w:color="auto"/>
+          <w:bottom w:val="single" w:sz="12" w:space="0" w:color="000000"/>
+          <w:right w:val="none" w:sz="0" w:space="0" w:color="auto"/>
+          <w:insideH w:val="none" w:sz="0" w:space="0" w:color="auto"/>
+          <w:insideV w:val="none" w:sz="0" w:space="0" w:color="auto"/>
+        </w:tblBorders>
         <w:tblLook w:firstRow="1" w:lastRow="0" w:firstColumn="0" w:lastColumn="0" w:noHBand="0" w:noVBand="0" w:val="0020"/>
       </w:tblPr>
       <w:tblGrid>
@@ -12831,7 +12963,11 @@
           <w:tblHeader w:val="on"/>
         </w:trPr>
         <w:tc>
-          <w:tcPr/>
+          <w:tcPr>
+            <w:tcBorders>
+              <w:bottom w:val="single" w:sz="8" w:space="0" w:color="000000"/>
+            </w:tcBorders>
+          </w:tcPr>
           <w:p>
             <w:pPr>
               <w:pStyle w:val="Compact"/>
@@ -12840,7 +12976,11 @@
           </w:p>
         </w:tc>
         <w:tc>
-          <w:tcPr/>
+          <w:tcPr>
+            <w:tcBorders>
+              <w:bottom w:val="single" w:sz="8" w:space="0" w:color="000000"/>
+            </w:tcBorders>
+          </w:tcPr>
           <w:p>
             <w:pPr>
               <w:pStyle w:val="Compact"/>
@@ -12856,7 +12996,11 @@
           </w:p>
         </w:tc>
         <w:tc>
-          <w:tcPr/>
+          <w:tcPr>
+            <w:tcBorders>
+              <w:bottom w:val="single" w:sz="8" w:space="0" w:color="000000"/>
+            </w:tcBorders>
+          </w:tcPr>
           <w:p>
             <w:pPr>
               <w:pStyle w:val="Compact"/>
@@ -12872,7 +13016,11 @@
           </w:p>
         </w:tc>
         <w:tc>
-          <w:tcPr/>
+          <w:tcPr>
+            <w:tcBorders>
+              <w:bottom w:val="single" w:sz="8" w:space="0" w:color="000000"/>
+            </w:tcBorders>
+          </w:tcPr>
           <w:p>
             <w:pPr>
               <w:pStyle w:val="Compact"/>
@@ -12888,7 +13036,11 @@
           </w:p>
         </w:tc>
         <w:tc>
-          <w:tcPr/>
+          <w:tcPr>
+            <w:tcBorders>
+              <w:bottom w:val="single" w:sz="8" w:space="0" w:color="000000"/>
+            </w:tcBorders>
+          </w:tcPr>
           <w:p>
             <w:pPr>
               <w:pStyle w:val="Compact"/>
@@ -13907,8 +14059,8 @@
     <w:p>
       <w:pPr>
         <w:pStyle w:val="BodyText"/>
+        <w:spacing w:before="0" w:after="0"/>
         <w:ind w:left="480" w:hanging="480"/>
-        <w:spacing w:after="0"/>
       </w:pPr>
       <w:r>
         <w:rPr>
@@ -13920,34 +14072,34 @@
     <w:p>
       <w:pPr>
         <w:pStyle w:val="BodyText"/>
+        <w:spacing w:before="0" w:after="0"/>
         <w:ind w:left="480" w:hanging="480"/>
+      </w:pPr>
+      <w:r>
+        <w:rPr>
+          <w:rFonts w:ascii="Times New Roman" w:hAnsi="Times New Roman" w:eastAsia="Times New Roman" w:cs="Times New Roman"/>
+        </w:rPr>
+        <w:t xml:space="preserve">B. ①②③　</w:t>
+      </w:r>
+    </w:p>
+    <w:p>
+      <w:pPr>
+        <w:pStyle w:val="BodyText"/>
         <w:spacing w:before="0" w:after="0"/>
-      </w:pPr>
-      <w:r>
-        <w:rPr>
-          <w:rFonts w:ascii="Times New Roman" w:hAnsi="Times New Roman" w:eastAsia="Times New Roman" w:cs="Times New Roman"/>
-        </w:rPr>
-        <w:t xml:space="preserve">B. ①②③　</w:t>
+        <w:ind w:left="480" w:hanging="480"/>
+      </w:pPr>
+      <w:r>
+        <w:rPr>
+          <w:rFonts w:ascii="Times New Roman" w:hAnsi="Times New Roman" w:eastAsia="Times New Roman" w:cs="Times New Roman"/>
+        </w:rPr>
+        <w:t xml:space="preserve">C. ③④　</w:t>
       </w:r>
     </w:p>
     <w:p>
       <w:pPr>
         <w:pStyle w:val="BodyText"/>
+        <w:spacing w:before="0" w:after="0"/>
         <w:ind w:left="480" w:hanging="480"/>
-        <w:spacing w:before="0" w:after="0"/>
-      </w:pPr>
-      <w:r>
-        <w:rPr>
-          <w:rFonts w:ascii="Times New Roman" w:hAnsi="Times New Roman" w:eastAsia="Times New Roman" w:cs="Times New Roman"/>
-        </w:rPr>
-        <w:t xml:space="preserve">C. ③④　</w:t>
-      </w:r>
-    </w:p>
-    <w:p>
-      <w:pPr>
-        <w:pStyle w:val="BodyText"/>
-        <w:ind w:left="480" w:hanging="480"/>
-        <w:spacing w:before="0" w:after="180"/>
       </w:pPr>
       <w:r>
         <w:rPr>
@@ -14330,6 +14482,7 @@
     <w:p>
       <w:pPr>
         <w:pStyle w:val="BodyText"/>
+        <w:spacing w:before="0" w:after="0"/>
       </w:pPr>
       <w:r>
         <w:rPr>
@@ -14471,6 +14624,7 @@
     <w:p>
       <w:pPr>
         <w:pStyle w:val="BodyText"/>
+        <w:spacing w:before="0" w:after="0"/>
       </w:pPr>
       <w:r>
         <w:rPr>
@@ -14494,6 +14648,7 @@
     <w:p>
       <w:pPr>
         <w:pStyle w:val="BodyText"/>
+        <w:spacing w:before="0" w:after="0"/>
       </w:pPr>
       <w:r>
         <w:rPr>
@@ -14529,6 +14684,7 @@
     <w:p>
       <w:pPr>
         <w:pStyle w:val="BodyText"/>
+        <w:spacing w:before="0" w:after="0"/>
       </w:pPr>
       <w:r>
         <w:rPr>
@@ -14850,6 +15006,7 @@
     <w:p>
       <w:pPr>
         <w:pStyle w:val="BodyText"/>
+        <w:spacing w:before="0" w:after="0"/>
       </w:pPr>
       <w:r>
         <w:rPr>
@@ -14973,6 +15130,7 @@
     <w:p>
       <w:pPr>
         <w:pStyle w:val="BodyText"/>
+        <w:spacing w:before="0" w:after="0"/>
       </w:pPr>
       <w:r>
         <w:rPr>
@@ -15244,6 +15402,7 @@
     <w:p>
       <w:pPr>
         <w:pStyle w:val="BodyText"/>
+        <w:spacing w:before="0" w:after="0"/>
       </w:pPr>
       <w:r>
         <w:rPr>
@@ -15502,6 +15661,7 @@
     <w:p>
       <w:pPr>
         <w:pStyle w:val="BodyText"/>
+        <w:spacing w:before="0" w:after="0"/>
       </w:pPr>
       <w:r>
         <w:rPr>
@@ -15830,6 +15990,14 @@
         <w:tblStyle w:val="Table"/>
         <w:tblW w:type="pct" w:w="5000"/>
         <w:tblLayout w:type="fixed"/>
+        <w:tblBorders>
+          <w:top w:val="single" w:sz="12" w:space="0" w:color="000000"/>
+          <w:left w:val="none" w:sz="0" w:space="0" w:color="auto"/>
+          <w:bottom w:val="single" w:sz="12" w:space="0" w:color="000000"/>
+          <w:right w:val="none" w:sz="0" w:space="0" w:color="auto"/>
+          <w:insideH w:val="none" w:sz="0" w:space="0" w:color="auto"/>
+          <w:insideV w:val="none" w:sz="0" w:space="0" w:color="auto"/>
+        </w:tblBorders>
         <w:tblLook w:firstRow="1" w:lastRow="0" w:firstColumn="0" w:lastColumn="0" w:noHBand="0" w:noVBand="0" w:val="0020"/>
       </w:tblPr>
       <w:tblGrid>
@@ -15850,7 +16018,11 @@
           <w:tblHeader w:val="on"/>
         </w:trPr>
         <w:tc>
-          <w:tcPr/>
+          <w:tcPr>
+            <w:tcBorders>
+              <w:bottom w:val="single" w:sz="8" w:space="0" w:color="000000"/>
+            </w:tcBorders>
+          </w:tcPr>
           <w:p>
             <w:pPr>
               <w:pStyle w:val="Compact"/>
@@ -15866,7 +16038,11 @@
           </w:p>
         </w:tc>
         <w:tc>
-          <w:tcPr/>
+          <w:tcPr>
+            <w:tcBorders>
+              <w:bottom w:val="single" w:sz="8" w:space="0" w:color="000000"/>
+            </w:tcBorders>
+          </w:tcPr>
           <w:p>
             <w:pPr>
               <w:pStyle w:val="Compact"/>
@@ -15882,7 +16058,11 @@
           </w:p>
         </w:tc>
         <w:tc>
-          <w:tcPr/>
+          <w:tcPr>
+            <w:tcBorders>
+              <w:bottom w:val="single" w:sz="8" w:space="0" w:color="000000"/>
+            </w:tcBorders>
+          </w:tcPr>
           <w:p>
             <w:pPr>
               <w:pStyle w:val="Compact"/>
@@ -15898,7 +16078,11 @@
           </w:p>
         </w:tc>
         <w:tc>
-          <w:tcPr/>
+          <w:tcPr>
+            <w:tcBorders>
+              <w:bottom w:val="single" w:sz="8" w:space="0" w:color="000000"/>
+            </w:tcBorders>
+          </w:tcPr>
           <w:p>
             <w:pPr>
               <w:pStyle w:val="Compact"/>
@@ -15914,7 +16098,11 @@
           </w:p>
         </w:tc>
         <w:tc>
-          <w:tcPr/>
+          <w:tcPr>
+            <w:tcBorders>
+              <w:bottom w:val="single" w:sz="8" w:space="0" w:color="000000"/>
+            </w:tcBorders>
+          </w:tcPr>
           <w:p>
             <w:pPr>
               <w:pStyle w:val="Compact"/>
@@ -15930,7 +16118,11 @@
           </w:p>
         </w:tc>
         <w:tc>
-          <w:tcPr/>
+          <w:tcPr>
+            <w:tcBorders>
+              <w:bottom w:val="single" w:sz="8" w:space="0" w:color="000000"/>
+            </w:tcBorders>
+          </w:tcPr>
           <w:p>
             <w:pPr>
               <w:pStyle w:val="Compact"/>
@@ -15946,7 +16138,11 @@
           </w:p>
         </w:tc>
         <w:tc>
-          <w:tcPr/>
+          <w:tcPr>
+            <w:tcBorders>
+              <w:bottom w:val="single" w:sz="8" w:space="0" w:color="000000"/>
+            </w:tcBorders>
+          </w:tcPr>
           <w:p>
             <w:pPr>
               <w:pStyle w:val="Compact"/>
@@ -15962,7 +16158,11 @@
           </w:p>
         </w:tc>
         <w:tc>
-          <w:tcPr/>
+          <w:tcPr>
+            <w:tcBorders>
+              <w:bottom w:val="single" w:sz="8" w:space="0" w:color="000000"/>
+            </w:tcBorders>
+          </w:tcPr>
           <w:p>
             <w:pPr>
               <w:pStyle w:val="Compact"/>
@@ -15978,7 +16178,11 @@
           </w:p>
         </w:tc>
         <w:tc>
-          <w:tcPr/>
+          <w:tcPr>
+            <w:tcBorders>
+              <w:bottom w:val="single" w:sz="8" w:space="0" w:color="000000"/>
+            </w:tcBorders>
+          </w:tcPr>
           <w:p>
             <w:pPr>
               <w:pStyle w:val="Compact"/>
@@ -15994,7 +16198,11 @@
           </w:p>
         </w:tc>
         <w:tc>
-          <w:tcPr/>
+          <w:tcPr>
+            <w:tcBorders>
+              <w:bottom w:val="single" w:sz="8" w:space="0" w:color="000000"/>
+            </w:tcBorders>
+          </w:tcPr>
           <w:p>
             <w:pPr>
               <w:pStyle w:val="Compact"/>
@@ -16010,7 +16218,11 @@
           </w:p>
         </w:tc>
         <w:tc>
-          <w:tcPr/>
+          <w:tcPr>
+            <w:tcBorders>
+              <w:bottom w:val="single" w:sz="8" w:space="0" w:color="000000"/>
+            </w:tcBorders>
+          </w:tcPr>
           <w:p>
             <w:pPr>
               <w:pStyle w:val="Compact"/>
@@ -16585,7 +16797,9 @@
       </w:r>
     </w:p>
     <w:p>
-      <w:pPr/>
+      <w:pPr>
+        <w:spacing w:before="0" w:after="0"/>
+      </w:pPr>
       <w:r>
         <w:rPr>
           <w:rFonts w:ascii="Times New Roman" w:hAnsi="Times New Roman" w:eastAsia="Times New Roman" w:cs="Times New Roman"/>
@@ -17172,6 +17386,7 @@
     <w:p>
       <w:pPr>
         <w:pStyle w:val="FirstParagraph"/>
+        <w:spacing w:before="0" w:after="0"/>
       </w:pPr>
       <w:r>
         <w:rPr>
@@ -17249,6 +17464,7 @@
     <w:p>
       <w:pPr>
         <w:pStyle w:val="BodyText"/>
+        <w:spacing w:before="0" w:after="0"/>
       </w:pPr>
       <w:r>
         <w:rPr>
@@ -17266,6 +17482,7 @@
     <w:p>
       <w:pPr>
         <w:pStyle w:val="BodyText"/>
+        <w:spacing w:before="0" w:after="0"/>
       </w:pPr>
       <w:r>
         <w:rPr>
@@ -17283,6 +17500,7 @@
     <w:p>
       <w:pPr>
         <w:pStyle w:val="BodyText"/>
+        <w:spacing w:before="0" w:after="0"/>
       </w:pPr>
       <w:r>
         <w:rPr>
@@ -20935,6 +21153,7 @@
     <w:p>
       <w:pPr>
         <w:pStyle w:val="BodyText"/>
+        <w:spacing w:before="0" w:after="0"/>
       </w:pPr>
       <w:r>
         <w:rPr>
@@ -21004,6 +21223,7 @@
     <w:p>
       <w:pPr>
         <w:pStyle w:val="BodyText"/>
+        <w:spacing w:before="0" w:after="0"/>
       </w:pPr>
       <w:r>
         <w:rPr>
@@ -21070,6 +21290,7 @@
     <w:p>
       <w:pPr>
         <w:pStyle w:val="BodyText"/>
+        <w:spacing w:before="0" w:after="0"/>
       </w:pPr>
       <w:r>
         <w:rPr>
@@ -21145,6 +21366,7 @@
     <w:p>
       <w:pPr>
         <w:pStyle w:val="BodyText"/>
+        <w:spacing w:before="0" w:after="0"/>
       </w:pPr>
       <w:r>
         <w:rPr>
@@ -21685,6 +21907,7 @@
     <w:p>
       <w:pPr>
         <w:pStyle w:val="BodyText"/>
+        <w:spacing w:before="0" w:after="0"/>
       </w:pPr>
       <w:r>
         <w:rPr>
@@ -21799,6 +22022,7 @@
     <w:p>
       <w:pPr>
         <w:pStyle w:val="BodyText"/>
+        <w:spacing w:before="0" w:after="0"/>
       </w:pPr>
       <w:r>
         <w:rPr>
@@ -22061,6 +22285,7 @@
     <w:p>
       <w:pPr>
         <w:pStyle w:val="BodyText"/>
+        <w:spacing w:before="0" w:after="0"/>
       </w:pPr>
       <w:r>
         <w:rPr>
@@ -22125,6 +22350,7 @@
     <w:p>
       <w:pPr>
         <w:pStyle w:val="BodyText"/>
+        <w:spacing w:before="0" w:after="0"/>
       </w:pPr>
       <w:r>
         <w:rPr>
@@ -22797,7 +23023,6 @@
     <w:bookmarkEnd w:id="54"/>
     <w:bookmarkEnd w:id="55"/>
     <w:sectPr>
-      <w:headerReference w:type="default" r:id="rId51"/>
       <w:footerReference w:type="default" r:id="rId9"/>
       <w:footnotePr>
         <w:numRestart w:val="eachSect"/>
@@ -22824,16 +23049,6 @@
       <w:rPr>
         <w:rFonts w:ascii="Times New Roman" w:hAnsi="Times New Roman" w:eastAsia="Times New Roman" w:cs="Times New Roman"/>
         <w:b w:val="0"/>
-        <w:color w:val="000000"/>
-        <w:sz w:val="20"/>
-      </w:rPr>
-      <w:t xml:space="preserve">第 </w:t>
-    </w:r>
-    <w:r>
-      <w:rPr>
-        <w:rFonts w:ascii="Times New Roman" w:hAnsi="Times New Roman" w:eastAsia="Times New Roman" w:cs="Times New Roman"/>
-        <w:b w:val="0"/>
-        <w:color w:val="000000"/>
         <w:sz w:val="20"/>
       </w:rPr>
       <w:fldChar w:fldCharType="begin"/>
@@ -22842,7 +23057,6 @@
       <w:rPr>
         <w:rFonts w:ascii="Times New Roman" w:hAnsi="Times New Roman" w:eastAsia="Times New Roman" w:cs="Times New Roman"/>
         <w:b w:val="0"/>
-        <w:color w:val="000000"/>
         <w:sz w:val="20"/>
       </w:rPr>
       <w:instrText xml:space="preserve"> PAGE </w:instrText>
@@ -22851,91 +23065,9 @@
       <w:rPr>
         <w:rFonts w:ascii="Times New Roman" w:hAnsi="Times New Roman" w:eastAsia="Times New Roman" w:cs="Times New Roman"/>
         <w:b w:val="0"/>
-        <w:color w:val="000000"/>
-        <w:sz w:val="20"/>
-      </w:rPr>
-      <w:fldChar w:fldCharType="separate"/>
-    </w:r>
-    <w:r>
-      <w:rPr>
-        <w:rFonts w:ascii="Times New Roman" w:hAnsi="Times New Roman" w:eastAsia="Times New Roman" w:cs="Times New Roman"/>
-        <w:b w:val="0"/>
-        <w:color w:val="000000"/>
-        <w:sz w:val="20"/>
-      </w:rPr>
-      <w:t>1</w:t>
-    </w:r>
-    <w:r>
-      <w:rPr>
-        <w:rFonts w:ascii="Times New Roman" w:hAnsi="Times New Roman" w:eastAsia="Times New Roman" w:cs="Times New Roman"/>
-        <w:b w:val="0"/>
-        <w:color w:val="000000"/>
         <w:sz w:val="20"/>
       </w:rPr>
       <w:fldChar w:fldCharType="end"/>
-    </w:r>
-    <w:r>
-      <w:rPr>
-        <w:rFonts w:ascii="Times New Roman" w:hAnsi="Times New Roman" w:eastAsia="Times New Roman" w:cs="Times New Roman"/>
-        <w:b w:val="0"/>
-        <w:color w:val="000000"/>
-        <w:sz w:val="20"/>
-      </w:rPr>
-      <w:t xml:space="preserve"> 页 / 共 </w:t>
-    </w:r>
-    <w:r>
-      <w:rPr>
-        <w:rFonts w:ascii="Times New Roman" w:hAnsi="Times New Roman" w:eastAsia="Times New Roman" w:cs="Times New Roman"/>
-        <w:b w:val="0"/>
-        <w:color w:val="000000"/>
-        <w:sz w:val="20"/>
-      </w:rPr>
-      <w:fldChar w:fldCharType="begin"/>
-    </w:r>
-    <w:r>
-      <w:rPr>
-        <w:rFonts w:ascii="Times New Roman" w:hAnsi="Times New Roman" w:eastAsia="Times New Roman" w:cs="Times New Roman"/>
-        <w:b w:val="0"/>
-        <w:color w:val="000000"/>
-        <w:sz w:val="20"/>
-      </w:rPr>
-      <w:instrText xml:space="preserve"> NUMPAGES </w:instrText>
-    </w:r>
-    <w:r>
-      <w:rPr>
-        <w:rFonts w:ascii="Times New Roman" w:hAnsi="Times New Roman" w:eastAsia="Times New Roman" w:cs="Times New Roman"/>
-        <w:b w:val="0"/>
-        <w:color w:val="000000"/>
-        <w:sz w:val="20"/>
-      </w:rPr>
-      <w:fldChar w:fldCharType="separate"/>
-    </w:r>
-    <w:r>
-      <w:rPr>
-        <w:rFonts w:ascii="Times New Roman" w:hAnsi="Times New Roman" w:eastAsia="Times New Roman" w:cs="Times New Roman"/>
-        <w:b w:val="0"/>
-        <w:color w:val="000000"/>
-        <w:sz w:val="20"/>
-      </w:rPr>
-      <w:t>1</w:t>
-    </w:r>
-    <w:r>
-      <w:rPr>
-        <w:rFonts w:ascii="Times New Roman" w:hAnsi="Times New Roman" w:eastAsia="Times New Roman" w:cs="Times New Roman"/>
-        <w:b w:val="0"/>
-        <w:color w:val="000000"/>
-        <w:sz w:val="20"/>
-      </w:rPr>
-      <w:fldChar w:fldCharType="end"/>
-    </w:r>
-    <w:r>
-      <w:rPr>
-        <w:rFonts w:ascii="Times New Roman" w:hAnsi="Times New Roman" w:eastAsia="Times New Roman" w:cs="Times New Roman"/>
-        <w:b w:val="0"/>
-        <w:color w:val="000000"/>
-        <w:sz w:val="20"/>
-      </w:rPr>
-      <w:t xml:space="preserve"> 页</w:t>
     </w:r>
   </w:p>
 </w:ftr>
@@ -22958,28 +23090,6 @@
     </w:p>
   </w:footnote>
 </w:footnotes>
-</file>
-
-<file path=word/header1.xml><?xml version="1.0" encoding="utf-8"?>
-<w:hdr xmlns:m="http://schemas.openxmlformats.org/officeDocument/2006/math" xmlns:mc="http://schemas.openxmlformats.org/markup-compatibility/2006" xmlns:mo="http://schemas.microsoft.com/office/mac/office/2008/main" xmlns:mv="urn:schemas-microsoft-com:mac:vml" xmlns:o="urn:schemas-microsoft-com:office:office" xmlns:r="http://schemas.openxmlformats.org/officeDocument/2006/relationships" xmlns:v="urn:schemas-microsoft-com:vml" xmlns:w10="urn:schemas-microsoft-com:office:word" xmlns:w14="http://schemas.microsoft.com/office/word/2010/wordml" xmlns:w="http://schemas.openxmlformats.org/wordprocessingml/2006/main" xmlns:wne="http://schemas.microsoft.com/office/word/2006/wordml" xmlns:wp14="http://schemas.microsoft.com/office/word/2010/wordprocessingDrawing" xmlns:wp="http://schemas.openxmlformats.org/drawingml/2006/wordprocessingDrawing" xmlns:wpc="http://schemas.microsoft.com/office/word/2010/wordprocessingCanvas" xmlns:wpg="http://schemas.microsoft.com/office/word/2010/wordprocessingGroup" xmlns:wpi="http://schemas.microsoft.com/office/word/2010/wordprocessingInk" xmlns:wps="http://schemas.microsoft.com/office/word/2010/wordprocessingShape" mc:Ignorable="w14 wp14">
-  <w:p>
-    <w:pPr>
-      <w:jc w:val="right"/>
-      <w:pBdr>
-        <w:bottom w:val="single" w:sz="4" w:space="2" w:color="000000"/>
-      </w:pBdr>
-    </w:pPr>
-    <w:r>
-      <w:rPr>
-        <w:rFonts w:ascii="Times New Roman" w:hAnsi="Times New Roman" w:eastAsia="Times New Roman" w:cs="Times New Roman"/>
-        <w:b w:val="0"/>
-        <w:color w:val="000000"/>
-        <w:sz w:val="18"/>
-      </w:rPr>
-      <w:t xml:space="preserve">第 99 章 综合题</w:t>
-    </w:r>
-  </w:p>
-</w:hdr>
 </file>
 
 <file path=word/numbering.xml><?xml version="1.0" encoding="utf-8"?>
